--- a/OMS/docs/2.1 - Entity and Value Object.docx
+++ b/OMS/docs/2.1 - Entity and Value Object.docx
@@ -63,12 +63,6 @@
         <w:gridCol w:w="2338"/>
       </w:tblGrid>
       <w:tr>
-        <w:tblPrEx>
-          <w:tblCellMar>
-            <w:top w:w="0" w:type="dxa"/>
-            <w:bottom w:w="0" w:type="dxa"/>
-          </w:tblCellMar>
-        </w:tblPrEx>
         <w:tc>
           <w:tcPr>
             <w:tcW w:w="2337" w:type="dxa"/>
@@ -239,8 +233,14 @@
     <w:p>
       <w:pPr>
         <w:spacing w:after="160"/>
+        <w:rPr>
+          <w:lang w:val="en-US"/>
+        </w:rPr>
       </w:pPr>
       <w:r>
+        <w:rPr>
+          <w:lang w:val="en-US"/>
+        </w:rPr>
         <w:t>By the end of this lesson, learners will understand:</w:t>
       </w:r>
     </w:p>
@@ -252,8 +252,14 @@
           <w:numId w:val="2"/>
         </w:numPr>
         <w:spacing w:after="80"/>
+        <w:rPr>
+          <w:lang w:val="en-US"/>
+        </w:rPr>
       </w:pPr>
       <w:r>
+        <w:rPr>
+          <w:lang w:val="en-US"/>
+        </w:rPr>
         <w:t>The core difference between Entity and Value Object — not just the definitions, but when to use each</w:t>
       </w:r>
     </w:p>
@@ -265,8 +271,14 @@
           <w:numId w:val="2"/>
         </w:numPr>
         <w:spacing w:after="80"/>
+        <w:rPr>
+          <w:lang w:val="en-US"/>
+        </w:rPr>
       </w:pPr>
       <w:r>
+        <w:rPr>
+          <w:lang w:val="en-US"/>
+        </w:rPr>
         <w:t>How to correctly implement Entity and Value Object in C# using record and class</w:t>
       </w:r>
     </w:p>
@@ -278,8 +290,14 @@
           <w:numId w:val="2"/>
         </w:numPr>
         <w:spacing w:after="80"/>
+        <w:rPr>
+          <w:lang w:val="en-US"/>
+        </w:rPr>
       </w:pPr>
       <w:r>
+        <w:rPr>
+          <w:lang w:val="en-US"/>
+        </w:rPr>
         <w:t>Why Value Objects make the domain model clearer and less error-prone</w:t>
       </w:r>
     </w:p>
@@ -291,16 +309,28 @@
           <w:numId w:val="2"/>
         </w:numPr>
         <w:spacing w:after="80"/>
+        <w:rPr>
+          <w:lang w:val="en-US"/>
+        </w:rPr>
       </w:pPr>
       <w:r>
+        <w:rPr>
+          <w:lang w:val="en-US"/>
+        </w:rPr>
         <w:t>How to implement Order, OrderItem (Entities) and Money, Address (Value Objects) for the OMS project</w:t>
       </w:r>
     </w:p>
     <w:p>
       <w:pPr>
         <w:pStyle w:val="Otsikko1"/>
+        <w:rPr>
+          <w:lang w:val="en-US"/>
+        </w:rPr>
       </w:pPr>
       <w:r>
+        <w:rPr>
+          <w:lang w:val="en-US"/>
+        </w:rPr>
         <w:t>The Problem to Solve</w:t>
       </w:r>
     </w:p>
@@ -308,16 +338,28 @@
       <w:pPr>
         <w:pStyle w:val="Otsikko2"/>
         <w:spacing w:before="260"/>
+        <w:rPr>
+          <w:lang w:val="en-US"/>
+        </w:rPr>
       </w:pPr>
       <w:r>
+        <w:rPr>
+          <w:lang w:val="en-US"/>
+        </w:rPr>
         <w:t>What does code without Value Objects look like?</w:t>
       </w:r>
     </w:p>
     <w:p>
       <w:pPr>
         <w:spacing w:after="160"/>
+        <w:rPr>
+          <w:lang w:val="en-US"/>
+        </w:rPr>
       </w:pPr>
       <w:r>
+        <w:rPr>
+          <w:lang w:val="en-US"/>
+        </w:rPr>
         <w:t>Most developers new to domain modeling write it like this:</w:t>
       </w:r>
     </w:p>
@@ -342,12 +384,6 @@
         <w:gridCol w:w="10070"/>
       </w:tblGrid>
       <w:tr>
-        <w:tblPrEx>
-          <w:tblCellMar>
-            <w:top w:w="0" w:type="dxa"/>
-            <w:bottom w:w="0" w:type="dxa"/>
-          </w:tblCellMar>
-        </w:tblPrEx>
         <w:tc>
           <w:tcPr>
             <w:tcW w:w="9350" w:type="dxa"/>
@@ -360,265 +396,409 @@
             </w:tcMar>
           </w:tcPr>
           <w:p>
-            <w:r>
-              <w:rPr>
-                <w:rFonts w:ascii="Consolas" w:eastAsia="Consolas" w:hAnsi="Consolas" w:cs="Consolas"/>
-                <w:color w:val="1F2937"/>
-                <w:sz w:val="18"/>
-                <w:szCs w:val="18"/>
+            <w:pPr>
+              <w:rPr>
+                <w:lang w:val="en-US"/>
+              </w:rPr>
+            </w:pPr>
+            <w:r>
+              <w:rPr>
+                <w:rFonts w:ascii="Consolas" w:eastAsia="Consolas" w:hAnsi="Consolas" w:cs="Consolas"/>
+                <w:color w:val="1F2937"/>
+                <w:sz w:val="18"/>
+                <w:szCs w:val="18"/>
+                <w:lang w:val="en-US"/>
               </w:rPr>
               <w:t>// ❌ Naive approach — lacks semantics, error-prone</w:t>
             </w:r>
           </w:p>
           <w:p>
-            <w:r>
-              <w:rPr>
-                <w:rFonts w:ascii="Consolas" w:eastAsia="Consolas" w:hAnsi="Consolas" w:cs="Consolas"/>
-                <w:color w:val="1F2937"/>
-                <w:sz w:val="18"/>
-                <w:szCs w:val="18"/>
+            <w:pPr>
+              <w:rPr>
+                <w:lang w:val="en-US"/>
+              </w:rPr>
+            </w:pPr>
+            <w:r>
+              <w:rPr>
+                <w:rFonts w:ascii="Consolas" w:eastAsia="Consolas" w:hAnsi="Consolas" w:cs="Consolas"/>
+                <w:color w:val="1F2937"/>
+                <w:sz w:val="18"/>
+                <w:szCs w:val="18"/>
+                <w:lang w:val="en-US"/>
               </w:rPr>
               <w:t xml:space="preserve"> </w:t>
             </w:r>
           </w:p>
           <w:p>
-            <w:r>
-              <w:rPr>
-                <w:rFonts w:ascii="Consolas" w:eastAsia="Consolas" w:hAnsi="Consolas" w:cs="Consolas"/>
-                <w:color w:val="1F2937"/>
-                <w:sz w:val="18"/>
-                <w:szCs w:val="18"/>
+            <w:pPr>
+              <w:rPr>
+                <w:lang w:val="en-US"/>
+              </w:rPr>
+            </w:pPr>
+            <w:r>
+              <w:rPr>
+                <w:rFonts w:ascii="Consolas" w:eastAsia="Consolas" w:hAnsi="Consolas" w:cs="Consolas"/>
+                <w:color w:val="1F2937"/>
+                <w:sz w:val="18"/>
+                <w:szCs w:val="18"/>
+                <w:lang w:val="en-US"/>
               </w:rPr>
               <w:t>public class Order</w:t>
             </w:r>
           </w:p>
           <w:p>
-            <w:r>
-              <w:rPr>
-                <w:rFonts w:ascii="Consolas" w:eastAsia="Consolas" w:hAnsi="Consolas" w:cs="Consolas"/>
-                <w:color w:val="1F2937"/>
-                <w:sz w:val="18"/>
-                <w:szCs w:val="18"/>
+            <w:pPr>
+              <w:rPr>
+                <w:lang w:val="en-US"/>
+              </w:rPr>
+            </w:pPr>
+            <w:r>
+              <w:rPr>
+                <w:rFonts w:ascii="Consolas" w:eastAsia="Consolas" w:hAnsi="Consolas" w:cs="Consolas"/>
+                <w:color w:val="1F2937"/>
+                <w:sz w:val="18"/>
+                <w:szCs w:val="18"/>
+                <w:lang w:val="en-US"/>
               </w:rPr>
               <w:t>{</w:t>
             </w:r>
           </w:p>
           <w:p>
-            <w:r>
-              <w:rPr>
-                <w:rFonts w:ascii="Consolas" w:eastAsia="Consolas" w:hAnsi="Consolas" w:cs="Consolas"/>
-                <w:color w:val="1F2937"/>
-                <w:sz w:val="18"/>
-                <w:szCs w:val="18"/>
+            <w:pPr>
+              <w:rPr>
+                <w:lang w:val="en-US"/>
+              </w:rPr>
+            </w:pPr>
+            <w:r>
+              <w:rPr>
+                <w:rFonts w:ascii="Consolas" w:eastAsia="Consolas" w:hAnsi="Consolas" w:cs="Consolas"/>
+                <w:color w:val="1F2937"/>
+                <w:sz w:val="18"/>
+                <w:szCs w:val="18"/>
+                <w:lang w:val="en-US"/>
               </w:rPr>
               <w:t xml:space="preserve">    public int Id { get; set; }</w:t>
             </w:r>
           </w:p>
           <w:p>
-            <w:r>
-              <w:rPr>
-                <w:rFonts w:ascii="Consolas" w:eastAsia="Consolas" w:hAnsi="Consolas" w:cs="Consolas"/>
-                <w:color w:val="1F2937"/>
-                <w:sz w:val="18"/>
-                <w:szCs w:val="18"/>
+            <w:pPr>
+              <w:rPr>
+                <w:lang w:val="en-US"/>
+              </w:rPr>
+            </w:pPr>
+            <w:r>
+              <w:rPr>
+                <w:rFonts w:ascii="Consolas" w:eastAsia="Consolas" w:hAnsi="Consolas" w:cs="Consolas"/>
+                <w:color w:val="1F2937"/>
+                <w:sz w:val="18"/>
+                <w:szCs w:val="18"/>
+                <w:lang w:val="en-US"/>
               </w:rPr>
               <w:t xml:space="preserve">    public decimal Amount { get; set; } // USD? VND? EUR? Unknown!</w:t>
             </w:r>
           </w:p>
           <w:p>
-            <w:r>
-              <w:rPr>
-                <w:rFonts w:ascii="Consolas" w:eastAsia="Consolas" w:hAnsi="Consolas" w:cs="Consolas"/>
-                <w:color w:val="1F2937"/>
-                <w:sz w:val="18"/>
-                <w:szCs w:val="18"/>
+            <w:pPr>
+              <w:rPr>
+                <w:lang w:val="en-US"/>
+              </w:rPr>
+            </w:pPr>
+            <w:r>
+              <w:rPr>
+                <w:rFonts w:ascii="Consolas" w:eastAsia="Consolas" w:hAnsi="Consolas" w:cs="Consolas"/>
+                <w:color w:val="1F2937"/>
+                <w:sz w:val="18"/>
+                <w:szCs w:val="18"/>
+                <w:lang w:val="en-US"/>
               </w:rPr>
               <w:t xml:space="preserve">    public string Currency { get; set; } // Separate field, easy to forget to sync</w:t>
             </w:r>
           </w:p>
           <w:p>
-            <w:r>
-              <w:rPr>
-                <w:rFonts w:ascii="Consolas" w:eastAsia="Consolas" w:hAnsi="Consolas" w:cs="Consolas"/>
-                <w:color w:val="1F2937"/>
-                <w:sz w:val="18"/>
-                <w:szCs w:val="18"/>
+            <w:pPr>
+              <w:rPr>
+                <w:lang w:val="en-US"/>
+              </w:rPr>
+            </w:pPr>
+            <w:r>
+              <w:rPr>
+                <w:rFonts w:ascii="Consolas" w:eastAsia="Consolas" w:hAnsi="Consolas" w:cs="Consolas"/>
+                <w:color w:val="1F2937"/>
+                <w:sz w:val="18"/>
+                <w:szCs w:val="18"/>
+                <w:lang w:val="en-US"/>
               </w:rPr>
               <w:t xml:space="preserve">    public string Street { get; set; }</w:t>
             </w:r>
           </w:p>
           <w:p>
-            <w:r>
-              <w:rPr>
-                <w:rFonts w:ascii="Consolas" w:eastAsia="Consolas" w:hAnsi="Consolas" w:cs="Consolas"/>
-                <w:color w:val="1F2937"/>
-                <w:sz w:val="18"/>
-                <w:szCs w:val="18"/>
+            <w:pPr>
+              <w:rPr>
+                <w:lang w:val="en-US"/>
+              </w:rPr>
+            </w:pPr>
+            <w:r>
+              <w:rPr>
+                <w:rFonts w:ascii="Consolas" w:eastAsia="Consolas" w:hAnsi="Consolas" w:cs="Consolas"/>
+                <w:color w:val="1F2937"/>
+                <w:sz w:val="18"/>
+                <w:szCs w:val="18"/>
+                <w:lang w:val="en-US"/>
               </w:rPr>
               <w:t xml:space="preserve">    public string City { get; set; }</w:t>
             </w:r>
           </w:p>
           <w:p>
-            <w:r>
-              <w:rPr>
-                <w:rFonts w:ascii="Consolas" w:eastAsia="Consolas" w:hAnsi="Consolas" w:cs="Consolas"/>
-                <w:color w:val="1F2937"/>
-                <w:sz w:val="18"/>
-                <w:szCs w:val="18"/>
+            <w:pPr>
+              <w:rPr>
+                <w:lang w:val="en-US"/>
+              </w:rPr>
+            </w:pPr>
+            <w:r>
+              <w:rPr>
+                <w:rFonts w:ascii="Consolas" w:eastAsia="Consolas" w:hAnsi="Consolas" w:cs="Consolas"/>
+                <w:color w:val="1F2937"/>
+                <w:sz w:val="18"/>
+                <w:szCs w:val="18"/>
+                <w:lang w:val="en-US"/>
               </w:rPr>
               <w:t xml:space="preserve">    public string Country { get; set; } // Address scattered everywhere</w:t>
             </w:r>
           </w:p>
           <w:p>
-            <w:r>
-              <w:rPr>
-                <w:rFonts w:ascii="Consolas" w:eastAsia="Consolas" w:hAnsi="Consolas" w:cs="Consolas"/>
-                <w:color w:val="1F2937"/>
-                <w:sz w:val="18"/>
-                <w:szCs w:val="18"/>
+            <w:pPr>
+              <w:rPr>
+                <w:lang w:val="en-US"/>
+              </w:rPr>
+            </w:pPr>
+            <w:r>
+              <w:rPr>
+                <w:rFonts w:ascii="Consolas" w:eastAsia="Consolas" w:hAnsi="Consolas" w:cs="Consolas"/>
+                <w:color w:val="1F2937"/>
+                <w:sz w:val="18"/>
+                <w:szCs w:val="18"/>
+                <w:lang w:val="en-US"/>
               </w:rPr>
               <w:t>}</w:t>
             </w:r>
           </w:p>
           <w:p>
-            <w:r>
-              <w:rPr>
-                <w:rFonts w:ascii="Consolas" w:eastAsia="Consolas" w:hAnsi="Consolas" w:cs="Consolas"/>
-                <w:color w:val="1F2937"/>
-                <w:sz w:val="18"/>
-                <w:szCs w:val="18"/>
+            <w:pPr>
+              <w:rPr>
+                <w:lang w:val="en-US"/>
+              </w:rPr>
+            </w:pPr>
+            <w:r>
+              <w:rPr>
+                <w:rFonts w:ascii="Consolas" w:eastAsia="Consolas" w:hAnsi="Consolas" w:cs="Consolas"/>
+                <w:color w:val="1F2937"/>
+                <w:sz w:val="18"/>
+                <w:szCs w:val="18"/>
+                <w:lang w:val="en-US"/>
               </w:rPr>
               <w:t xml:space="preserve"> </w:t>
             </w:r>
           </w:p>
           <w:p>
-            <w:r>
-              <w:rPr>
-                <w:rFonts w:ascii="Consolas" w:eastAsia="Consolas" w:hAnsi="Consolas" w:cs="Consolas"/>
-                <w:color w:val="1F2937"/>
-                <w:sz w:val="18"/>
-                <w:szCs w:val="18"/>
+            <w:pPr>
+              <w:rPr>
+                <w:lang w:val="en-US"/>
+              </w:rPr>
+            </w:pPr>
+            <w:r>
+              <w:rPr>
+                <w:rFonts w:ascii="Consolas" w:eastAsia="Consolas" w:hAnsi="Consolas" w:cs="Consolas"/>
+                <w:color w:val="1F2937"/>
+                <w:sz w:val="18"/>
+                <w:szCs w:val="18"/>
+                <w:lang w:val="en-US"/>
               </w:rPr>
               <w:t>// Caller code — easy to get wrong</w:t>
             </w:r>
           </w:p>
           <w:p>
-            <w:r>
-              <w:rPr>
-                <w:rFonts w:ascii="Consolas" w:eastAsia="Consolas" w:hAnsi="Consolas" w:cs="Consolas"/>
-                <w:color w:val="1F2937"/>
-                <w:sz w:val="18"/>
-                <w:szCs w:val="18"/>
+            <w:pPr>
+              <w:rPr>
+                <w:lang w:val="en-US"/>
+              </w:rPr>
+            </w:pPr>
+            <w:r>
+              <w:rPr>
+                <w:rFonts w:ascii="Consolas" w:eastAsia="Consolas" w:hAnsi="Consolas" w:cs="Consolas"/>
+                <w:color w:val="1F2937"/>
+                <w:sz w:val="18"/>
+                <w:szCs w:val="18"/>
+                <w:lang w:val="en-US"/>
               </w:rPr>
               <w:t>var order = new Order</w:t>
             </w:r>
           </w:p>
           <w:p>
-            <w:r>
-              <w:rPr>
-                <w:rFonts w:ascii="Consolas" w:eastAsia="Consolas" w:hAnsi="Consolas" w:cs="Consolas"/>
-                <w:color w:val="1F2937"/>
-                <w:sz w:val="18"/>
-                <w:szCs w:val="18"/>
+            <w:pPr>
+              <w:rPr>
+                <w:lang w:val="en-US"/>
+              </w:rPr>
+            </w:pPr>
+            <w:r>
+              <w:rPr>
+                <w:rFonts w:ascii="Consolas" w:eastAsia="Consolas" w:hAnsi="Consolas" w:cs="Consolas"/>
+                <w:color w:val="1F2937"/>
+                <w:sz w:val="18"/>
+                <w:szCs w:val="18"/>
+                <w:lang w:val="en-US"/>
               </w:rPr>
               <w:t>{</w:t>
             </w:r>
           </w:p>
           <w:p>
-            <w:r>
-              <w:rPr>
-                <w:rFonts w:ascii="Consolas" w:eastAsia="Consolas" w:hAnsi="Consolas" w:cs="Consolas"/>
-                <w:color w:val="1F2937"/>
-                <w:sz w:val="18"/>
-                <w:szCs w:val="18"/>
+            <w:pPr>
+              <w:rPr>
+                <w:lang w:val="en-US"/>
+              </w:rPr>
+            </w:pPr>
+            <w:r>
+              <w:rPr>
+                <w:rFonts w:ascii="Consolas" w:eastAsia="Consolas" w:hAnsi="Consolas" w:cs="Consolas"/>
+                <w:color w:val="1F2937"/>
+                <w:sz w:val="18"/>
+                <w:szCs w:val="18"/>
+                <w:lang w:val="en-US"/>
               </w:rPr>
               <w:t xml:space="preserve">    Amount = 100,       // 100 what? Nobody knows</w:t>
             </w:r>
           </w:p>
           <w:p>
-            <w:r>
-              <w:rPr>
-                <w:rFonts w:ascii="Consolas" w:eastAsia="Consolas" w:hAnsi="Consolas" w:cs="Consolas"/>
-                <w:color w:val="1F2937"/>
-                <w:sz w:val="18"/>
-                <w:szCs w:val="18"/>
+            <w:pPr>
+              <w:rPr>
+                <w:lang w:val="en-US"/>
+              </w:rPr>
+            </w:pPr>
+            <w:r>
+              <w:rPr>
+                <w:rFonts w:ascii="Consolas" w:eastAsia="Consolas" w:hAnsi="Consolas" w:cs="Consolas"/>
+                <w:color w:val="1F2937"/>
+                <w:sz w:val="18"/>
+                <w:szCs w:val="18"/>
+                <w:lang w:val="en-US"/>
               </w:rPr>
               <w:t xml:space="preserve">    Currency = "USD",</w:t>
             </w:r>
           </w:p>
           <w:p>
-            <w:r>
-              <w:rPr>
-                <w:rFonts w:ascii="Consolas" w:eastAsia="Consolas" w:hAnsi="Consolas" w:cs="Consolas"/>
-                <w:color w:val="1F2937"/>
-                <w:sz w:val="18"/>
-                <w:szCs w:val="18"/>
+            <w:pPr>
+              <w:rPr>
+                <w:lang w:val="en-US"/>
+              </w:rPr>
+            </w:pPr>
+            <w:r>
+              <w:rPr>
+                <w:rFonts w:ascii="Consolas" w:eastAsia="Consolas" w:hAnsi="Consolas" w:cs="Consolas"/>
+                <w:color w:val="1F2937"/>
+                <w:sz w:val="18"/>
+                <w:szCs w:val="18"/>
+                <w:lang w:val="en-US"/>
               </w:rPr>
               <w:t xml:space="preserve">    Street = "123 Nguyen Hue",</w:t>
             </w:r>
           </w:p>
           <w:p>
-            <w:r>
-              <w:rPr>
-                <w:rFonts w:ascii="Consolas" w:eastAsia="Consolas" w:hAnsi="Consolas" w:cs="Consolas"/>
-                <w:color w:val="1F2937"/>
-                <w:sz w:val="18"/>
-                <w:szCs w:val="18"/>
+            <w:pPr>
+              <w:rPr>
+                <w:lang w:val="en-US"/>
+              </w:rPr>
+            </w:pPr>
+            <w:r>
+              <w:rPr>
+                <w:rFonts w:ascii="Consolas" w:eastAsia="Consolas" w:hAnsi="Consolas" w:cs="Consolas"/>
+                <w:color w:val="1F2937"/>
+                <w:sz w:val="18"/>
+                <w:szCs w:val="18"/>
+                <w:lang w:val="en-US"/>
               </w:rPr>
               <w:t xml:space="preserve">    City = "Ho Chi Minh",</w:t>
             </w:r>
           </w:p>
           <w:p>
-            <w:r>
-              <w:rPr>
-                <w:rFonts w:ascii="Consolas" w:eastAsia="Consolas" w:hAnsi="Consolas" w:cs="Consolas"/>
-                <w:color w:val="1F2937"/>
-                <w:sz w:val="18"/>
-                <w:szCs w:val="18"/>
+            <w:pPr>
+              <w:rPr>
+                <w:lang w:val="en-US"/>
+              </w:rPr>
+            </w:pPr>
+            <w:r>
+              <w:rPr>
+                <w:rFonts w:ascii="Consolas" w:eastAsia="Consolas" w:hAnsi="Consolas" w:cs="Consolas"/>
+                <w:color w:val="1F2937"/>
+                <w:sz w:val="18"/>
+                <w:szCs w:val="18"/>
+                <w:lang w:val="en-US"/>
               </w:rPr>
               <w:t xml:space="preserve">    Country = "VN"</w:t>
             </w:r>
           </w:p>
           <w:p>
-            <w:r>
-              <w:rPr>
-                <w:rFonts w:ascii="Consolas" w:eastAsia="Consolas" w:hAnsi="Consolas" w:cs="Consolas"/>
-                <w:color w:val="1F2937"/>
-                <w:sz w:val="18"/>
-                <w:szCs w:val="18"/>
+            <w:pPr>
+              <w:rPr>
+                <w:lang w:val="en-US"/>
+              </w:rPr>
+            </w:pPr>
+            <w:r>
+              <w:rPr>
+                <w:rFonts w:ascii="Consolas" w:eastAsia="Consolas" w:hAnsi="Consolas" w:cs="Consolas"/>
+                <w:color w:val="1F2937"/>
+                <w:sz w:val="18"/>
+                <w:szCs w:val="18"/>
+                <w:lang w:val="en-US"/>
               </w:rPr>
               <w:t>};</w:t>
             </w:r>
           </w:p>
           <w:p>
-            <w:r>
-              <w:rPr>
-                <w:rFonts w:ascii="Consolas" w:eastAsia="Consolas" w:hAnsi="Consolas" w:cs="Consolas"/>
-                <w:color w:val="1F2937"/>
-                <w:sz w:val="18"/>
-                <w:szCs w:val="18"/>
+            <w:pPr>
+              <w:rPr>
+                <w:lang w:val="en-US"/>
+              </w:rPr>
+            </w:pPr>
+            <w:r>
+              <w:rPr>
+                <w:rFonts w:ascii="Consolas" w:eastAsia="Consolas" w:hAnsi="Consolas" w:cs="Consolas"/>
+                <w:color w:val="1F2937"/>
+                <w:sz w:val="18"/>
+                <w:szCs w:val="18"/>
+                <w:lang w:val="en-US"/>
               </w:rPr>
               <w:t xml:space="preserve"> </w:t>
             </w:r>
           </w:p>
           <w:p>
-            <w:r>
-              <w:rPr>
-                <w:rFonts w:ascii="Consolas" w:eastAsia="Consolas" w:hAnsi="Consolas" w:cs="Consolas"/>
-                <w:color w:val="1F2937"/>
-                <w:sz w:val="18"/>
-                <w:szCs w:val="18"/>
+            <w:pPr>
+              <w:rPr>
+                <w:lang w:val="en-US"/>
+              </w:rPr>
+            </w:pPr>
+            <w:r>
+              <w:rPr>
+                <w:rFonts w:ascii="Consolas" w:eastAsia="Consolas" w:hAnsi="Consolas" w:cs="Consolas"/>
+                <w:color w:val="1F2937"/>
+                <w:sz w:val="18"/>
+                <w:szCs w:val="18"/>
+                <w:lang w:val="en-US"/>
               </w:rPr>
               <w:t>// Comparing two orders — semantically wrong</w:t>
             </w:r>
           </w:p>
           <w:p>
-            <w:r>
-              <w:rPr>
-                <w:rFonts w:ascii="Consolas" w:eastAsia="Consolas" w:hAnsi="Consolas" w:cs="Consolas"/>
-                <w:color w:val="1F2937"/>
-                <w:sz w:val="18"/>
-                <w:szCs w:val="18"/>
+            <w:pPr>
+              <w:rPr>
+                <w:lang w:val="en-US"/>
+              </w:rPr>
+            </w:pPr>
+            <w:r>
+              <w:rPr>
+                <w:rFonts w:ascii="Consolas" w:eastAsia="Consolas" w:hAnsi="Consolas" w:cs="Consolas"/>
+                <w:color w:val="1F2937"/>
+                <w:sz w:val="18"/>
+                <w:szCs w:val="18"/>
+                <w:lang w:val="en-US"/>
               </w:rPr>
               <w:t>if (order1.Amount == order2.Amount) // What if the currencies differ?</w:t>
             </w:r>
@@ -685,12 +865,6 @@
         <w:gridCol w:w="10060"/>
       </w:tblGrid>
       <w:tr>
-        <w:tblPrEx>
-          <w:tblCellMar>
-            <w:top w:w="0" w:type="dxa"/>
-            <w:bottom w:w="0" w:type="dxa"/>
-          </w:tblCellMar>
-        </w:tblPrEx>
         <w:tc>
           <w:tcPr>
             <w:tcW w:w="9350" w:type="dxa"/>
@@ -711,6 +885,9 @@
           <w:p>
             <w:pPr>
               <w:spacing w:after="60"/>
+              <w:rPr>
+                <w:lang w:val="en-US"/>
+              </w:rPr>
             </w:pPr>
             <w:r>
               <w:rPr>
@@ -718,18 +895,46 @@
                 <w:bCs/>
                 <w:sz w:val="21"/>
                 <w:szCs w:val="21"/>
-              </w:rPr>
-              <w:t>⚠️ The Real Problem</w:t>
-            </w:r>
-          </w:p>
-          <w:p>
-            <w:r>
-              <w:rPr>
+                <w:lang w:val="en-US"/>
+              </w:rPr>
+              <w:t>⚠</w:t>
+            </w:r>
+            <w:r>
+              <w:rPr>
+                <w:b/>
+                <w:bCs/>
                 <w:sz w:val="21"/>
                 <w:szCs w:val="21"/>
               </w:rPr>
+              <w:t>️</w:t>
+            </w:r>
+            <w:r>
+              <w:rPr>
+                <w:b/>
+                <w:bCs/>
+                <w:sz w:val="21"/>
+                <w:szCs w:val="21"/>
+                <w:lang w:val="en-US"/>
+              </w:rPr>
+              <w:t xml:space="preserve"> The Real Problem</w:t>
+            </w:r>
+          </w:p>
+          <w:p>
+            <w:r>
+              <w:rPr>
+                <w:sz w:val="21"/>
+                <w:szCs w:val="21"/>
+                <w:lang w:val="en-US"/>
+              </w:rPr>
               <w:lastRenderedPageBreak/>
-              <w:t>When primitives like decimal and string carry domain meaning (money, address, email...), you lose type safety. The compiler can no longer help you catch logic errors. Everything becomes the developer's responsibility — and developers forget.</w:t>
+              <w:t xml:space="preserve">When primitives like decimal and string carry domain meaning (money, address, email...), you lose type safety. The compiler can no longer help you catch logic errors. </w:t>
+            </w:r>
+            <w:r>
+              <w:rPr>
+                <w:sz w:val="21"/>
+                <w:szCs w:val="21"/>
+              </w:rPr>
+              <w:t>Everything becomes the developer's responsibility — and developers forget.</w:t>
             </w:r>
           </w:p>
         </w:tc>
@@ -752,16 +957,28 @@
       <w:pPr>
         <w:pStyle w:val="Otsikko2"/>
         <w:spacing w:before="260"/>
+        <w:rPr>
+          <w:lang w:val="en-US"/>
+        </w:rPr>
       </w:pPr>
       <w:r>
+        <w:rPr>
+          <w:lang w:val="en-US"/>
+        </w:rPr>
         <w:t>1. Entity — an object defined by identity</w:t>
       </w:r>
     </w:p>
     <w:p>
       <w:pPr>
         <w:spacing w:after="160"/>
+        <w:rPr>
+          <w:lang w:val="en-US"/>
+        </w:rPr>
       </w:pPr>
       <w:r>
+        <w:rPr>
+          <w:lang w:val="en-US"/>
+        </w:rPr>
         <w:t>An Entity is distinguished by its identity (ID), not by the values of its attributes. Two entities with identical data but different IDs are two different entities.</w:t>
       </w:r>
     </w:p>
@@ -786,12 +1003,6 @@
         <w:gridCol w:w="10060"/>
       </w:tblGrid>
       <w:tr>
-        <w:tblPrEx>
-          <w:tblCellMar>
-            <w:top w:w="0" w:type="dxa"/>
-            <w:bottom w:w="0" w:type="dxa"/>
-          </w:tblCellMar>
-        </w:tblPrEx>
         <w:tc>
           <w:tcPr>
             <w:tcW w:w="9350" w:type="dxa"/>
@@ -812,6 +1023,9 @@
           <w:p>
             <w:pPr>
               <w:spacing w:after="60"/>
+              <w:rPr>
+                <w:lang w:val="en-US"/>
+              </w:rPr>
             </w:pPr>
             <w:r>
               <w:rPr>
@@ -820,14 +1034,30 @@
                 <w:sz w:val="21"/>
                 <w:szCs w:val="21"/>
               </w:rPr>
-              <w:t>📌 How to recognize an Entity</w:t>
-            </w:r>
-          </w:p>
-          <w:p>
-            <w:r>
-              <w:rPr>
+              <w:t>📌</w:t>
+            </w:r>
+            <w:r>
+              <w:rPr>
+                <w:b/>
+                <w:bCs/>
                 <w:sz w:val="21"/>
                 <w:szCs w:val="21"/>
+                <w:lang w:val="en-US"/>
+              </w:rPr>
+              <w:t xml:space="preserve"> How to recognize an Entity</w:t>
+            </w:r>
+          </w:p>
+          <w:p>
+            <w:pPr>
+              <w:rPr>
+                <w:lang w:val="en-US"/>
+              </w:rPr>
+            </w:pPr>
+            <w:r>
+              <w:rPr>
+                <w:sz w:val="21"/>
+                <w:szCs w:val="21"/>
+                <w:lang w:val="en-US"/>
               </w:rPr>
               <w:t>Ask: "If I change one attribute, is this still the same object?" If YES → Entity. Example: renaming a customer → still the same customer.</w:t>
             </w:r>
@@ -838,6 +1068,9 @@
     <w:p>
       <w:pPr>
         <w:spacing w:after="120"/>
+        <w:rPr>
+          <w:lang w:val="en-US"/>
+        </w:rPr>
       </w:pPr>
     </w:p>
     <w:p>
@@ -856,8 +1089,14 @@
           <w:numId w:val="2"/>
         </w:numPr>
         <w:spacing w:after="80"/>
+        <w:rPr>
+          <w:lang w:val="en-US"/>
+        </w:rPr>
       </w:pPr>
       <w:r>
+        <w:rPr>
+          <w:lang w:val="en-US"/>
+        </w:rPr>
         <w:t>Has a unique ID (typically a Guid or int)</w:t>
       </w:r>
     </w:p>
@@ -869,8 +1108,14 @@
           <w:numId w:val="2"/>
         </w:numPr>
         <w:spacing w:after="80"/>
+        <w:rPr>
+          <w:lang w:val="en-US"/>
+        </w:rPr>
       </w:pPr>
       <w:r>
+        <w:rPr>
+          <w:lang w:val="en-US"/>
+        </w:rPr>
         <w:t>Mutable — state can change over time</w:t>
       </w:r>
     </w:p>
@@ -882,8 +1127,14 @@
           <w:numId w:val="2"/>
         </w:numPr>
         <w:spacing w:after="80"/>
+        <w:rPr>
+          <w:lang w:val="en-US"/>
+        </w:rPr>
       </w:pPr>
       <w:r>
+        <w:rPr>
+          <w:lang w:val="en-US"/>
+        </w:rPr>
         <w:t>Compared by ID, not by attribute values</w:t>
       </w:r>
     </w:p>
@@ -895,16 +1146,28 @@
           <w:numId w:val="2"/>
         </w:numPr>
         <w:spacing w:after="80"/>
+        <w:rPr>
+          <w:lang w:val="en-US"/>
+        </w:rPr>
       </w:pPr>
       <w:r>
+        <w:rPr>
+          <w:lang w:val="en-US"/>
+        </w:rPr>
         <w:t>Has a lifecycle — created, updated, deleted</w:t>
       </w:r>
     </w:p>
     <w:p>
       <w:pPr>
         <w:spacing w:after="160"/>
+        <w:rPr>
+          <w:lang w:val="en-US"/>
+        </w:rPr>
       </w:pPr>
       <w:r>
+        <w:rPr>
+          <w:lang w:val="en-US"/>
+        </w:rPr>
         <w:t>Examples in the Order Management System:</w:t>
       </w:r>
     </w:p>
@@ -916,15 +1179,22 @@
           <w:numId w:val="2"/>
         </w:numPr>
         <w:spacing w:after="80"/>
+        <w:rPr>
+          <w:lang w:val="en-US"/>
+        </w:rPr>
       </w:pPr>
       <w:r>
         <w:rPr>
           <w:b/>
           <w:bCs/>
+          <w:lang w:val="en-US"/>
         </w:rPr>
         <w:t xml:space="preserve">Order: </w:t>
       </w:r>
       <w:r>
+        <w:rPr>
+          <w:lang w:val="en-US"/>
+        </w:rPr>
         <w:t>orders #1001 and #1002 are two different orders even with the same products and price</w:t>
       </w:r>
     </w:p>
@@ -936,15 +1206,22 @@
           <w:numId w:val="2"/>
         </w:numPr>
         <w:spacing w:after="80"/>
+        <w:rPr>
+          <w:lang w:val="en-US"/>
+        </w:rPr>
       </w:pPr>
       <w:r>
         <w:rPr>
           <w:b/>
           <w:bCs/>
+          <w:lang w:val="en-US"/>
         </w:rPr>
         <w:t xml:space="preserve">OrderItem: </w:t>
       </w:r>
       <w:r>
+        <w:rPr>
+          <w:lang w:val="en-US"/>
+        </w:rPr>
         <w:t>an item in order #1001 has its own ID — different from an item in order #1002 even for the same product</w:t>
       </w:r>
     </w:p>
@@ -956,15 +1233,22 @@
           <w:numId w:val="2"/>
         </w:numPr>
         <w:spacing w:after="80"/>
+        <w:rPr>
+          <w:lang w:val="en-US"/>
+        </w:rPr>
       </w:pPr>
       <w:r>
         <w:rPr>
           <w:b/>
           <w:bCs/>
+          <w:lang w:val="en-US"/>
         </w:rPr>
         <w:t xml:space="preserve">Customer: </w:t>
       </w:r>
       <w:r>
+        <w:rPr>
+          <w:lang w:val="en-US"/>
+        </w:rPr>
         <w:t>customer Nguyen Van A remains the same person even after changing address</w:t>
       </w:r>
     </w:p>
@@ -972,16 +1256,28 @@
       <w:pPr>
         <w:pStyle w:val="Otsikko2"/>
         <w:spacing w:before="260"/>
+        <w:rPr>
+          <w:lang w:val="en-US"/>
+        </w:rPr>
       </w:pPr>
       <w:r>
+        <w:rPr>
+          <w:lang w:val="en-US"/>
+        </w:rPr>
         <w:t>2. Value Object — an object defined by its value</w:t>
       </w:r>
     </w:p>
     <w:p>
       <w:pPr>
         <w:spacing w:after="160"/>
+        <w:rPr>
+          <w:lang w:val="en-US"/>
+        </w:rPr>
       </w:pPr>
       <w:r>
+        <w:rPr>
+          <w:lang w:val="en-US"/>
+        </w:rPr>
         <w:t>A Value Object has no identity. Two Value Objects with the same value are fully interchangeable — they are one and the same.</w:t>
       </w:r>
     </w:p>
@@ -1006,12 +1302,6 @@
         <w:gridCol w:w="10060"/>
       </w:tblGrid>
       <w:tr>
-        <w:tblPrEx>
-          <w:tblCellMar>
-            <w:top w:w="0" w:type="dxa"/>
-            <w:bottom w:w="0" w:type="dxa"/>
-          </w:tblCellMar>
-        </w:tblPrEx>
         <w:tc>
           <w:tcPr>
             <w:tcW w:w="9350" w:type="dxa"/>
@@ -1032,6 +1322,9 @@
           <w:p>
             <w:pPr>
               <w:spacing w:after="60"/>
+              <w:rPr>
+                <w:lang w:val="en-US"/>
+              </w:rPr>
             </w:pPr>
             <w:r>
               <w:rPr>
@@ -1040,14 +1333,30 @@
                 <w:sz w:val="21"/>
                 <w:szCs w:val="21"/>
               </w:rPr>
-              <w:t>📌 How to recognize a Value Object</w:t>
-            </w:r>
-          </w:p>
-          <w:p>
-            <w:r>
-              <w:rPr>
+              <w:t>📌</w:t>
+            </w:r>
+            <w:r>
+              <w:rPr>
+                <w:b/>
+                <w:bCs/>
                 <w:sz w:val="21"/>
                 <w:szCs w:val="21"/>
+                <w:lang w:val="en-US"/>
+              </w:rPr>
+              <w:t xml:space="preserve"> How to recognize a Value Object</w:t>
+            </w:r>
+          </w:p>
+          <w:p>
+            <w:pPr>
+              <w:rPr>
+                <w:lang w:val="en-US"/>
+              </w:rPr>
+            </w:pPr>
+            <w:r>
+              <w:rPr>
+                <w:sz w:val="21"/>
+                <w:szCs w:val="21"/>
+                <w:lang w:val="en-US"/>
               </w:rPr>
               <w:t>Ask: "If I have two objects with the same value, are they the same thing?" If YES → Value Object. Example: 100 USD and 100 USD are identical, no need to distinguish them.</w:t>
             </w:r>
@@ -1058,13 +1367,22 @@
     <w:p>
       <w:pPr>
         <w:spacing w:after="120"/>
+        <w:rPr>
+          <w:lang w:val="en-US"/>
+        </w:rPr>
       </w:pPr>
     </w:p>
     <w:p>
       <w:pPr>
         <w:spacing w:after="160"/>
+        <w:rPr>
+          <w:lang w:val="en-US"/>
+        </w:rPr>
       </w:pPr>
       <w:r>
+        <w:rPr>
+          <w:lang w:val="en-US"/>
+        </w:rPr>
         <w:t>Characteristics of a Value Object:</w:t>
       </w:r>
     </w:p>
@@ -1102,8 +1420,14 @@
           <w:numId w:val="2"/>
         </w:numPr>
         <w:spacing w:after="80"/>
+        <w:rPr>
+          <w:lang w:val="en-US"/>
+        </w:rPr>
       </w:pPr>
       <w:r>
+        <w:rPr>
+          <w:lang w:val="en-US"/>
+        </w:rPr>
         <w:t>Compared by the value of all attributes (structural equality)</w:t>
       </w:r>
     </w:p>
@@ -1115,8 +1439,14 @@
           <w:numId w:val="2"/>
         </w:numPr>
         <w:spacing w:after="80"/>
+        <w:rPr>
+          <w:lang w:val="en-US"/>
+        </w:rPr>
       </w:pPr>
       <w:r>
+        <w:rPr>
+          <w:lang w:val="en-US"/>
+        </w:rPr>
         <w:t>Replaceable — to ‘change’ it, create a new instance</w:t>
       </w:r>
     </w:p>
@@ -1128,16 +1458,28 @@
           <w:numId w:val="2"/>
         </w:numPr>
         <w:spacing w:after="80"/>
+        <w:rPr>
+          <w:lang w:val="en-US"/>
+        </w:rPr>
       </w:pPr>
       <w:r>
+        <w:rPr>
+          <w:lang w:val="en-US"/>
+        </w:rPr>
         <w:t>Should be self-validating — must never exist in an invalid state</w:t>
       </w:r>
     </w:p>
     <w:p>
       <w:pPr>
         <w:spacing w:after="160"/>
+        <w:rPr>
+          <w:lang w:val="en-US"/>
+        </w:rPr>
       </w:pPr>
       <w:r>
+        <w:rPr>
+          <w:lang w:val="en-US"/>
+        </w:rPr>
         <w:lastRenderedPageBreak/>
         <w:t>Examples in the Order Management System:</w:t>
       </w:r>
@@ -1150,15 +1492,22 @@
           <w:numId w:val="2"/>
         </w:numPr>
         <w:spacing w:after="80"/>
+        <w:rPr>
+          <w:lang w:val="en-US"/>
+        </w:rPr>
       </w:pPr>
       <w:r>
         <w:rPr>
           <w:b/>
           <w:bCs/>
+          <w:lang w:val="en-US"/>
         </w:rPr>
         <w:t xml:space="preserve">Money(100, "USD"): </w:t>
       </w:r>
       <w:r>
+        <w:rPr>
+          <w:lang w:val="en-US"/>
+        </w:rPr>
         <w:t>anywhere in the code, 100 USD always means the same thing</w:t>
       </w:r>
     </w:p>
@@ -1170,15 +1519,22 @@
           <w:numId w:val="2"/>
         </w:numPr>
         <w:spacing w:after="80"/>
+        <w:rPr>
+          <w:lang w:val="en-US"/>
+        </w:rPr>
       </w:pPr>
       <w:r>
         <w:rPr>
           <w:b/>
           <w:bCs/>
+          <w:lang w:val="en-US"/>
         </w:rPr>
         <w:t xml:space="preserve">Address("123 Nguyen Hue", "HCMC", "VN"): </w:t>
       </w:r>
       <w:r>
+        <w:rPr>
+          <w:lang w:val="en-US"/>
+        </w:rPr>
         <w:t>an address is defined by all of its fields, not by an ID</w:t>
       </w:r>
     </w:p>
@@ -1190,15 +1546,22 @@
           <w:numId w:val="2"/>
         </w:numPr>
         <w:spacing w:after="80"/>
+        <w:rPr>
+          <w:lang w:val="en-US"/>
+        </w:rPr>
       </w:pPr>
       <w:r>
         <w:rPr>
           <w:b/>
           <w:bCs/>
+          <w:lang w:val="en-US"/>
         </w:rPr>
         <w:t xml:space="preserve">Email("user@tedu.com.vn"): </w:t>
       </w:r>
       <w:r>
+        <w:rPr>
+          <w:lang w:val="en-US"/>
+        </w:rPr>
         <w:t>an email is an email — no identity needed</w:t>
       </w:r>
     </w:p>
@@ -1234,12 +1597,6 @@
         <w:gridCol w:w="3675"/>
       </w:tblGrid>
       <w:tr>
-        <w:tblPrEx>
-          <w:tblCellMar>
-            <w:top w:w="0" w:type="dxa"/>
-            <w:bottom w:w="0" w:type="dxa"/>
-          </w:tblCellMar>
-        </w:tblPrEx>
         <w:tc>
           <w:tcPr>
             <w:tcW w:w="2000" w:type="dxa"/>
@@ -1314,12 +1671,6 @@
         </w:tc>
       </w:tr>
       <w:tr>
-        <w:tblPrEx>
-          <w:tblCellMar>
-            <w:top w:w="0" w:type="dxa"/>
-            <w:bottom w:w="0" w:type="dxa"/>
-          </w:tblCellMar>
-        </w:tblPrEx>
         <w:tc>
           <w:tcPr>
             <w:tcW w:w="2000" w:type="dxa"/>
@@ -1385,12 +1736,6 @@
         </w:tc>
       </w:tr>
       <w:tr>
-        <w:tblPrEx>
-          <w:tblCellMar>
-            <w:top w:w="0" w:type="dxa"/>
-            <w:bottom w:w="0" w:type="dxa"/>
-          </w:tblCellMar>
-        </w:tblPrEx>
         <w:tc>
           <w:tcPr>
             <w:tcW w:w="2000" w:type="dxa"/>
@@ -1456,12 +1801,6 @@
         </w:tc>
       </w:tr>
       <w:tr>
-        <w:tblPrEx>
-          <w:tblCellMar>
-            <w:top w:w="0" w:type="dxa"/>
-            <w:bottom w:w="0" w:type="dxa"/>
-          </w:tblCellMar>
-        </w:tblPrEx>
         <w:tc>
           <w:tcPr>
             <w:tcW w:w="2000" w:type="dxa"/>
@@ -1527,12 +1866,6 @@
         </w:tc>
       </w:tr>
       <w:tr>
-        <w:tblPrEx>
-          <w:tblCellMar>
-            <w:top w:w="0" w:type="dxa"/>
-            <w:bottom w:w="0" w:type="dxa"/>
-          </w:tblCellMar>
-        </w:tblPrEx>
         <w:tc>
           <w:tcPr>
             <w:tcW w:w="2000" w:type="dxa"/>
@@ -1586,11 +1919,17 @@
             </w:tcMar>
           </w:tcPr>
           <w:p>
+            <w:pPr>
+              <w:rPr>
+                <w:lang w:val="en-US"/>
+              </w:rPr>
+            </w:pPr>
             <w:r>
               <w:rPr>
                 <w:color w:val="000000"/>
                 <w:sz w:val="20"/>
                 <w:szCs w:val="20"/>
+                <w:lang w:val="en-US"/>
               </w:rPr>
               <w:t>Re-created whenever a change is needed</w:t>
             </w:r>
@@ -1598,12 +1937,6 @@
         </w:tc>
       </w:tr>
       <w:tr>
-        <w:tblPrEx>
-          <w:tblCellMar>
-            <w:top w:w="0" w:type="dxa"/>
-            <w:bottom w:w="0" w:type="dxa"/>
-          </w:tblCellMar>
-        </w:tblPrEx>
         <w:tc>
           <w:tcPr>
             <w:tcW w:w="2000" w:type="dxa"/>
@@ -1636,11 +1969,17 @@
             </w:tcMar>
           </w:tcPr>
           <w:p>
+            <w:pPr>
+              <w:rPr>
+                <w:lang w:val="en-US"/>
+              </w:rPr>
+            </w:pPr>
             <w:r>
               <w:rPr>
                 <w:color w:val="000000"/>
                 <w:sz w:val="20"/>
                 <w:szCs w:val="20"/>
+                <w:lang w:val="en-US"/>
               </w:rPr>
               <w:t>Own table, has a PK</w:t>
             </w:r>
@@ -1657,11 +1996,17 @@
             </w:tcMar>
           </w:tcPr>
           <w:p>
+            <w:pPr>
+              <w:rPr>
+                <w:lang w:val="en-US"/>
+              </w:rPr>
+            </w:pPr>
             <w:r>
               <w:rPr>
                 <w:color w:val="000000"/>
                 <w:sz w:val="20"/>
                 <w:szCs w:val="20"/>
+                <w:lang w:val="en-US"/>
               </w:rPr>
               <w:t>Usually stored inline within the Entity's table</w:t>
             </w:r>
@@ -1669,12 +2014,6 @@
         </w:tc>
       </w:tr>
       <w:tr>
-        <w:tblPrEx>
-          <w:tblCellMar>
-            <w:top w:w="0" w:type="dxa"/>
-            <w:bottom w:w="0" w:type="dxa"/>
-          </w:tblCellMar>
-        </w:tblPrEx>
         <w:tc>
           <w:tcPr>
             <w:tcW w:w="2000" w:type="dxa"/>
@@ -1765,8 +2104,14 @@
     <w:p>
       <w:pPr>
         <w:spacing w:after="160"/>
+        <w:rPr>
+          <w:lang w:val="en-US"/>
+        </w:rPr>
       </w:pPr>
       <w:r>
+        <w:rPr>
+          <w:lang w:val="en-US"/>
+        </w:rPr>
         <w:t>Create an abstract base class for all entities to inherit from, ensuring consistent equality logic:</w:t>
       </w:r>
     </w:p>
@@ -1791,12 +2136,6 @@
         <w:gridCol w:w="10070"/>
       </w:tblGrid>
       <w:tr>
-        <w:tblPrEx>
-          <w:tblCellMar>
-            <w:top w:w="0" w:type="dxa"/>
-            <w:bottom w:w="0" w:type="dxa"/>
-          </w:tblCellMar>
-        </w:tblPrEx>
         <w:tc>
           <w:tcPr>
             <w:tcW w:w="9350" w:type="dxa"/>
@@ -1809,332 +2148,512 @@
             </w:tcMar>
           </w:tcPr>
           <w:p>
-            <w:r>
-              <w:rPr>
-                <w:rFonts w:ascii="Consolas" w:eastAsia="Consolas" w:hAnsi="Consolas" w:cs="Consolas"/>
-                <w:color w:val="1F2937"/>
-                <w:sz w:val="18"/>
-                <w:szCs w:val="18"/>
+            <w:pPr>
+              <w:rPr>
+                <w:lang w:val="en-US"/>
+              </w:rPr>
+            </w:pPr>
+            <w:r>
+              <w:rPr>
+                <w:rFonts w:ascii="Consolas" w:eastAsia="Consolas" w:hAnsi="Consolas" w:cs="Consolas"/>
+                <w:color w:val="1F2937"/>
+                <w:sz w:val="18"/>
+                <w:szCs w:val="18"/>
+                <w:lang w:val="en-US"/>
               </w:rPr>
               <w:t>// Domain/Common/Entity.cs</w:t>
             </w:r>
           </w:p>
           <w:p>
-            <w:r>
-              <w:rPr>
-                <w:rFonts w:ascii="Consolas" w:eastAsia="Consolas" w:hAnsi="Consolas" w:cs="Consolas"/>
-                <w:color w:val="1F2937"/>
-                <w:sz w:val="18"/>
-                <w:szCs w:val="18"/>
+            <w:pPr>
+              <w:rPr>
+                <w:lang w:val="en-US"/>
+              </w:rPr>
+            </w:pPr>
+            <w:r>
+              <w:rPr>
+                <w:rFonts w:ascii="Consolas" w:eastAsia="Consolas" w:hAnsi="Consolas" w:cs="Consolas"/>
+                <w:color w:val="1F2937"/>
+                <w:sz w:val="18"/>
+                <w:szCs w:val="18"/>
+                <w:lang w:val="en-US"/>
               </w:rPr>
               <w:t>namespace OMS.Domain.Common;</w:t>
             </w:r>
           </w:p>
           <w:p>
-            <w:r>
-              <w:rPr>
-                <w:rFonts w:ascii="Consolas" w:eastAsia="Consolas" w:hAnsi="Consolas" w:cs="Consolas"/>
-                <w:color w:val="1F2937"/>
-                <w:sz w:val="18"/>
-                <w:szCs w:val="18"/>
+            <w:pPr>
+              <w:rPr>
+                <w:lang w:val="en-US"/>
+              </w:rPr>
+            </w:pPr>
+            <w:r>
+              <w:rPr>
+                <w:rFonts w:ascii="Consolas" w:eastAsia="Consolas" w:hAnsi="Consolas" w:cs="Consolas"/>
+                <w:color w:val="1F2937"/>
+                <w:sz w:val="18"/>
+                <w:szCs w:val="18"/>
+                <w:lang w:val="en-US"/>
               </w:rPr>
               <w:t xml:space="preserve"> </w:t>
             </w:r>
           </w:p>
           <w:p>
-            <w:r>
-              <w:rPr>
-                <w:rFonts w:ascii="Consolas" w:eastAsia="Consolas" w:hAnsi="Consolas" w:cs="Consolas"/>
-                <w:color w:val="1F2937"/>
-                <w:sz w:val="18"/>
-                <w:szCs w:val="18"/>
+            <w:pPr>
+              <w:rPr>
+                <w:lang w:val="en-US"/>
+              </w:rPr>
+            </w:pPr>
+            <w:r>
+              <w:rPr>
+                <w:rFonts w:ascii="Consolas" w:eastAsia="Consolas" w:hAnsi="Consolas" w:cs="Consolas"/>
+                <w:color w:val="1F2937"/>
+                <w:sz w:val="18"/>
+                <w:szCs w:val="18"/>
+                <w:lang w:val="en-US"/>
               </w:rPr>
               <w:t>public abstract class Entity&lt;TId&gt; where TId : notnull</w:t>
             </w:r>
           </w:p>
           <w:p>
-            <w:r>
-              <w:rPr>
-                <w:rFonts w:ascii="Consolas" w:eastAsia="Consolas" w:hAnsi="Consolas" w:cs="Consolas"/>
-                <w:color w:val="1F2937"/>
-                <w:sz w:val="18"/>
-                <w:szCs w:val="18"/>
+            <w:pPr>
+              <w:rPr>
+                <w:lang w:val="en-US"/>
+              </w:rPr>
+            </w:pPr>
+            <w:r>
+              <w:rPr>
+                <w:rFonts w:ascii="Consolas" w:eastAsia="Consolas" w:hAnsi="Consolas" w:cs="Consolas"/>
+                <w:color w:val="1F2937"/>
+                <w:sz w:val="18"/>
+                <w:szCs w:val="18"/>
+                <w:lang w:val="en-US"/>
               </w:rPr>
               <w:t>{</w:t>
             </w:r>
           </w:p>
           <w:p>
-            <w:r>
-              <w:rPr>
-                <w:rFonts w:ascii="Consolas" w:eastAsia="Consolas" w:hAnsi="Consolas" w:cs="Consolas"/>
-                <w:color w:val="1F2937"/>
-                <w:sz w:val="18"/>
-                <w:szCs w:val="18"/>
+            <w:pPr>
+              <w:rPr>
+                <w:lang w:val="en-US"/>
+              </w:rPr>
+            </w:pPr>
+            <w:r>
+              <w:rPr>
+                <w:rFonts w:ascii="Consolas" w:eastAsia="Consolas" w:hAnsi="Consolas" w:cs="Consolas"/>
+                <w:color w:val="1F2937"/>
+                <w:sz w:val="18"/>
+                <w:szCs w:val="18"/>
+                <w:lang w:val="en-US"/>
               </w:rPr>
               <w:t xml:space="preserve">    public TId Id { get; protected set; } = default!;</w:t>
             </w:r>
           </w:p>
           <w:p>
-            <w:r>
-              <w:rPr>
-                <w:rFonts w:ascii="Consolas" w:eastAsia="Consolas" w:hAnsi="Consolas" w:cs="Consolas"/>
-                <w:color w:val="1F2937"/>
-                <w:sz w:val="18"/>
-                <w:szCs w:val="18"/>
+            <w:pPr>
+              <w:rPr>
+                <w:lang w:val="en-US"/>
+              </w:rPr>
+            </w:pPr>
+            <w:r>
+              <w:rPr>
+                <w:rFonts w:ascii="Consolas" w:eastAsia="Consolas" w:hAnsi="Consolas" w:cs="Consolas"/>
+                <w:color w:val="1F2937"/>
+                <w:sz w:val="18"/>
+                <w:szCs w:val="18"/>
+                <w:lang w:val="en-US"/>
               </w:rPr>
               <w:t xml:space="preserve"> </w:t>
             </w:r>
           </w:p>
           <w:p>
-            <w:r>
-              <w:rPr>
-                <w:rFonts w:ascii="Consolas" w:eastAsia="Consolas" w:hAnsi="Consolas" w:cs="Consolas"/>
-                <w:color w:val="1F2937"/>
-                <w:sz w:val="18"/>
-                <w:szCs w:val="18"/>
+            <w:pPr>
+              <w:rPr>
+                <w:lang w:val="en-US"/>
+              </w:rPr>
+            </w:pPr>
+            <w:r>
+              <w:rPr>
+                <w:rFonts w:ascii="Consolas" w:eastAsia="Consolas" w:hAnsi="Consolas" w:cs="Consolas"/>
+                <w:color w:val="1F2937"/>
+                <w:sz w:val="18"/>
+                <w:szCs w:val="18"/>
+                <w:lang w:val="en-US"/>
               </w:rPr>
               <w:t xml:space="preserve">    protected Entity() { }</w:t>
             </w:r>
           </w:p>
           <w:p>
-            <w:r>
-              <w:rPr>
-                <w:rFonts w:ascii="Consolas" w:eastAsia="Consolas" w:hAnsi="Consolas" w:cs="Consolas"/>
-                <w:color w:val="1F2937"/>
-                <w:sz w:val="18"/>
-                <w:szCs w:val="18"/>
+            <w:pPr>
+              <w:rPr>
+                <w:lang w:val="en-US"/>
+              </w:rPr>
+            </w:pPr>
+            <w:r>
+              <w:rPr>
+                <w:rFonts w:ascii="Consolas" w:eastAsia="Consolas" w:hAnsi="Consolas" w:cs="Consolas"/>
+                <w:color w:val="1F2937"/>
+                <w:sz w:val="18"/>
+                <w:szCs w:val="18"/>
+                <w:lang w:val="en-US"/>
               </w:rPr>
               <w:t xml:space="preserve"> </w:t>
             </w:r>
           </w:p>
           <w:p>
-            <w:r>
-              <w:rPr>
-                <w:rFonts w:ascii="Consolas" w:eastAsia="Consolas" w:hAnsi="Consolas" w:cs="Consolas"/>
-                <w:color w:val="1F2937"/>
-                <w:sz w:val="18"/>
-                <w:szCs w:val="18"/>
+            <w:pPr>
+              <w:rPr>
+                <w:lang w:val="en-US"/>
+              </w:rPr>
+            </w:pPr>
+            <w:r>
+              <w:rPr>
+                <w:rFonts w:ascii="Consolas" w:eastAsia="Consolas" w:hAnsi="Consolas" w:cs="Consolas"/>
+                <w:color w:val="1F2937"/>
+                <w:sz w:val="18"/>
+                <w:szCs w:val="18"/>
+                <w:lang w:val="en-US"/>
               </w:rPr>
               <w:t xml:space="preserve">    protected Entity(TId id)</w:t>
             </w:r>
           </w:p>
           <w:p>
-            <w:r>
-              <w:rPr>
-                <w:rFonts w:ascii="Consolas" w:eastAsia="Consolas" w:hAnsi="Consolas" w:cs="Consolas"/>
-                <w:color w:val="1F2937"/>
-                <w:sz w:val="18"/>
-                <w:szCs w:val="18"/>
+            <w:pPr>
+              <w:rPr>
+                <w:lang w:val="en-US"/>
+              </w:rPr>
+            </w:pPr>
+            <w:r>
+              <w:rPr>
+                <w:rFonts w:ascii="Consolas" w:eastAsia="Consolas" w:hAnsi="Consolas" w:cs="Consolas"/>
+                <w:color w:val="1F2937"/>
+                <w:sz w:val="18"/>
+                <w:szCs w:val="18"/>
+                <w:lang w:val="en-US"/>
               </w:rPr>
               <w:t xml:space="preserve">    {</w:t>
             </w:r>
           </w:p>
           <w:p>
-            <w:r>
-              <w:rPr>
-                <w:rFonts w:ascii="Consolas" w:eastAsia="Consolas" w:hAnsi="Consolas" w:cs="Consolas"/>
-                <w:color w:val="1F2937"/>
-                <w:sz w:val="18"/>
-                <w:szCs w:val="18"/>
+            <w:pPr>
+              <w:rPr>
+                <w:lang w:val="en-US"/>
+              </w:rPr>
+            </w:pPr>
+            <w:r>
+              <w:rPr>
+                <w:rFonts w:ascii="Consolas" w:eastAsia="Consolas" w:hAnsi="Consolas" w:cs="Consolas"/>
+                <w:color w:val="1F2937"/>
+                <w:sz w:val="18"/>
+                <w:szCs w:val="18"/>
+                <w:lang w:val="en-US"/>
               </w:rPr>
               <w:t xml:space="preserve">        Id = id;</w:t>
             </w:r>
           </w:p>
           <w:p>
-            <w:r>
-              <w:rPr>
-                <w:rFonts w:ascii="Consolas" w:eastAsia="Consolas" w:hAnsi="Consolas" w:cs="Consolas"/>
-                <w:color w:val="1F2937"/>
-                <w:sz w:val="18"/>
-                <w:szCs w:val="18"/>
+            <w:pPr>
+              <w:rPr>
+                <w:lang w:val="en-US"/>
+              </w:rPr>
+            </w:pPr>
+            <w:r>
+              <w:rPr>
+                <w:rFonts w:ascii="Consolas" w:eastAsia="Consolas" w:hAnsi="Consolas" w:cs="Consolas"/>
+                <w:color w:val="1F2937"/>
+                <w:sz w:val="18"/>
+                <w:szCs w:val="18"/>
+                <w:lang w:val="en-US"/>
               </w:rPr>
               <w:t xml:space="preserve">    }</w:t>
             </w:r>
           </w:p>
           <w:p>
-            <w:r>
-              <w:rPr>
-                <w:rFonts w:ascii="Consolas" w:eastAsia="Consolas" w:hAnsi="Consolas" w:cs="Consolas"/>
-                <w:color w:val="1F2937"/>
-                <w:sz w:val="18"/>
-                <w:szCs w:val="18"/>
+            <w:pPr>
+              <w:rPr>
+                <w:lang w:val="en-US"/>
+              </w:rPr>
+            </w:pPr>
+            <w:r>
+              <w:rPr>
+                <w:rFonts w:ascii="Consolas" w:eastAsia="Consolas" w:hAnsi="Consolas" w:cs="Consolas"/>
+                <w:color w:val="1F2937"/>
+                <w:sz w:val="18"/>
+                <w:szCs w:val="18"/>
+                <w:lang w:val="en-US"/>
               </w:rPr>
               <w:t xml:space="preserve"> </w:t>
             </w:r>
           </w:p>
           <w:p>
-            <w:r>
-              <w:rPr>
-                <w:rFonts w:ascii="Consolas" w:eastAsia="Consolas" w:hAnsi="Consolas" w:cs="Consolas"/>
-                <w:color w:val="1F2937"/>
-                <w:sz w:val="18"/>
-                <w:szCs w:val="18"/>
+            <w:pPr>
+              <w:rPr>
+                <w:lang w:val="en-US"/>
+              </w:rPr>
+            </w:pPr>
+            <w:r>
+              <w:rPr>
+                <w:rFonts w:ascii="Consolas" w:eastAsia="Consolas" w:hAnsi="Consolas" w:cs="Consolas"/>
+                <w:color w:val="1F2937"/>
+                <w:sz w:val="18"/>
+                <w:szCs w:val="18"/>
+                <w:lang w:val="en-US"/>
               </w:rPr>
               <w:t xml:space="preserve">    // Equality based on ID, not on reference</w:t>
             </w:r>
           </w:p>
           <w:p>
-            <w:r>
-              <w:rPr>
-                <w:rFonts w:ascii="Consolas" w:eastAsia="Consolas" w:hAnsi="Consolas" w:cs="Consolas"/>
-                <w:color w:val="1F2937"/>
-                <w:sz w:val="18"/>
-                <w:szCs w:val="18"/>
+            <w:pPr>
+              <w:rPr>
+                <w:lang w:val="en-US"/>
+              </w:rPr>
+            </w:pPr>
+            <w:r>
+              <w:rPr>
+                <w:rFonts w:ascii="Consolas" w:eastAsia="Consolas" w:hAnsi="Consolas" w:cs="Consolas"/>
+                <w:color w:val="1F2937"/>
+                <w:sz w:val="18"/>
+                <w:szCs w:val="18"/>
+                <w:lang w:val="en-US"/>
               </w:rPr>
               <w:t xml:space="preserve">    public override bool Equals(object? obj)</w:t>
             </w:r>
           </w:p>
           <w:p>
-            <w:r>
-              <w:rPr>
-                <w:rFonts w:ascii="Consolas" w:eastAsia="Consolas" w:hAnsi="Consolas" w:cs="Consolas"/>
-                <w:color w:val="1F2937"/>
-                <w:sz w:val="18"/>
-                <w:szCs w:val="18"/>
+            <w:pPr>
+              <w:rPr>
+                <w:lang w:val="en-US"/>
+              </w:rPr>
+            </w:pPr>
+            <w:r>
+              <w:rPr>
+                <w:rFonts w:ascii="Consolas" w:eastAsia="Consolas" w:hAnsi="Consolas" w:cs="Consolas"/>
+                <w:color w:val="1F2937"/>
+                <w:sz w:val="18"/>
+                <w:szCs w:val="18"/>
+                <w:lang w:val="en-US"/>
               </w:rPr>
               <w:t xml:space="preserve">    {</w:t>
             </w:r>
           </w:p>
           <w:p>
-            <w:r>
-              <w:rPr>
-                <w:rFonts w:ascii="Consolas" w:eastAsia="Consolas" w:hAnsi="Consolas" w:cs="Consolas"/>
-                <w:color w:val="1F2937"/>
-                <w:sz w:val="18"/>
-                <w:szCs w:val="18"/>
+            <w:pPr>
+              <w:rPr>
+                <w:lang w:val="en-US"/>
+              </w:rPr>
+            </w:pPr>
+            <w:r>
+              <w:rPr>
+                <w:rFonts w:ascii="Consolas" w:eastAsia="Consolas" w:hAnsi="Consolas" w:cs="Consolas"/>
+                <w:color w:val="1F2937"/>
+                <w:sz w:val="18"/>
+                <w:szCs w:val="18"/>
+                <w:lang w:val="en-US"/>
               </w:rPr>
               <w:t xml:space="preserve">        if (obj is not Entity&lt;TId&gt; other) return false;</w:t>
             </w:r>
           </w:p>
           <w:p>
-            <w:r>
-              <w:rPr>
-                <w:rFonts w:ascii="Consolas" w:eastAsia="Consolas" w:hAnsi="Consolas" w:cs="Consolas"/>
-                <w:color w:val="1F2937"/>
-                <w:sz w:val="18"/>
-                <w:szCs w:val="18"/>
+            <w:pPr>
+              <w:rPr>
+                <w:lang w:val="en-US"/>
+              </w:rPr>
+            </w:pPr>
+            <w:r>
+              <w:rPr>
+                <w:rFonts w:ascii="Consolas" w:eastAsia="Consolas" w:hAnsi="Consolas" w:cs="Consolas"/>
+                <w:color w:val="1F2937"/>
+                <w:sz w:val="18"/>
+                <w:szCs w:val="18"/>
+                <w:lang w:val="en-US"/>
               </w:rPr>
               <w:t xml:space="preserve">        if (ReferenceEquals(this, other)) return true;</w:t>
             </w:r>
           </w:p>
           <w:p>
-            <w:r>
-              <w:rPr>
-                <w:rFonts w:ascii="Consolas" w:eastAsia="Consolas" w:hAnsi="Consolas" w:cs="Consolas"/>
-                <w:color w:val="1F2937"/>
-                <w:sz w:val="18"/>
-                <w:szCs w:val="18"/>
+            <w:pPr>
+              <w:rPr>
+                <w:lang w:val="en-US"/>
+              </w:rPr>
+            </w:pPr>
+            <w:r>
+              <w:rPr>
+                <w:rFonts w:ascii="Consolas" w:eastAsia="Consolas" w:hAnsi="Consolas" w:cs="Consolas"/>
+                <w:color w:val="1F2937"/>
+                <w:sz w:val="18"/>
+                <w:szCs w:val="18"/>
+                <w:lang w:val="en-US"/>
               </w:rPr>
               <w:t xml:space="preserve">        if (GetType() != other.GetType()) return false;</w:t>
             </w:r>
           </w:p>
           <w:p>
-            <w:r>
-              <w:rPr>
-                <w:rFonts w:ascii="Consolas" w:eastAsia="Consolas" w:hAnsi="Consolas" w:cs="Consolas"/>
-                <w:color w:val="1F2937"/>
-                <w:sz w:val="18"/>
-                <w:szCs w:val="18"/>
+            <w:pPr>
+              <w:rPr>
+                <w:lang w:val="en-US"/>
+              </w:rPr>
+            </w:pPr>
+            <w:r>
+              <w:rPr>
+                <w:rFonts w:ascii="Consolas" w:eastAsia="Consolas" w:hAnsi="Consolas" w:cs="Consolas"/>
+                <w:color w:val="1F2937"/>
+                <w:sz w:val="18"/>
+                <w:szCs w:val="18"/>
+                <w:lang w:val="en-US"/>
               </w:rPr>
               <w:t xml:space="preserve">        return Id.Equals(other.Id);</w:t>
             </w:r>
           </w:p>
           <w:p>
-            <w:r>
-              <w:rPr>
-                <w:rFonts w:ascii="Consolas" w:eastAsia="Consolas" w:hAnsi="Consolas" w:cs="Consolas"/>
-                <w:color w:val="1F2937"/>
-                <w:sz w:val="18"/>
-                <w:szCs w:val="18"/>
+            <w:pPr>
+              <w:rPr>
+                <w:lang w:val="en-US"/>
+              </w:rPr>
+            </w:pPr>
+            <w:r>
+              <w:rPr>
+                <w:rFonts w:ascii="Consolas" w:eastAsia="Consolas" w:hAnsi="Consolas" w:cs="Consolas"/>
+                <w:color w:val="1F2937"/>
+                <w:sz w:val="18"/>
+                <w:szCs w:val="18"/>
+                <w:lang w:val="en-US"/>
               </w:rPr>
               <w:t xml:space="preserve">    }</w:t>
             </w:r>
           </w:p>
           <w:p>
-            <w:r>
-              <w:rPr>
-                <w:rFonts w:ascii="Consolas" w:eastAsia="Consolas" w:hAnsi="Consolas" w:cs="Consolas"/>
-                <w:color w:val="1F2937"/>
-                <w:sz w:val="18"/>
-                <w:szCs w:val="18"/>
+            <w:pPr>
+              <w:rPr>
+                <w:lang w:val="en-US"/>
+              </w:rPr>
+            </w:pPr>
+            <w:r>
+              <w:rPr>
+                <w:rFonts w:ascii="Consolas" w:eastAsia="Consolas" w:hAnsi="Consolas" w:cs="Consolas"/>
+                <w:color w:val="1F2937"/>
+                <w:sz w:val="18"/>
+                <w:szCs w:val="18"/>
+                <w:lang w:val="en-US"/>
               </w:rPr>
               <w:t xml:space="preserve"> </w:t>
             </w:r>
           </w:p>
           <w:p>
-            <w:r>
-              <w:rPr>
-                <w:rFonts w:ascii="Consolas" w:eastAsia="Consolas" w:hAnsi="Consolas" w:cs="Consolas"/>
-                <w:color w:val="1F2937"/>
-                <w:sz w:val="18"/>
-                <w:szCs w:val="18"/>
+            <w:pPr>
+              <w:rPr>
+                <w:lang w:val="en-US"/>
+              </w:rPr>
+            </w:pPr>
+            <w:r>
+              <w:rPr>
+                <w:rFonts w:ascii="Consolas" w:eastAsia="Consolas" w:hAnsi="Consolas" w:cs="Consolas"/>
+                <w:color w:val="1F2937"/>
+                <w:sz w:val="18"/>
+                <w:szCs w:val="18"/>
+                <w:lang w:val="en-US"/>
               </w:rPr>
               <w:t xml:space="preserve">    public static bool operator ==(Entity&lt;TId&gt;? left, Entity&lt;TId&gt;? right)</w:t>
             </w:r>
           </w:p>
           <w:p>
-            <w:r>
-              <w:rPr>
-                <w:rFonts w:ascii="Consolas" w:eastAsia="Consolas" w:hAnsi="Consolas" w:cs="Consolas"/>
-                <w:color w:val="1F2937"/>
-                <w:sz w:val="18"/>
-                <w:szCs w:val="18"/>
+            <w:pPr>
+              <w:rPr>
+                <w:lang w:val="en-US"/>
+              </w:rPr>
+            </w:pPr>
+            <w:r>
+              <w:rPr>
+                <w:rFonts w:ascii="Consolas" w:eastAsia="Consolas" w:hAnsi="Consolas" w:cs="Consolas"/>
+                <w:color w:val="1F2937"/>
+                <w:sz w:val="18"/>
+                <w:szCs w:val="18"/>
+                <w:lang w:val="en-US"/>
               </w:rPr>
               <w:t xml:space="preserve">        =&gt; left?.Equals(right) ?? right is null;</w:t>
             </w:r>
           </w:p>
           <w:p>
-            <w:r>
-              <w:rPr>
-                <w:rFonts w:ascii="Consolas" w:eastAsia="Consolas" w:hAnsi="Consolas" w:cs="Consolas"/>
-                <w:color w:val="1F2937"/>
-                <w:sz w:val="18"/>
-                <w:szCs w:val="18"/>
+            <w:pPr>
+              <w:rPr>
+                <w:lang w:val="en-US"/>
+              </w:rPr>
+            </w:pPr>
+            <w:r>
+              <w:rPr>
+                <w:rFonts w:ascii="Consolas" w:eastAsia="Consolas" w:hAnsi="Consolas" w:cs="Consolas"/>
+                <w:color w:val="1F2937"/>
+                <w:sz w:val="18"/>
+                <w:szCs w:val="18"/>
+                <w:lang w:val="en-US"/>
               </w:rPr>
               <w:t xml:space="preserve"> </w:t>
             </w:r>
           </w:p>
           <w:p>
-            <w:r>
-              <w:rPr>
-                <w:rFonts w:ascii="Consolas" w:eastAsia="Consolas" w:hAnsi="Consolas" w:cs="Consolas"/>
-                <w:color w:val="1F2937"/>
-                <w:sz w:val="18"/>
-                <w:szCs w:val="18"/>
+            <w:pPr>
+              <w:rPr>
+                <w:lang w:val="en-US"/>
+              </w:rPr>
+            </w:pPr>
+            <w:r>
+              <w:rPr>
+                <w:rFonts w:ascii="Consolas" w:eastAsia="Consolas" w:hAnsi="Consolas" w:cs="Consolas"/>
+                <w:color w:val="1F2937"/>
+                <w:sz w:val="18"/>
+                <w:szCs w:val="18"/>
+                <w:lang w:val="en-US"/>
               </w:rPr>
               <w:t xml:space="preserve">    public static bool operator !=(Entity&lt;TId&gt;? left, Entity&lt;TId&gt;? right)</w:t>
             </w:r>
           </w:p>
           <w:p>
-            <w:r>
-              <w:rPr>
-                <w:rFonts w:ascii="Consolas" w:eastAsia="Consolas" w:hAnsi="Consolas" w:cs="Consolas"/>
-                <w:color w:val="1F2937"/>
-                <w:sz w:val="18"/>
-                <w:szCs w:val="18"/>
+            <w:pPr>
+              <w:rPr>
+                <w:lang w:val="en-US"/>
+              </w:rPr>
+            </w:pPr>
+            <w:r>
+              <w:rPr>
+                <w:rFonts w:ascii="Consolas" w:eastAsia="Consolas" w:hAnsi="Consolas" w:cs="Consolas"/>
+                <w:color w:val="1F2937"/>
+                <w:sz w:val="18"/>
+                <w:szCs w:val="18"/>
+                <w:lang w:val="en-US"/>
               </w:rPr>
               <w:lastRenderedPageBreak/>
               <w:t xml:space="preserve">        =&gt; !(left == right);</w:t>
             </w:r>
           </w:p>
           <w:p>
-            <w:r>
-              <w:rPr>
-                <w:rFonts w:ascii="Consolas" w:eastAsia="Consolas" w:hAnsi="Consolas" w:cs="Consolas"/>
-                <w:color w:val="1F2937"/>
-                <w:sz w:val="18"/>
-                <w:szCs w:val="18"/>
+            <w:pPr>
+              <w:rPr>
+                <w:lang w:val="en-US"/>
+              </w:rPr>
+            </w:pPr>
+            <w:r>
+              <w:rPr>
+                <w:rFonts w:ascii="Consolas" w:eastAsia="Consolas" w:hAnsi="Consolas" w:cs="Consolas"/>
+                <w:color w:val="1F2937"/>
+                <w:sz w:val="18"/>
+                <w:szCs w:val="18"/>
+                <w:lang w:val="en-US"/>
               </w:rPr>
               <w:t xml:space="preserve"> </w:t>
             </w:r>
           </w:p>
           <w:p>
-            <w:r>
-              <w:rPr>
-                <w:rFonts w:ascii="Consolas" w:eastAsia="Consolas" w:hAnsi="Consolas" w:cs="Consolas"/>
-                <w:color w:val="1F2937"/>
-                <w:sz w:val="18"/>
-                <w:szCs w:val="18"/>
+            <w:pPr>
+              <w:rPr>
+                <w:lang w:val="en-US"/>
+              </w:rPr>
+            </w:pPr>
+            <w:r>
+              <w:rPr>
+                <w:rFonts w:ascii="Consolas" w:eastAsia="Consolas" w:hAnsi="Consolas" w:cs="Consolas"/>
+                <w:color w:val="1F2937"/>
+                <w:sz w:val="18"/>
+                <w:szCs w:val="18"/>
+                <w:lang w:val="en-US"/>
               </w:rPr>
               <w:t xml:space="preserve">    public override int GetHashCode()</w:t>
             </w:r>
@@ -2146,8 +2665,18 @@
                 <w:color w:val="1F2937"/>
                 <w:sz w:val="18"/>
                 <w:szCs w:val="18"/>
-              </w:rPr>
-              <w:t xml:space="preserve">        =&gt; HashCode.Combine(GetType(), Id);</w:t>
+                <w:lang w:val="en-US"/>
+              </w:rPr>
+              <w:t xml:space="preserve">        </w:t>
+            </w:r>
+            <w:r>
+              <w:rPr>
+                <w:rFonts w:ascii="Consolas" w:eastAsia="Consolas" w:hAnsi="Consolas" w:cs="Consolas"/>
+                <w:color w:val="1F2937"/>
+                <w:sz w:val="18"/>
+                <w:szCs w:val="18"/>
+              </w:rPr>
+              <w:t>=&gt; HashCode.Combine(GetType(), Id);</w:t>
             </w:r>
           </w:p>
           <w:p>
@@ -2177,8 +2706,14 @@
     <w:p>
       <w:pPr>
         <w:spacing w:after="160"/>
+        <w:rPr>
+          <w:lang w:val="en-US"/>
+        </w:rPr>
       </w:pPr>
       <w:r>
+        <w:rPr>
+          <w:lang w:val="en-US"/>
+        </w:rPr>
         <w:t>A C# record automatically implements structural equality — which is why record is the ideal choice for a Value Object:</w:t>
       </w:r>
     </w:p>
@@ -2203,12 +2738,6 @@
         <w:gridCol w:w="10070"/>
       </w:tblGrid>
       <w:tr>
-        <w:tblPrEx>
-          <w:tblCellMar>
-            <w:top w:w="0" w:type="dxa"/>
-            <w:bottom w:w="0" w:type="dxa"/>
-          </w:tblCellMar>
-        </w:tblPrEx>
         <w:tc>
           <w:tcPr>
             <w:tcW w:w="9350" w:type="dxa"/>
@@ -2221,221 +2750,341 @@
             </w:tcMar>
           </w:tcPr>
           <w:p>
-            <w:r>
-              <w:rPr>
-                <w:rFonts w:ascii="Consolas" w:eastAsia="Consolas" w:hAnsi="Consolas" w:cs="Consolas"/>
-                <w:color w:val="1F2937"/>
-                <w:sz w:val="18"/>
-                <w:szCs w:val="18"/>
+            <w:pPr>
+              <w:rPr>
+                <w:lang w:val="en-US"/>
+              </w:rPr>
+            </w:pPr>
+            <w:r>
+              <w:rPr>
+                <w:rFonts w:ascii="Consolas" w:eastAsia="Consolas" w:hAnsi="Consolas" w:cs="Consolas"/>
+                <w:color w:val="1F2937"/>
+                <w:sz w:val="18"/>
+                <w:szCs w:val="18"/>
+                <w:lang w:val="en-US"/>
               </w:rPr>
               <w:t>// Domain/Common/ValueObject.cs</w:t>
             </w:r>
           </w:p>
           <w:p>
-            <w:r>
-              <w:rPr>
-                <w:rFonts w:ascii="Consolas" w:eastAsia="Consolas" w:hAnsi="Consolas" w:cs="Consolas"/>
-                <w:color w:val="1F2937"/>
-                <w:sz w:val="18"/>
-                <w:szCs w:val="18"/>
+            <w:pPr>
+              <w:rPr>
+                <w:lang w:val="en-US"/>
+              </w:rPr>
+            </w:pPr>
+            <w:r>
+              <w:rPr>
+                <w:rFonts w:ascii="Consolas" w:eastAsia="Consolas" w:hAnsi="Consolas" w:cs="Consolas"/>
+                <w:color w:val="1F2937"/>
+                <w:sz w:val="18"/>
+                <w:szCs w:val="18"/>
+                <w:lang w:val="en-US"/>
               </w:rPr>
               <w:t>namespace OMS.Domain.Common;</w:t>
             </w:r>
           </w:p>
           <w:p>
-            <w:r>
-              <w:rPr>
-                <w:rFonts w:ascii="Consolas" w:eastAsia="Consolas" w:hAnsi="Consolas" w:cs="Consolas"/>
-                <w:color w:val="1F2937"/>
-                <w:sz w:val="18"/>
-                <w:szCs w:val="18"/>
+            <w:pPr>
+              <w:rPr>
+                <w:lang w:val="en-US"/>
+              </w:rPr>
+            </w:pPr>
+            <w:r>
+              <w:rPr>
+                <w:rFonts w:ascii="Consolas" w:eastAsia="Consolas" w:hAnsi="Consolas" w:cs="Consolas"/>
+                <w:color w:val="1F2937"/>
+                <w:sz w:val="18"/>
+                <w:szCs w:val="18"/>
+                <w:lang w:val="en-US"/>
               </w:rPr>
               <w:t xml:space="preserve"> </w:t>
             </w:r>
           </w:p>
           <w:p>
-            <w:r>
-              <w:rPr>
-                <w:rFonts w:ascii="Consolas" w:eastAsia="Consolas" w:hAnsi="Consolas" w:cs="Consolas"/>
-                <w:color w:val="1F2937"/>
-                <w:sz w:val="18"/>
-                <w:szCs w:val="18"/>
+            <w:pPr>
+              <w:rPr>
+                <w:lang w:val="en-US"/>
+              </w:rPr>
+            </w:pPr>
+            <w:r>
+              <w:rPr>
+                <w:rFonts w:ascii="Consolas" w:eastAsia="Consolas" w:hAnsi="Consolas" w:cs="Consolas"/>
+                <w:color w:val="1F2937"/>
+                <w:sz w:val="18"/>
+                <w:szCs w:val="18"/>
+                <w:lang w:val="en-US"/>
               </w:rPr>
               <w:t>// Option 1: use an abstract record — the simplest approach</w:t>
             </w:r>
           </w:p>
           <w:p>
-            <w:r>
-              <w:rPr>
-                <w:rFonts w:ascii="Consolas" w:eastAsia="Consolas" w:hAnsi="Consolas" w:cs="Consolas"/>
-                <w:color w:val="1F2937"/>
-                <w:sz w:val="18"/>
-                <w:szCs w:val="18"/>
+            <w:pPr>
+              <w:rPr>
+                <w:lang w:val="en-US"/>
+              </w:rPr>
+            </w:pPr>
+            <w:r>
+              <w:rPr>
+                <w:rFonts w:ascii="Consolas" w:eastAsia="Consolas" w:hAnsi="Consolas" w:cs="Consolas"/>
+                <w:color w:val="1F2937"/>
+                <w:sz w:val="18"/>
+                <w:szCs w:val="18"/>
+                <w:lang w:val="en-US"/>
               </w:rPr>
               <w:t>// A record auto-implements Equals() and GetHashCode() based on all properties</w:t>
             </w:r>
           </w:p>
           <w:p>
-            <w:r>
-              <w:rPr>
-                <w:rFonts w:ascii="Consolas" w:eastAsia="Consolas" w:hAnsi="Consolas" w:cs="Consolas"/>
-                <w:color w:val="1F2937"/>
-                <w:sz w:val="18"/>
-                <w:szCs w:val="18"/>
+            <w:pPr>
+              <w:rPr>
+                <w:lang w:val="en-US"/>
+              </w:rPr>
+            </w:pPr>
+            <w:r>
+              <w:rPr>
+                <w:rFonts w:ascii="Consolas" w:eastAsia="Consolas" w:hAnsi="Consolas" w:cs="Consolas"/>
+                <w:color w:val="1F2937"/>
+                <w:sz w:val="18"/>
+                <w:szCs w:val="18"/>
+                <w:lang w:val="en-US"/>
               </w:rPr>
               <w:t>public abstract record ValueObject;</w:t>
             </w:r>
           </w:p>
           <w:p>
-            <w:r>
-              <w:rPr>
-                <w:rFonts w:ascii="Consolas" w:eastAsia="Consolas" w:hAnsi="Consolas" w:cs="Consolas"/>
-                <w:color w:val="1F2937"/>
-                <w:sz w:val="18"/>
-                <w:szCs w:val="18"/>
+            <w:pPr>
+              <w:rPr>
+                <w:lang w:val="en-US"/>
+              </w:rPr>
+            </w:pPr>
+            <w:r>
+              <w:rPr>
+                <w:rFonts w:ascii="Consolas" w:eastAsia="Consolas" w:hAnsi="Consolas" w:cs="Consolas"/>
+                <w:color w:val="1F2937"/>
+                <w:sz w:val="18"/>
+                <w:szCs w:val="18"/>
+                <w:lang w:val="en-US"/>
               </w:rPr>
               <w:t xml:space="preserve"> </w:t>
             </w:r>
           </w:p>
           <w:p>
-            <w:r>
-              <w:rPr>
-                <w:rFonts w:ascii="Consolas" w:eastAsia="Consolas" w:hAnsi="Consolas" w:cs="Consolas"/>
-                <w:color w:val="1F2937"/>
-                <w:sz w:val="18"/>
-                <w:szCs w:val="18"/>
+            <w:pPr>
+              <w:rPr>
+                <w:lang w:val="en-US"/>
+              </w:rPr>
+            </w:pPr>
+            <w:r>
+              <w:rPr>
+                <w:rFonts w:ascii="Consolas" w:eastAsia="Consolas" w:hAnsi="Consolas" w:cs="Consolas"/>
+                <w:color w:val="1F2937"/>
+                <w:sz w:val="18"/>
+                <w:szCs w:val="18"/>
+                <w:lang w:val="en-US"/>
               </w:rPr>
               <w:t>// Option 2: manual equality control (less common)</w:t>
             </w:r>
           </w:p>
           <w:p>
-            <w:r>
-              <w:rPr>
-                <w:rFonts w:ascii="Consolas" w:eastAsia="Consolas" w:hAnsi="Consolas" w:cs="Consolas"/>
-                <w:color w:val="1F2937"/>
-                <w:sz w:val="18"/>
-                <w:szCs w:val="18"/>
+            <w:pPr>
+              <w:rPr>
+                <w:lang w:val="en-US"/>
+              </w:rPr>
+            </w:pPr>
+            <w:r>
+              <w:rPr>
+                <w:rFonts w:ascii="Consolas" w:eastAsia="Consolas" w:hAnsi="Consolas" w:cs="Consolas"/>
+                <w:color w:val="1F2937"/>
+                <w:sz w:val="18"/>
+                <w:szCs w:val="18"/>
+                <w:lang w:val="en-US"/>
               </w:rPr>
               <w:t>public abstract class ValueObjectManual</w:t>
             </w:r>
           </w:p>
           <w:p>
-            <w:r>
-              <w:rPr>
-                <w:rFonts w:ascii="Consolas" w:eastAsia="Consolas" w:hAnsi="Consolas" w:cs="Consolas"/>
-                <w:color w:val="1F2937"/>
-                <w:sz w:val="18"/>
-                <w:szCs w:val="18"/>
+            <w:pPr>
+              <w:rPr>
+                <w:lang w:val="en-US"/>
+              </w:rPr>
+            </w:pPr>
+            <w:r>
+              <w:rPr>
+                <w:rFonts w:ascii="Consolas" w:eastAsia="Consolas" w:hAnsi="Consolas" w:cs="Consolas"/>
+                <w:color w:val="1F2937"/>
+                <w:sz w:val="18"/>
+                <w:szCs w:val="18"/>
+                <w:lang w:val="en-US"/>
               </w:rPr>
               <w:t>{</w:t>
             </w:r>
           </w:p>
           <w:p>
-            <w:r>
-              <w:rPr>
-                <w:rFonts w:ascii="Consolas" w:eastAsia="Consolas" w:hAnsi="Consolas" w:cs="Consolas"/>
-                <w:color w:val="1F2937"/>
-                <w:sz w:val="18"/>
-                <w:szCs w:val="18"/>
+            <w:pPr>
+              <w:rPr>
+                <w:lang w:val="en-US"/>
+              </w:rPr>
+            </w:pPr>
+            <w:r>
+              <w:rPr>
+                <w:rFonts w:ascii="Consolas" w:eastAsia="Consolas" w:hAnsi="Consolas" w:cs="Consolas"/>
+                <w:color w:val="1F2937"/>
+                <w:sz w:val="18"/>
+                <w:szCs w:val="18"/>
+                <w:lang w:val="en-US"/>
               </w:rPr>
               <w:t xml:space="preserve">    protected abstract IEnumerable&lt;object?&gt; GetEqualityComponents();</w:t>
             </w:r>
           </w:p>
           <w:p>
-            <w:r>
-              <w:rPr>
-                <w:rFonts w:ascii="Consolas" w:eastAsia="Consolas" w:hAnsi="Consolas" w:cs="Consolas"/>
-                <w:color w:val="1F2937"/>
-                <w:sz w:val="18"/>
-                <w:szCs w:val="18"/>
+            <w:pPr>
+              <w:rPr>
+                <w:lang w:val="en-US"/>
+              </w:rPr>
+            </w:pPr>
+            <w:r>
+              <w:rPr>
+                <w:rFonts w:ascii="Consolas" w:eastAsia="Consolas" w:hAnsi="Consolas" w:cs="Consolas"/>
+                <w:color w:val="1F2937"/>
+                <w:sz w:val="18"/>
+                <w:szCs w:val="18"/>
+                <w:lang w:val="en-US"/>
               </w:rPr>
               <w:t xml:space="preserve"> </w:t>
             </w:r>
           </w:p>
           <w:p>
-            <w:r>
-              <w:rPr>
-                <w:rFonts w:ascii="Consolas" w:eastAsia="Consolas" w:hAnsi="Consolas" w:cs="Consolas"/>
-                <w:color w:val="1F2937"/>
-                <w:sz w:val="18"/>
-                <w:szCs w:val="18"/>
+            <w:pPr>
+              <w:rPr>
+                <w:lang w:val="en-US"/>
+              </w:rPr>
+            </w:pPr>
+            <w:r>
+              <w:rPr>
+                <w:rFonts w:ascii="Consolas" w:eastAsia="Consolas" w:hAnsi="Consolas" w:cs="Consolas"/>
+                <w:color w:val="1F2937"/>
+                <w:sz w:val="18"/>
+                <w:szCs w:val="18"/>
+                <w:lang w:val="en-US"/>
               </w:rPr>
               <w:t xml:space="preserve">    public override bool Equals(object? obj)</w:t>
             </w:r>
           </w:p>
           <w:p>
-            <w:r>
-              <w:rPr>
-                <w:rFonts w:ascii="Consolas" w:eastAsia="Consolas" w:hAnsi="Consolas" w:cs="Consolas"/>
-                <w:color w:val="1F2937"/>
-                <w:sz w:val="18"/>
-                <w:szCs w:val="18"/>
+            <w:pPr>
+              <w:rPr>
+                <w:lang w:val="en-US"/>
+              </w:rPr>
+            </w:pPr>
+            <w:r>
+              <w:rPr>
+                <w:rFonts w:ascii="Consolas" w:eastAsia="Consolas" w:hAnsi="Consolas" w:cs="Consolas"/>
+                <w:color w:val="1F2937"/>
+                <w:sz w:val="18"/>
+                <w:szCs w:val="18"/>
+                <w:lang w:val="en-US"/>
               </w:rPr>
               <w:t xml:space="preserve">    {</w:t>
             </w:r>
           </w:p>
           <w:p>
-            <w:r>
-              <w:rPr>
-                <w:rFonts w:ascii="Consolas" w:eastAsia="Consolas" w:hAnsi="Consolas" w:cs="Consolas"/>
-                <w:color w:val="1F2937"/>
-                <w:sz w:val="18"/>
-                <w:szCs w:val="18"/>
+            <w:pPr>
+              <w:rPr>
+                <w:lang w:val="en-US"/>
+              </w:rPr>
+            </w:pPr>
+            <w:r>
+              <w:rPr>
+                <w:rFonts w:ascii="Consolas" w:eastAsia="Consolas" w:hAnsi="Consolas" w:cs="Consolas"/>
+                <w:color w:val="1F2937"/>
+                <w:sz w:val="18"/>
+                <w:szCs w:val="18"/>
+                <w:lang w:val="en-US"/>
               </w:rPr>
               <w:t xml:space="preserve">        if (obj is null || obj.GetType() != GetType()) return false;</w:t>
             </w:r>
           </w:p>
           <w:p>
-            <w:r>
-              <w:rPr>
-                <w:rFonts w:ascii="Consolas" w:eastAsia="Consolas" w:hAnsi="Consolas" w:cs="Consolas"/>
-                <w:color w:val="1F2937"/>
-                <w:sz w:val="18"/>
-                <w:szCs w:val="18"/>
+            <w:pPr>
+              <w:rPr>
+                <w:lang w:val="en-US"/>
+              </w:rPr>
+            </w:pPr>
+            <w:r>
+              <w:rPr>
+                <w:rFonts w:ascii="Consolas" w:eastAsia="Consolas" w:hAnsi="Consolas" w:cs="Consolas"/>
+                <w:color w:val="1F2937"/>
+                <w:sz w:val="18"/>
+                <w:szCs w:val="18"/>
+                <w:lang w:val="en-US"/>
               </w:rPr>
               <w:t xml:space="preserve">        return GetEqualityComponents()</w:t>
             </w:r>
           </w:p>
           <w:p>
-            <w:r>
-              <w:rPr>
-                <w:rFonts w:ascii="Consolas" w:eastAsia="Consolas" w:hAnsi="Consolas" w:cs="Consolas"/>
-                <w:color w:val="1F2937"/>
-                <w:sz w:val="18"/>
-                <w:szCs w:val="18"/>
+            <w:pPr>
+              <w:rPr>
+                <w:lang w:val="en-US"/>
+              </w:rPr>
+            </w:pPr>
+            <w:r>
+              <w:rPr>
+                <w:rFonts w:ascii="Consolas" w:eastAsia="Consolas" w:hAnsi="Consolas" w:cs="Consolas"/>
+                <w:color w:val="1F2937"/>
+                <w:sz w:val="18"/>
+                <w:szCs w:val="18"/>
+                <w:lang w:val="en-US"/>
               </w:rPr>
               <w:t xml:space="preserve">            .SequenceEqual(((ValueObjectManual)obj).GetEqualityComponents());</w:t>
             </w:r>
           </w:p>
           <w:p>
-            <w:r>
-              <w:rPr>
-                <w:rFonts w:ascii="Consolas" w:eastAsia="Consolas" w:hAnsi="Consolas" w:cs="Consolas"/>
-                <w:color w:val="1F2937"/>
-                <w:sz w:val="18"/>
-                <w:szCs w:val="18"/>
+            <w:pPr>
+              <w:rPr>
+                <w:lang w:val="en-US"/>
+              </w:rPr>
+            </w:pPr>
+            <w:r>
+              <w:rPr>
+                <w:rFonts w:ascii="Consolas" w:eastAsia="Consolas" w:hAnsi="Consolas" w:cs="Consolas"/>
+                <w:color w:val="1F2937"/>
+                <w:sz w:val="18"/>
+                <w:szCs w:val="18"/>
+                <w:lang w:val="en-US"/>
               </w:rPr>
               <w:t xml:space="preserve">    }</w:t>
             </w:r>
           </w:p>
           <w:p>
-            <w:r>
-              <w:rPr>
-                <w:rFonts w:ascii="Consolas" w:eastAsia="Consolas" w:hAnsi="Consolas" w:cs="Consolas"/>
-                <w:color w:val="1F2937"/>
-                <w:sz w:val="18"/>
-                <w:szCs w:val="18"/>
+            <w:pPr>
+              <w:rPr>
+                <w:lang w:val="en-US"/>
+              </w:rPr>
+            </w:pPr>
+            <w:r>
+              <w:rPr>
+                <w:rFonts w:ascii="Consolas" w:eastAsia="Consolas" w:hAnsi="Consolas" w:cs="Consolas"/>
+                <w:color w:val="1F2937"/>
+                <w:sz w:val="18"/>
+                <w:szCs w:val="18"/>
+                <w:lang w:val="en-US"/>
               </w:rPr>
               <w:t xml:space="preserve"> </w:t>
             </w:r>
           </w:p>
           <w:p>
-            <w:r>
-              <w:rPr>
-                <w:rFonts w:ascii="Consolas" w:eastAsia="Consolas" w:hAnsi="Consolas" w:cs="Consolas"/>
-                <w:color w:val="1F2937"/>
-                <w:sz w:val="18"/>
-                <w:szCs w:val="18"/>
+            <w:pPr>
+              <w:rPr>
+                <w:lang w:val="en-US"/>
+              </w:rPr>
+            </w:pPr>
+            <w:r>
+              <w:rPr>
+                <w:rFonts w:ascii="Consolas" w:eastAsia="Consolas" w:hAnsi="Consolas" w:cs="Consolas"/>
+                <w:color w:val="1F2937"/>
+                <w:sz w:val="18"/>
+                <w:szCs w:val="18"/>
+                <w:lang w:val="en-US"/>
               </w:rPr>
               <w:t xml:space="preserve">    public override int GetHashCode()</w:t>
             </w:r>
@@ -2447,8 +3096,18 @@
                 <w:color w:val="1F2937"/>
                 <w:sz w:val="18"/>
                 <w:szCs w:val="18"/>
-              </w:rPr>
-              <w:t xml:space="preserve">        =&gt; GetEqualityComponents()</w:t>
+                <w:lang w:val="en-US"/>
+              </w:rPr>
+              <w:t xml:space="preserve">        </w:t>
+            </w:r>
+            <w:r>
+              <w:rPr>
+                <w:rFonts w:ascii="Consolas" w:eastAsia="Consolas" w:hAnsi="Consolas" w:cs="Consolas"/>
+                <w:color w:val="1F2937"/>
+                <w:sz w:val="18"/>
+                <w:szCs w:val="18"/>
+              </w:rPr>
+              <w:t>=&gt; GetEqualityComponents()</w:t>
             </w:r>
           </w:p>
           <w:p>
@@ -2488,8 +3147,14 @@
     <w:p>
       <w:pPr>
         <w:spacing w:after="160"/>
+        <w:rPr>
+          <w:lang w:val="en-US"/>
+        </w:rPr>
       </w:pPr>
       <w:r>
+        <w:rPr>
+          <w:lang w:val="en-US"/>
+        </w:rPr>
         <w:t>Money is the quintessential Value Object — it wraps both an amount and a currency, and encapsulates arithmetic operations:</w:t>
       </w:r>
     </w:p>
@@ -2514,12 +3179,6 @@
         <w:gridCol w:w="10070"/>
       </w:tblGrid>
       <w:tr>
-        <w:tblPrEx>
-          <w:tblCellMar>
-            <w:top w:w="0" w:type="dxa"/>
-            <w:bottom w:w="0" w:type="dxa"/>
-          </w:tblCellMar>
-        </w:tblPrEx>
         <w:tc>
           <w:tcPr>
             <w:tcW w:w="9350" w:type="dxa"/>
@@ -2532,563 +3191,869 @@
             </w:tcMar>
           </w:tcPr>
           <w:p>
-            <w:r>
-              <w:rPr>
-                <w:rFonts w:ascii="Consolas" w:eastAsia="Consolas" w:hAnsi="Consolas" w:cs="Consolas"/>
-                <w:color w:val="1F2937"/>
-                <w:sz w:val="18"/>
-                <w:szCs w:val="18"/>
+            <w:pPr>
+              <w:rPr>
+                <w:lang w:val="en-US"/>
+              </w:rPr>
+            </w:pPr>
+            <w:r>
+              <w:rPr>
+                <w:rFonts w:ascii="Consolas" w:eastAsia="Consolas" w:hAnsi="Consolas" w:cs="Consolas"/>
+                <w:color w:val="1F2937"/>
+                <w:sz w:val="18"/>
+                <w:szCs w:val="18"/>
+                <w:lang w:val="en-US"/>
               </w:rPr>
               <w:t>// Domain/ValueObjects/Money.cs</w:t>
             </w:r>
           </w:p>
           <w:p>
-            <w:r>
-              <w:rPr>
-                <w:rFonts w:ascii="Consolas" w:eastAsia="Consolas" w:hAnsi="Consolas" w:cs="Consolas"/>
-                <w:color w:val="1F2937"/>
-                <w:sz w:val="18"/>
-                <w:szCs w:val="18"/>
+            <w:pPr>
+              <w:rPr>
+                <w:lang w:val="en-US"/>
+              </w:rPr>
+            </w:pPr>
+            <w:r>
+              <w:rPr>
+                <w:rFonts w:ascii="Consolas" w:eastAsia="Consolas" w:hAnsi="Consolas" w:cs="Consolas"/>
+                <w:color w:val="1F2937"/>
+                <w:sz w:val="18"/>
+                <w:szCs w:val="18"/>
+                <w:lang w:val="en-US"/>
               </w:rPr>
               <w:t>namespace OMS.Domain.ValueObjects;</w:t>
             </w:r>
           </w:p>
           <w:p>
-            <w:r>
-              <w:rPr>
-                <w:rFonts w:ascii="Consolas" w:eastAsia="Consolas" w:hAnsi="Consolas" w:cs="Consolas"/>
-                <w:color w:val="1F2937"/>
-                <w:sz w:val="18"/>
-                <w:szCs w:val="18"/>
+            <w:pPr>
+              <w:rPr>
+                <w:lang w:val="en-US"/>
+              </w:rPr>
+            </w:pPr>
+            <w:r>
+              <w:rPr>
+                <w:rFonts w:ascii="Consolas" w:eastAsia="Consolas" w:hAnsi="Consolas" w:cs="Consolas"/>
+                <w:color w:val="1F2937"/>
+                <w:sz w:val="18"/>
+                <w:szCs w:val="18"/>
+                <w:lang w:val="en-US"/>
               </w:rPr>
               <w:t xml:space="preserve"> </w:t>
             </w:r>
           </w:p>
           <w:p>
-            <w:r>
-              <w:rPr>
-                <w:rFonts w:ascii="Consolas" w:eastAsia="Consolas" w:hAnsi="Consolas" w:cs="Consolas"/>
-                <w:color w:val="1F2937"/>
-                <w:sz w:val="18"/>
-                <w:szCs w:val="18"/>
+            <w:pPr>
+              <w:rPr>
+                <w:lang w:val="en-US"/>
+              </w:rPr>
+            </w:pPr>
+            <w:r>
+              <w:rPr>
+                <w:rFonts w:ascii="Consolas" w:eastAsia="Consolas" w:hAnsi="Consolas" w:cs="Consolas"/>
+                <w:color w:val="1F2937"/>
+                <w:sz w:val="18"/>
+                <w:szCs w:val="18"/>
+                <w:lang w:val="en-US"/>
               </w:rPr>
               <w:t>public sealed record Money(decimal Amount, string Currency)</w:t>
             </w:r>
           </w:p>
           <w:p>
-            <w:r>
-              <w:rPr>
-                <w:rFonts w:ascii="Consolas" w:eastAsia="Consolas" w:hAnsi="Consolas" w:cs="Consolas"/>
-                <w:color w:val="1F2937"/>
-                <w:sz w:val="18"/>
-                <w:szCs w:val="18"/>
+            <w:pPr>
+              <w:rPr>
+                <w:lang w:val="en-US"/>
+              </w:rPr>
+            </w:pPr>
+            <w:r>
+              <w:rPr>
+                <w:rFonts w:ascii="Consolas" w:eastAsia="Consolas" w:hAnsi="Consolas" w:cs="Consolas"/>
+                <w:color w:val="1F2937"/>
+                <w:sz w:val="18"/>
+                <w:szCs w:val="18"/>
+                <w:lang w:val="en-US"/>
               </w:rPr>
               <w:t>{</w:t>
             </w:r>
           </w:p>
           <w:p>
-            <w:r>
-              <w:rPr>
-                <w:rFonts w:ascii="Consolas" w:eastAsia="Consolas" w:hAnsi="Consolas" w:cs="Consolas"/>
-                <w:color w:val="1F2937"/>
-                <w:sz w:val="18"/>
-                <w:szCs w:val="18"/>
+            <w:pPr>
+              <w:rPr>
+                <w:lang w:val="en-US"/>
+              </w:rPr>
+            </w:pPr>
+            <w:r>
+              <w:rPr>
+                <w:rFonts w:ascii="Consolas" w:eastAsia="Consolas" w:hAnsi="Consolas" w:cs="Consolas"/>
+                <w:color w:val="1F2937"/>
+                <w:sz w:val="18"/>
+                <w:szCs w:val="18"/>
+                <w:lang w:val="en-US"/>
               </w:rPr>
               <w:t xml:space="preserve">    // Validation right in the constructor — Money can never exist in an invalid state</w:t>
             </w:r>
           </w:p>
           <w:p>
-            <w:r>
-              <w:rPr>
-                <w:rFonts w:ascii="Consolas" w:eastAsia="Consolas" w:hAnsi="Consolas" w:cs="Consolas"/>
-                <w:color w:val="1F2937"/>
-                <w:sz w:val="18"/>
-                <w:szCs w:val="18"/>
+            <w:pPr>
+              <w:rPr>
+                <w:lang w:val="en-US"/>
+              </w:rPr>
+            </w:pPr>
+            <w:r>
+              <w:rPr>
+                <w:rFonts w:ascii="Consolas" w:eastAsia="Consolas" w:hAnsi="Consolas" w:cs="Consolas"/>
+                <w:color w:val="1F2937"/>
+                <w:sz w:val="18"/>
+                <w:szCs w:val="18"/>
+                <w:lang w:val="en-US"/>
               </w:rPr>
               <w:t xml:space="preserve">    public static Money Create(decimal amount, string currency)</w:t>
             </w:r>
           </w:p>
           <w:p>
-            <w:r>
-              <w:rPr>
-                <w:rFonts w:ascii="Consolas" w:eastAsia="Consolas" w:hAnsi="Consolas" w:cs="Consolas"/>
-                <w:color w:val="1F2937"/>
-                <w:sz w:val="18"/>
-                <w:szCs w:val="18"/>
+            <w:pPr>
+              <w:rPr>
+                <w:lang w:val="en-US"/>
+              </w:rPr>
+            </w:pPr>
+            <w:r>
+              <w:rPr>
+                <w:rFonts w:ascii="Consolas" w:eastAsia="Consolas" w:hAnsi="Consolas" w:cs="Consolas"/>
+                <w:color w:val="1F2937"/>
+                <w:sz w:val="18"/>
+                <w:szCs w:val="18"/>
+                <w:lang w:val="en-US"/>
               </w:rPr>
               <w:t xml:space="preserve">    {</w:t>
             </w:r>
           </w:p>
           <w:p>
-            <w:r>
-              <w:rPr>
-                <w:rFonts w:ascii="Consolas" w:eastAsia="Consolas" w:hAnsi="Consolas" w:cs="Consolas"/>
-                <w:color w:val="1F2937"/>
-                <w:sz w:val="18"/>
-                <w:szCs w:val="18"/>
+            <w:pPr>
+              <w:rPr>
+                <w:lang w:val="en-US"/>
+              </w:rPr>
+            </w:pPr>
+            <w:r>
+              <w:rPr>
+                <w:rFonts w:ascii="Consolas" w:eastAsia="Consolas" w:hAnsi="Consolas" w:cs="Consolas"/>
+                <w:color w:val="1F2937"/>
+                <w:sz w:val="18"/>
+                <w:szCs w:val="18"/>
+                <w:lang w:val="en-US"/>
               </w:rPr>
               <w:t xml:space="preserve">        if (amount &lt; 0)</w:t>
             </w:r>
           </w:p>
           <w:p>
-            <w:r>
-              <w:rPr>
-                <w:rFonts w:ascii="Consolas" w:eastAsia="Consolas" w:hAnsi="Consolas" w:cs="Consolas"/>
-                <w:color w:val="1F2937"/>
-                <w:sz w:val="18"/>
-                <w:szCs w:val="18"/>
+            <w:pPr>
+              <w:rPr>
+                <w:lang w:val="en-US"/>
+              </w:rPr>
+            </w:pPr>
+            <w:r>
+              <w:rPr>
+                <w:rFonts w:ascii="Consolas" w:eastAsia="Consolas" w:hAnsi="Consolas" w:cs="Consolas"/>
+                <w:color w:val="1F2937"/>
+                <w:sz w:val="18"/>
+                <w:szCs w:val="18"/>
+                <w:lang w:val="en-US"/>
               </w:rPr>
               <w:t xml:space="preserve">            throw new DomainException("Amount cannot be negative.");</w:t>
             </w:r>
           </w:p>
           <w:p>
-            <w:r>
-              <w:rPr>
-                <w:rFonts w:ascii="Consolas" w:eastAsia="Consolas" w:hAnsi="Consolas" w:cs="Consolas"/>
-                <w:color w:val="1F2937"/>
-                <w:sz w:val="18"/>
-                <w:szCs w:val="18"/>
+            <w:pPr>
+              <w:rPr>
+                <w:lang w:val="en-US"/>
+              </w:rPr>
+            </w:pPr>
+            <w:r>
+              <w:rPr>
+                <w:rFonts w:ascii="Consolas" w:eastAsia="Consolas" w:hAnsi="Consolas" w:cs="Consolas"/>
+                <w:color w:val="1F2937"/>
+                <w:sz w:val="18"/>
+                <w:szCs w:val="18"/>
+                <w:lang w:val="en-US"/>
               </w:rPr>
               <w:t xml:space="preserve">        if (string.IsNullOrWhiteSpace(currency) || currency.Length != 3)</w:t>
             </w:r>
           </w:p>
           <w:p>
-            <w:r>
-              <w:rPr>
-                <w:rFonts w:ascii="Consolas" w:eastAsia="Consolas" w:hAnsi="Consolas" w:cs="Consolas"/>
-                <w:color w:val="1F2937"/>
-                <w:sz w:val="18"/>
-                <w:szCs w:val="18"/>
+            <w:pPr>
+              <w:rPr>
+                <w:lang w:val="en-US"/>
+              </w:rPr>
+            </w:pPr>
+            <w:r>
+              <w:rPr>
+                <w:rFonts w:ascii="Consolas" w:eastAsia="Consolas" w:hAnsi="Consolas" w:cs="Consolas"/>
+                <w:color w:val="1F2937"/>
+                <w:sz w:val="18"/>
+                <w:szCs w:val="18"/>
+                <w:lang w:val="en-US"/>
               </w:rPr>
               <w:t xml:space="preserve">            throw new DomainException("Currency code must be 3 characters per ISO 4217.");</w:t>
             </w:r>
           </w:p>
           <w:p>
-            <w:r>
-              <w:rPr>
-                <w:rFonts w:ascii="Consolas" w:eastAsia="Consolas" w:hAnsi="Consolas" w:cs="Consolas"/>
-                <w:color w:val="1F2937"/>
-                <w:sz w:val="18"/>
-                <w:szCs w:val="18"/>
+            <w:pPr>
+              <w:rPr>
+                <w:lang w:val="en-US"/>
+              </w:rPr>
+            </w:pPr>
+            <w:r>
+              <w:rPr>
+                <w:rFonts w:ascii="Consolas" w:eastAsia="Consolas" w:hAnsi="Consolas" w:cs="Consolas"/>
+                <w:color w:val="1F2937"/>
+                <w:sz w:val="18"/>
+                <w:szCs w:val="18"/>
+                <w:lang w:val="en-US"/>
               </w:rPr>
               <w:t xml:space="preserve"> </w:t>
             </w:r>
           </w:p>
           <w:p>
-            <w:r>
-              <w:rPr>
-                <w:rFonts w:ascii="Consolas" w:eastAsia="Consolas" w:hAnsi="Consolas" w:cs="Consolas"/>
-                <w:color w:val="1F2937"/>
-                <w:sz w:val="18"/>
-                <w:szCs w:val="18"/>
+            <w:pPr>
+              <w:rPr>
+                <w:lang w:val="en-US"/>
+              </w:rPr>
+            </w:pPr>
+            <w:r>
+              <w:rPr>
+                <w:rFonts w:ascii="Consolas" w:eastAsia="Consolas" w:hAnsi="Consolas" w:cs="Consolas"/>
+                <w:color w:val="1F2937"/>
+                <w:sz w:val="18"/>
+                <w:szCs w:val="18"/>
+                <w:lang w:val="en-US"/>
               </w:rPr>
               <w:t xml:space="preserve">        return new Money(amount, currency.ToUpperInvariant());</w:t>
             </w:r>
           </w:p>
           <w:p>
-            <w:r>
-              <w:rPr>
-                <w:rFonts w:ascii="Consolas" w:eastAsia="Consolas" w:hAnsi="Consolas" w:cs="Consolas"/>
-                <w:color w:val="1F2937"/>
-                <w:sz w:val="18"/>
-                <w:szCs w:val="18"/>
+            <w:pPr>
+              <w:rPr>
+                <w:lang w:val="en-US"/>
+              </w:rPr>
+            </w:pPr>
+            <w:r>
+              <w:rPr>
+                <w:rFonts w:ascii="Consolas" w:eastAsia="Consolas" w:hAnsi="Consolas" w:cs="Consolas"/>
+                <w:color w:val="1F2937"/>
+                <w:sz w:val="18"/>
+                <w:szCs w:val="18"/>
+                <w:lang w:val="en-US"/>
               </w:rPr>
               <w:t xml:space="preserve">    }</w:t>
             </w:r>
           </w:p>
           <w:p>
-            <w:r>
-              <w:rPr>
-                <w:rFonts w:ascii="Consolas" w:eastAsia="Consolas" w:hAnsi="Consolas" w:cs="Consolas"/>
-                <w:color w:val="1F2937"/>
-                <w:sz w:val="18"/>
-                <w:szCs w:val="18"/>
+            <w:pPr>
+              <w:rPr>
+                <w:lang w:val="en-US"/>
+              </w:rPr>
+            </w:pPr>
+            <w:r>
+              <w:rPr>
+                <w:rFonts w:ascii="Consolas" w:eastAsia="Consolas" w:hAnsi="Consolas" w:cs="Consolas"/>
+                <w:color w:val="1F2937"/>
+                <w:sz w:val="18"/>
+                <w:szCs w:val="18"/>
+                <w:lang w:val="en-US"/>
               </w:rPr>
               <w:t xml:space="preserve"> </w:t>
             </w:r>
           </w:p>
           <w:p>
-            <w:r>
-              <w:rPr>
-                <w:rFonts w:ascii="Consolas" w:eastAsia="Consolas" w:hAnsi="Consolas" w:cs="Consolas"/>
-                <w:color w:val="1F2937"/>
-                <w:sz w:val="18"/>
-                <w:szCs w:val="18"/>
+            <w:pPr>
+              <w:rPr>
+                <w:lang w:val="en-US"/>
+              </w:rPr>
+            </w:pPr>
+            <w:r>
+              <w:rPr>
+                <w:rFonts w:ascii="Consolas" w:eastAsia="Consolas" w:hAnsi="Consolas" w:cs="Consolas"/>
+                <w:color w:val="1F2937"/>
+                <w:sz w:val="18"/>
+                <w:szCs w:val="18"/>
+                <w:lang w:val="en-US"/>
               </w:rPr>
               <w:t xml:space="preserve">    // Arithmetic operations — return a new Money instance, never mutate</w:t>
             </w:r>
           </w:p>
           <w:p>
-            <w:r>
-              <w:rPr>
-                <w:rFonts w:ascii="Consolas" w:eastAsia="Consolas" w:hAnsi="Consolas" w:cs="Consolas"/>
-                <w:color w:val="1F2937"/>
-                <w:sz w:val="18"/>
-                <w:szCs w:val="18"/>
+            <w:pPr>
+              <w:rPr>
+                <w:lang w:val="en-US"/>
+              </w:rPr>
+            </w:pPr>
+            <w:r>
+              <w:rPr>
+                <w:rFonts w:ascii="Consolas" w:eastAsia="Consolas" w:hAnsi="Consolas" w:cs="Consolas"/>
+                <w:color w:val="1F2937"/>
+                <w:sz w:val="18"/>
+                <w:szCs w:val="18"/>
+                <w:lang w:val="en-US"/>
               </w:rPr>
               <w:lastRenderedPageBreak/>
               <w:t xml:space="preserve">    public Money Add(Money other)</w:t>
             </w:r>
           </w:p>
           <w:p>
-            <w:r>
-              <w:rPr>
-                <w:rFonts w:ascii="Consolas" w:eastAsia="Consolas" w:hAnsi="Consolas" w:cs="Consolas"/>
-                <w:color w:val="1F2937"/>
-                <w:sz w:val="18"/>
-                <w:szCs w:val="18"/>
+            <w:pPr>
+              <w:rPr>
+                <w:lang w:val="en-US"/>
+              </w:rPr>
+            </w:pPr>
+            <w:r>
+              <w:rPr>
+                <w:rFonts w:ascii="Consolas" w:eastAsia="Consolas" w:hAnsi="Consolas" w:cs="Consolas"/>
+                <w:color w:val="1F2937"/>
+                <w:sz w:val="18"/>
+                <w:szCs w:val="18"/>
+                <w:lang w:val="en-US"/>
               </w:rPr>
               <w:t xml:space="preserve">    {</w:t>
             </w:r>
           </w:p>
           <w:p>
-            <w:r>
-              <w:rPr>
-                <w:rFonts w:ascii="Consolas" w:eastAsia="Consolas" w:hAnsi="Consolas" w:cs="Consolas"/>
-                <w:color w:val="1F2937"/>
-                <w:sz w:val="18"/>
-                <w:szCs w:val="18"/>
+            <w:pPr>
+              <w:rPr>
+                <w:lang w:val="en-US"/>
+              </w:rPr>
+            </w:pPr>
+            <w:r>
+              <w:rPr>
+                <w:rFonts w:ascii="Consolas" w:eastAsia="Consolas" w:hAnsi="Consolas" w:cs="Consolas"/>
+                <w:color w:val="1F2937"/>
+                <w:sz w:val="18"/>
+                <w:szCs w:val="18"/>
+                <w:lang w:val="en-US"/>
               </w:rPr>
               <w:t xml:space="preserve">        EnsureSameCurrency(other);</w:t>
             </w:r>
           </w:p>
           <w:p>
-            <w:r>
-              <w:rPr>
-                <w:rFonts w:ascii="Consolas" w:eastAsia="Consolas" w:hAnsi="Consolas" w:cs="Consolas"/>
-                <w:color w:val="1F2937"/>
-                <w:sz w:val="18"/>
-                <w:szCs w:val="18"/>
+            <w:pPr>
+              <w:rPr>
+                <w:lang w:val="en-US"/>
+              </w:rPr>
+            </w:pPr>
+            <w:r>
+              <w:rPr>
+                <w:rFonts w:ascii="Consolas" w:eastAsia="Consolas" w:hAnsi="Consolas" w:cs="Consolas"/>
+                <w:color w:val="1F2937"/>
+                <w:sz w:val="18"/>
+                <w:szCs w:val="18"/>
+                <w:lang w:val="en-US"/>
               </w:rPr>
               <w:t xml:space="preserve">        return this with { Amount = Amount + other.Amount };</w:t>
             </w:r>
           </w:p>
           <w:p>
-            <w:r>
-              <w:rPr>
-                <w:rFonts w:ascii="Consolas" w:eastAsia="Consolas" w:hAnsi="Consolas" w:cs="Consolas"/>
-                <w:color w:val="1F2937"/>
-                <w:sz w:val="18"/>
-                <w:szCs w:val="18"/>
+            <w:pPr>
+              <w:rPr>
+                <w:lang w:val="en-US"/>
+              </w:rPr>
+            </w:pPr>
+            <w:r>
+              <w:rPr>
+                <w:rFonts w:ascii="Consolas" w:eastAsia="Consolas" w:hAnsi="Consolas" w:cs="Consolas"/>
+                <w:color w:val="1F2937"/>
+                <w:sz w:val="18"/>
+                <w:szCs w:val="18"/>
+                <w:lang w:val="en-US"/>
               </w:rPr>
               <w:t xml:space="preserve">    }</w:t>
             </w:r>
           </w:p>
           <w:p>
-            <w:r>
-              <w:rPr>
-                <w:rFonts w:ascii="Consolas" w:eastAsia="Consolas" w:hAnsi="Consolas" w:cs="Consolas"/>
-                <w:color w:val="1F2937"/>
-                <w:sz w:val="18"/>
-                <w:szCs w:val="18"/>
+            <w:pPr>
+              <w:rPr>
+                <w:lang w:val="en-US"/>
+              </w:rPr>
+            </w:pPr>
+            <w:r>
+              <w:rPr>
+                <w:rFonts w:ascii="Consolas" w:eastAsia="Consolas" w:hAnsi="Consolas" w:cs="Consolas"/>
+                <w:color w:val="1F2937"/>
+                <w:sz w:val="18"/>
+                <w:szCs w:val="18"/>
+                <w:lang w:val="en-US"/>
               </w:rPr>
               <w:t xml:space="preserve"> </w:t>
             </w:r>
           </w:p>
           <w:p>
-            <w:r>
-              <w:rPr>
-                <w:rFonts w:ascii="Consolas" w:eastAsia="Consolas" w:hAnsi="Consolas" w:cs="Consolas"/>
-                <w:color w:val="1F2937"/>
-                <w:sz w:val="18"/>
-                <w:szCs w:val="18"/>
+            <w:pPr>
+              <w:rPr>
+                <w:lang w:val="en-US"/>
+              </w:rPr>
+            </w:pPr>
+            <w:r>
+              <w:rPr>
+                <w:rFonts w:ascii="Consolas" w:eastAsia="Consolas" w:hAnsi="Consolas" w:cs="Consolas"/>
+                <w:color w:val="1F2937"/>
+                <w:sz w:val="18"/>
+                <w:szCs w:val="18"/>
+                <w:lang w:val="en-US"/>
               </w:rPr>
               <w:t xml:space="preserve">    public Money Subtract(Money other)</w:t>
             </w:r>
           </w:p>
           <w:p>
-            <w:r>
-              <w:rPr>
-                <w:rFonts w:ascii="Consolas" w:eastAsia="Consolas" w:hAnsi="Consolas" w:cs="Consolas"/>
-                <w:color w:val="1F2937"/>
-                <w:sz w:val="18"/>
-                <w:szCs w:val="18"/>
+            <w:pPr>
+              <w:rPr>
+                <w:lang w:val="en-US"/>
+              </w:rPr>
+            </w:pPr>
+            <w:r>
+              <w:rPr>
+                <w:rFonts w:ascii="Consolas" w:eastAsia="Consolas" w:hAnsi="Consolas" w:cs="Consolas"/>
+                <w:color w:val="1F2937"/>
+                <w:sz w:val="18"/>
+                <w:szCs w:val="18"/>
+                <w:lang w:val="en-US"/>
               </w:rPr>
               <w:t xml:space="preserve">    {</w:t>
             </w:r>
           </w:p>
           <w:p>
-            <w:r>
-              <w:rPr>
-                <w:rFonts w:ascii="Consolas" w:eastAsia="Consolas" w:hAnsi="Consolas" w:cs="Consolas"/>
-                <w:color w:val="1F2937"/>
-                <w:sz w:val="18"/>
-                <w:szCs w:val="18"/>
+            <w:pPr>
+              <w:rPr>
+                <w:lang w:val="en-US"/>
+              </w:rPr>
+            </w:pPr>
+            <w:r>
+              <w:rPr>
+                <w:rFonts w:ascii="Consolas" w:eastAsia="Consolas" w:hAnsi="Consolas" w:cs="Consolas"/>
+                <w:color w:val="1F2937"/>
+                <w:sz w:val="18"/>
+                <w:szCs w:val="18"/>
+                <w:lang w:val="en-US"/>
               </w:rPr>
               <w:t xml:space="preserve">        EnsureSameCurrency(other);</w:t>
             </w:r>
           </w:p>
           <w:p>
-            <w:r>
-              <w:rPr>
-                <w:rFonts w:ascii="Consolas" w:eastAsia="Consolas" w:hAnsi="Consolas" w:cs="Consolas"/>
-                <w:color w:val="1F2937"/>
-                <w:sz w:val="18"/>
-                <w:szCs w:val="18"/>
+            <w:pPr>
+              <w:rPr>
+                <w:lang w:val="en-US"/>
+              </w:rPr>
+            </w:pPr>
+            <w:r>
+              <w:rPr>
+                <w:rFonts w:ascii="Consolas" w:eastAsia="Consolas" w:hAnsi="Consolas" w:cs="Consolas"/>
+                <w:color w:val="1F2937"/>
+                <w:sz w:val="18"/>
+                <w:szCs w:val="18"/>
+                <w:lang w:val="en-US"/>
               </w:rPr>
               <w:t xml:space="preserve">        var result = Amount - other.Amount;</w:t>
             </w:r>
           </w:p>
           <w:p>
-            <w:r>
-              <w:rPr>
-                <w:rFonts w:ascii="Consolas" w:eastAsia="Consolas" w:hAnsi="Consolas" w:cs="Consolas"/>
-                <w:color w:val="1F2937"/>
-                <w:sz w:val="18"/>
-                <w:szCs w:val="18"/>
+            <w:pPr>
+              <w:rPr>
+                <w:lang w:val="en-US"/>
+              </w:rPr>
+            </w:pPr>
+            <w:r>
+              <w:rPr>
+                <w:rFonts w:ascii="Consolas" w:eastAsia="Consolas" w:hAnsi="Consolas" w:cs="Consolas"/>
+                <w:color w:val="1F2937"/>
+                <w:sz w:val="18"/>
+                <w:szCs w:val="18"/>
+                <w:lang w:val="en-US"/>
               </w:rPr>
               <w:t xml:space="preserve">        if (result &lt; 0)</w:t>
             </w:r>
           </w:p>
           <w:p>
-            <w:r>
-              <w:rPr>
-                <w:rFonts w:ascii="Consolas" w:eastAsia="Consolas" w:hAnsi="Consolas" w:cs="Consolas"/>
-                <w:color w:val="1F2937"/>
-                <w:sz w:val="18"/>
-                <w:szCs w:val="18"/>
+            <w:pPr>
+              <w:rPr>
+                <w:lang w:val="en-US"/>
+              </w:rPr>
+            </w:pPr>
+            <w:r>
+              <w:rPr>
+                <w:rFonts w:ascii="Consolas" w:eastAsia="Consolas" w:hAnsi="Consolas" w:cs="Consolas"/>
+                <w:color w:val="1F2937"/>
+                <w:sz w:val="18"/>
+                <w:szCs w:val="18"/>
+                <w:lang w:val="en-US"/>
               </w:rPr>
               <w:t xml:space="preserve">            throw new DomainException("Subtraction result cannot be negative.");</w:t>
             </w:r>
           </w:p>
           <w:p>
-            <w:r>
-              <w:rPr>
-                <w:rFonts w:ascii="Consolas" w:eastAsia="Consolas" w:hAnsi="Consolas" w:cs="Consolas"/>
-                <w:color w:val="1F2937"/>
-                <w:sz w:val="18"/>
-                <w:szCs w:val="18"/>
+            <w:pPr>
+              <w:rPr>
+                <w:lang w:val="en-US"/>
+              </w:rPr>
+            </w:pPr>
+            <w:r>
+              <w:rPr>
+                <w:rFonts w:ascii="Consolas" w:eastAsia="Consolas" w:hAnsi="Consolas" w:cs="Consolas"/>
+                <w:color w:val="1F2937"/>
+                <w:sz w:val="18"/>
+                <w:szCs w:val="18"/>
+                <w:lang w:val="en-US"/>
               </w:rPr>
               <w:t xml:space="preserve">        return this with { Amount = result };</w:t>
             </w:r>
           </w:p>
           <w:p>
-            <w:r>
-              <w:rPr>
-                <w:rFonts w:ascii="Consolas" w:eastAsia="Consolas" w:hAnsi="Consolas" w:cs="Consolas"/>
-                <w:color w:val="1F2937"/>
-                <w:sz w:val="18"/>
-                <w:szCs w:val="18"/>
+            <w:pPr>
+              <w:rPr>
+                <w:lang w:val="en-US"/>
+              </w:rPr>
+            </w:pPr>
+            <w:r>
+              <w:rPr>
+                <w:rFonts w:ascii="Consolas" w:eastAsia="Consolas" w:hAnsi="Consolas" w:cs="Consolas"/>
+                <w:color w:val="1F2937"/>
+                <w:sz w:val="18"/>
+                <w:szCs w:val="18"/>
+                <w:lang w:val="en-US"/>
               </w:rPr>
               <w:t xml:space="preserve">    }</w:t>
             </w:r>
           </w:p>
           <w:p>
-            <w:r>
-              <w:rPr>
-                <w:rFonts w:ascii="Consolas" w:eastAsia="Consolas" w:hAnsi="Consolas" w:cs="Consolas"/>
-                <w:color w:val="1F2937"/>
-                <w:sz w:val="18"/>
-                <w:szCs w:val="18"/>
+            <w:pPr>
+              <w:rPr>
+                <w:lang w:val="en-US"/>
+              </w:rPr>
+            </w:pPr>
+            <w:r>
+              <w:rPr>
+                <w:rFonts w:ascii="Consolas" w:eastAsia="Consolas" w:hAnsi="Consolas" w:cs="Consolas"/>
+                <w:color w:val="1F2937"/>
+                <w:sz w:val="18"/>
+                <w:szCs w:val="18"/>
+                <w:lang w:val="en-US"/>
               </w:rPr>
               <w:t xml:space="preserve"> </w:t>
             </w:r>
           </w:p>
           <w:p>
-            <w:r>
-              <w:rPr>
-                <w:rFonts w:ascii="Consolas" w:eastAsia="Consolas" w:hAnsi="Consolas" w:cs="Consolas"/>
-                <w:color w:val="1F2937"/>
-                <w:sz w:val="18"/>
-                <w:szCs w:val="18"/>
+            <w:pPr>
+              <w:rPr>
+                <w:lang w:val="en-US"/>
+              </w:rPr>
+            </w:pPr>
+            <w:r>
+              <w:rPr>
+                <w:rFonts w:ascii="Consolas" w:eastAsia="Consolas" w:hAnsi="Consolas" w:cs="Consolas"/>
+                <w:color w:val="1F2937"/>
+                <w:sz w:val="18"/>
+                <w:szCs w:val="18"/>
+                <w:lang w:val="en-US"/>
               </w:rPr>
               <w:t xml:space="preserve">    public Money Multiply(decimal factor)</w:t>
             </w:r>
           </w:p>
           <w:p>
-            <w:r>
-              <w:rPr>
-                <w:rFonts w:ascii="Consolas" w:eastAsia="Consolas" w:hAnsi="Consolas" w:cs="Consolas"/>
-                <w:color w:val="1F2937"/>
-                <w:sz w:val="18"/>
-                <w:szCs w:val="18"/>
+            <w:pPr>
+              <w:rPr>
+                <w:lang w:val="en-US"/>
+              </w:rPr>
+            </w:pPr>
+            <w:r>
+              <w:rPr>
+                <w:rFonts w:ascii="Consolas" w:eastAsia="Consolas" w:hAnsi="Consolas" w:cs="Consolas"/>
+                <w:color w:val="1F2937"/>
+                <w:sz w:val="18"/>
+                <w:szCs w:val="18"/>
+                <w:lang w:val="en-US"/>
               </w:rPr>
               <w:t xml:space="preserve">    {</w:t>
             </w:r>
           </w:p>
           <w:p>
-            <w:r>
-              <w:rPr>
-                <w:rFonts w:ascii="Consolas" w:eastAsia="Consolas" w:hAnsi="Consolas" w:cs="Consolas"/>
-                <w:color w:val="1F2937"/>
-                <w:sz w:val="18"/>
-                <w:szCs w:val="18"/>
+            <w:pPr>
+              <w:rPr>
+                <w:lang w:val="en-US"/>
+              </w:rPr>
+            </w:pPr>
+            <w:r>
+              <w:rPr>
+                <w:rFonts w:ascii="Consolas" w:eastAsia="Consolas" w:hAnsi="Consolas" w:cs="Consolas"/>
+                <w:color w:val="1F2937"/>
+                <w:sz w:val="18"/>
+                <w:szCs w:val="18"/>
+                <w:lang w:val="en-US"/>
               </w:rPr>
               <w:t xml:space="preserve">        if (factor &lt; 0)</w:t>
             </w:r>
           </w:p>
           <w:p>
-            <w:r>
-              <w:rPr>
-                <w:rFonts w:ascii="Consolas" w:eastAsia="Consolas" w:hAnsi="Consolas" w:cs="Consolas"/>
-                <w:color w:val="1F2937"/>
-                <w:sz w:val="18"/>
-                <w:szCs w:val="18"/>
+            <w:pPr>
+              <w:rPr>
+                <w:lang w:val="en-US"/>
+              </w:rPr>
+            </w:pPr>
+            <w:r>
+              <w:rPr>
+                <w:rFonts w:ascii="Consolas" w:eastAsia="Consolas" w:hAnsi="Consolas" w:cs="Consolas"/>
+                <w:color w:val="1F2937"/>
+                <w:sz w:val="18"/>
+                <w:szCs w:val="18"/>
+                <w:lang w:val="en-US"/>
               </w:rPr>
               <w:t xml:space="preserve">            throw new DomainException("Multiplier cannot be negative.");</w:t>
             </w:r>
           </w:p>
           <w:p>
-            <w:r>
-              <w:rPr>
-                <w:rFonts w:ascii="Consolas" w:eastAsia="Consolas" w:hAnsi="Consolas" w:cs="Consolas"/>
-                <w:color w:val="1F2937"/>
-                <w:sz w:val="18"/>
-                <w:szCs w:val="18"/>
+            <w:pPr>
+              <w:rPr>
+                <w:lang w:val="en-US"/>
+              </w:rPr>
+            </w:pPr>
+            <w:r>
+              <w:rPr>
+                <w:rFonts w:ascii="Consolas" w:eastAsia="Consolas" w:hAnsi="Consolas" w:cs="Consolas"/>
+                <w:color w:val="1F2937"/>
+                <w:sz w:val="18"/>
+                <w:szCs w:val="18"/>
+                <w:lang w:val="en-US"/>
               </w:rPr>
               <w:t xml:space="preserve">        return this with { Amount = Math.Round(Amount * factor, 2) };</w:t>
             </w:r>
           </w:p>
           <w:p>
-            <w:r>
-              <w:rPr>
-                <w:rFonts w:ascii="Consolas" w:eastAsia="Consolas" w:hAnsi="Consolas" w:cs="Consolas"/>
-                <w:color w:val="1F2937"/>
-                <w:sz w:val="18"/>
-                <w:szCs w:val="18"/>
+            <w:pPr>
+              <w:rPr>
+                <w:lang w:val="en-US"/>
+              </w:rPr>
+            </w:pPr>
+            <w:r>
+              <w:rPr>
+                <w:rFonts w:ascii="Consolas" w:eastAsia="Consolas" w:hAnsi="Consolas" w:cs="Consolas"/>
+                <w:color w:val="1F2937"/>
+                <w:sz w:val="18"/>
+                <w:szCs w:val="18"/>
+                <w:lang w:val="en-US"/>
               </w:rPr>
               <w:t xml:space="preserve">    }</w:t>
             </w:r>
           </w:p>
           <w:p>
-            <w:r>
-              <w:rPr>
-                <w:rFonts w:ascii="Consolas" w:eastAsia="Consolas" w:hAnsi="Consolas" w:cs="Consolas"/>
-                <w:color w:val="1F2937"/>
-                <w:sz w:val="18"/>
-                <w:szCs w:val="18"/>
+            <w:pPr>
+              <w:rPr>
+                <w:lang w:val="en-US"/>
+              </w:rPr>
+            </w:pPr>
+            <w:r>
+              <w:rPr>
+                <w:rFonts w:ascii="Consolas" w:eastAsia="Consolas" w:hAnsi="Consolas" w:cs="Consolas"/>
+                <w:color w:val="1F2937"/>
+                <w:sz w:val="18"/>
+                <w:szCs w:val="18"/>
+                <w:lang w:val="en-US"/>
               </w:rPr>
               <w:t xml:space="preserve"> </w:t>
             </w:r>
           </w:p>
           <w:p>
-            <w:r>
-              <w:rPr>
-                <w:rFonts w:ascii="Consolas" w:eastAsia="Consolas" w:hAnsi="Consolas" w:cs="Consolas"/>
-                <w:color w:val="1F2937"/>
-                <w:sz w:val="18"/>
-                <w:szCs w:val="18"/>
+            <w:pPr>
+              <w:rPr>
+                <w:lang w:val="en-US"/>
+              </w:rPr>
+            </w:pPr>
+            <w:r>
+              <w:rPr>
+                <w:rFonts w:ascii="Consolas" w:eastAsia="Consolas" w:hAnsi="Consolas" w:cs="Consolas"/>
+                <w:color w:val="1F2937"/>
+                <w:sz w:val="18"/>
+                <w:szCs w:val="18"/>
+                <w:lang w:val="en-US"/>
               </w:rPr>
               <w:t xml:space="preserve">    // Helper constants</w:t>
             </w:r>
           </w:p>
           <w:p>
-            <w:r>
-              <w:rPr>
-                <w:rFonts w:ascii="Consolas" w:eastAsia="Consolas" w:hAnsi="Consolas" w:cs="Consolas"/>
-                <w:color w:val="1F2937"/>
-                <w:sz w:val="18"/>
-                <w:szCs w:val="18"/>
+            <w:pPr>
+              <w:rPr>
+                <w:lang w:val="en-US"/>
+              </w:rPr>
+            </w:pPr>
+            <w:r>
+              <w:rPr>
+                <w:rFonts w:ascii="Consolas" w:eastAsia="Consolas" w:hAnsi="Consolas" w:cs="Consolas"/>
+                <w:color w:val="1F2937"/>
+                <w:sz w:val="18"/>
+                <w:szCs w:val="18"/>
+                <w:lang w:val="en-US"/>
               </w:rPr>
               <w:t xml:space="preserve">    public static Money Zero(string currency) =&gt; new(0, currency);</w:t>
             </w:r>
           </w:p>
           <w:p>
-            <w:r>
-              <w:rPr>
-                <w:rFonts w:ascii="Consolas" w:eastAsia="Consolas" w:hAnsi="Consolas" w:cs="Consolas"/>
-                <w:color w:val="1F2937"/>
-                <w:sz w:val="18"/>
-                <w:szCs w:val="18"/>
+            <w:pPr>
+              <w:rPr>
+                <w:lang w:val="en-US"/>
+              </w:rPr>
+            </w:pPr>
+            <w:r>
+              <w:rPr>
+                <w:rFonts w:ascii="Consolas" w:eastAsia="Consolas" w:hAnsi="Consolas" w:cs="Consolas"/>
+                <w:color w:val="1F2937"/>
+                <w:sz w:val="18"/>
+                <w:szCs w:val="18"/>
+                <w:lang w:val="en-US"/>
               </w:rPr>
               <w:t xml:space="preserve">    public static Money FromVND(decimal amount) =&gt; Create(amount, "VND");</w:t>
             </w:r>
           </w:p>
           <w:p>
-            <w:r>
-              <w:rPr>
-                <w:rFonts w:ascii="Consolas" w:eastAsia="Consolas" w:hAnsi="Consolas" w:cs="Consolas"/>
-                <w:color w:val="1F2937"/>
-                <w:sz w:val="18"/>
-                <w:szCs w:val="18"/>
+            <w:pPr>
+              <w:rPr>
+                <w:lang w:val="en-US"/>
+              </w:rPr>
+            </w:pPr>
+            <w:r>
+              <w:rPr>
+                <w:rFonts w:ascii="Consolas" w:eastAsia="Consolas" w:hAnsi="Consolas" w:cs="Consolas"/>
+                <w:color w:val="1F2937"/>
+                <w:sz w:val="18"/>
+                <w:szCs w:val="18"/>
+                <w:lang w:val="en-US"/>
               </w:rPr>
               <w:t xml:space="preserve">    public static Money FromUSD(decimal amount) =&gt; Create(amount, "USD");</w:t>
             </w:r>
           </w:p>
           <w:p>
-            <w:r>
-              <w:rPr>
-                <w:rFonts w:ascii="Consolas" w:eastAsia="Consolas" w:hAnsi="Consolas" w:cs="Consolas"/>
-                <w:color w:val="1F2937"/>
-                <w:sz w:val="18"/>
-                <w:szCs w:val="18"/>
+            <w:pPr>
+              <w:rPr>
+                <w:lang w:val="en-US"/>
+              </w:rPr>
+            </w:pPr>
+            <w:r>
+              <w:rPr>
+                <w:rFonts w:ascii="Consolas" w:eastAsia="Consolas" w:hAnsi="Consolas" w:cs="Consolas"/>
+                <w:color w:val="1F2937"/>
+                <w:sz w:val="18"/>
+                <w:szCs w:val="18"/>
+                <w:lang w:val="en-US"/>
               </w:rPr>
               <w:t xml:space="preserve"> </w:t>
             </w:r>
           </w:p>
           <w:p>
-            <w:r>
-              <w:rPr>
-                <w:rFonts w:ascii="Consolas" w:eastAsia="Consolas" w:hAnsi="Consolas" w:cs="Consolas"/>
-                <w:color w:val="1F2937"/>
-                <w:sz w:val="18"/>
-                <w:szCs w:val="18"/>
+            <w:pPr>
+              <w:rPr>
+                <w:lang w:val="en-US"/>
+              </w:rPr>
+            </w:pPr>
+            <w:r>
+              <w:rPr>
+                <w:rFonts w:ascii="Consolas" w:eastAsia="Consolas" w:hAnsi="Consolas" w:cs="Consolas"/>
+                <w:color w:val="1F2937"/>
+                <w:sz w:val="18"/>
+                <w:szCs w:val="18"/>
+                <w:lang w:val="en-US"/>
               </w:rPr>
               <w:t xml:space="preserve">    private void EnsureSameCurrency(Money other)</w:t>
             </w:r>
           </w:p>
           <w:p>
-            <w:r>
-              <w:rPr>
-                <w:rFonts w:ascii="Consolas" w:eastAsia="Consolas" w:hAnsi="Consolas" w:cs="Consolas"/>
-                <w:color w:val="1F2937"/>
-                <w:sz w:val="18"/>
-                <w:szCs w:val="18"/>
+            <w:pPr>
+              <w:rPr>
+                <w:lang w:val="en-US"/>
+              </w:rPr>
+            </w:pPr>
+            <w:r>
+              <w:rPr>
+                <w:rFonts w:ascii="Consolas" w:eastAsia="Consolas" w:hAnsi="Consolas" w:cs="Consolas"/>
+                <w:color w:val="1F2937"/>
+                <w:sz w:val="18"/>
+                <w:szCs w:val="18"/>
+                <w:lang w:val="en-US"/>
               </w:rPr>
               <w:t xml:space="preserve">    {</w:t>
             </w:r>
           </w:p>
           <w:p>
-            <w:r>
-              <w:rPr>
-                <w:rFonts w:ascii="Consolas" w:eastAsia="Consolas" w:hAnsi="Consolas" w:cs="Consolas"/>
-                <w:color w:val="1F2937"/>
-                <w:sz w:val="18"/>
-                <w:szCs w:val="18"/>
+            <w:pPr>
+              <w:rPr>
+                <w:lang w:val="en-US"/>
+              </w:rPr>
+            </w:pPr>
+            <w:r>
+              <w:rPr>
+                <w:rFonts w:ascii="Consolas" w:eastAsia="Consolas" w:hAnsi="Consolas" w:cs="Consolas"/>
+                <w:color w:val="1F2937"/>
+                <w:sz w:val="18"/>
+                <w:szCs w:val="18"/>
+                <w:lang w:val="en-US"/>
               </w:rPr>
               <w:t xml:space="preserve">        if (Currency != other.Currency)</w:t>
             </w:r>
           </w:p>
           <w:p>
-            <w:r>
-              <w:rPr>
-                <w:rFonts w:ascii="Consolas" w:eastAsia="Consolas" w:hAnsi="Consolas" w:cs="Consolas"/>
-                <w:color w:val="1F2937"/>
-                <w:sz w:val="18"/>
-                <w:szCs w:val="18"/>
+            <w:pPr>
+              <w:rPr>
+                <w:lang w:val="en-US"/>
+              </w:rPr>
+            </w:pPr>
+            <w:r>
+              <w:rPr>
+                <w:rFonts w:ascii="Consolas" w:eastAsia="Consolas" w:hAnsi="Consolas" w:cs="Consolas"/>
+                <w:color w:val="1F2937"/>
+                <w:sz w:val="18"/>
+                <w:szCs w:val="18"/>
+                <w:lang w:val="en-US"/>
               </w:rPr>
               <w:t xml:space="preserve">            throw new DomainException($"Cannot add {Currency} to {other.Currency}.");</w:t>
             </w:r>
           </w:p>
           <w:p>
-            <w:r>
-              <w:rPr>
-                <w:rFonts w:ascii="Consolas" w:eastAsia="Consolas" w:hAnsi="Consolas" w:cs="Consolas"/>
-                <w:color w:val="1F2937"/>
-                <w:sz w:val="18"/>
-                <w:szCs w:val="18"/>
+            <w:pPr>
+              <w:rPr>
+                <w:lang w:val="en-US"/>
+              </w:rPr>
+            </w:pPr>
+            <w:r>
+              <w:rPr>
+                <w:rFonts w:ascii="Consolas" w:eastAsia="Consolas" w:hAnsi="Consolas" w:cs="Consolas"/>
+                <w:color w:val="1F2937"/>
+                <w:sz w:val="18"/>
+                <w:szCs w:val="18"/>
+                <w:lang w:val="en-US"/>
               </w:rPr>
               <w:t xml:space="preserve">    }</w:t>
             </w:r>
           </w:p>
           <w:p>
-            <w:r>
-              <w:rPr>
-                <w:rFonts w:ascii="Consolas" w:eastAsia="Consolas" w:hAnsi="Consolas" w:cs="Consolas"/>
-                <w:color w:val="1F2937"/>
-                <w:sz w:val="18"/>
-                <w:szCs w:val="18"/>
+            <w:pPr>
+              <w:rPr>
+                <w:lang w:val="en-US"/>
+              </w:rPr>
+            </w:pPr>
+            <w:r>
+              <w:rPr>
+                <w:rFonts w:ascii="Consolas" w:eastAsia="Consolas" w:hAnsi="Consolas" w:cs="Consolas"/>
+                <w:color w:val="1F2937"/>
+                <w:sz w:val="18"/>
+                <w:szCs w:val="18"/>
+                <w:lang w:val="en-US"/>
               </w:rPr>
               <w:t xml:space="preserve"> </w:t>
             </w:r>
           </w:p>
           <w:p>
-            <w:r>
-              <w:rPr>
-                <w:rFonts w:ascii="Consolas" w:eastAsia="Consolas" w:hAnsi="Consolas" w:cs="Consolas"/>
-                <w:color w:val="1F2937"/>
-                <w:sz w:val="18"/>
-                <w:szCs w:val="18"/>
+            <w:pPr>
+              <w:rPr>
+                <w:lang w:val="en-US"/>
+              </w:rPr>
+            </w:pPr>
+            <w:r>
+              <w:rPr>
+                <w:rFonts w:ascii="Consolas" w:eastAsia="Consolas" w:hAnsi="Consolas" w:cs="Consolas"/>
+                <w:color w:val="1F2937"/>
+                <w:sz w:val="18"/>
+                <w:szCs w:val="18"/>
+                <w:lang w:val="en-US"/>
               </w:rPr>
               <w:t xml:space="preserve">    public override string ToString() =&gt; $"{Amount:N2} {Currency}";</w:t>
             </w:r>
@@ -3133,12 +4098,6 @@
         <w:gridCol w:w="10060"/>
       </w:tblGrid>
       <w:tr>
-        <w:tblPrEx>
-          <w:tblCellMar>
-            <w:top w:w="0" w:type="dxa"/>
-            <w:bottom w:w="0" w:type="dxa"/>
-          </w:tblCellMar>
-        </w:tblPrEx>
         <w:tc>
           <w:tcPr>
             <w:tcW w:w="9350" w:type="dxa"/>
@@ -3159,6 +4118,9 @@
           <w:p>
             <w:pPr>
               <w:spacing w:after="60"/>
+              <w:rPr>
+                <w:lang w:val="en-US"/>
+              </w:rPr>
             </w:pPr>
             <w:r>
               <w:rPr>
@@ -3167,16 +4129,34 @@
                 <w:sz w:val="21"/>
                 <w:szCs w:val="21"/>
               </w:rPr>
-              <w:t>💡 Why use record?</w:t>
-            </w:r>
-          </w:p>
-          <w:p>
-            <w:r>
-              <w:rPr>
+              <w:t>💡</w:t>
+            </w:r>
+            <w:r>
+              <w:rPr>
+                <w:b/>
+                <w:bCs/>
                 <w:sz w:val="21"/>
                 <w:szCs w:val="21"/>
-              </w:rPr>
-              <w:t>A C# record automatically generates Equals() and GetHashCode() based on all properties. Money(100, "USD") == Money(100, "USD") returns true with no extra code required. This is exactly the semantics a Value Object needs.</w:t>
+                <w:lang w:val="en-US"/>
+              </w:rPr>
+              <w:t xml:space="preserve"> Why use record?</w:t>
+            </w:r>
+          </w:p>
+          <w:p>
+            <w:r>
+              <w:rPr>
+                <w:sz w:val="21"/>
+                <w:szCs w:val="21"/>
+                <w:lang w:val="en-US"/>
+              </w:rPr>
+              <w:t xml:space="preserve">A C# record automatically generates Equals() and GetHashCode() based on all properties. Money(100, "USD") == Money(100, "USD") returns true with no extra code required. </w:t>
+            </w:r>
+            <w:r>
+              <w:rPr>
+                <w:sz w:val="21"/>
+                <w:szCs w:val="21"/>
+              </w:rPr>
+              <w:t>This is exactly the semantics a Value Object needs.</w:t>
             </w:r>
           </w:p>
         </w:tc>
@@ -3217,12 +4197,6 @@
         <w:gridCol w:w="10070"/>
       </w:tblGrid>
       <w:tr>
-        <w:tblPrEx>
-          <w:tblCellMar>
-            <w:top w:w="0" w:type="dxa"/>
-            <w:bottom w:w="0" w:type="dxa"/>
-          </w:tblCellMar>
-        </w:tblPrEx>
         <w:tc>
           <w:tcPr>
             <w:tcW w:w="9350" w:type="dxa"/>
@@ -3235,398 +4209,614 @@
             </w:tcMar>
           </w:tcPr>
           <w:p>
-            <w:r>
-              <w:rPr>
-                <w:rFonts w:ascii="Consolas" w:eastAsia="Consolas" w:hAnsi="Consolas" w:cs="Consolas"/>
-                <w:color w:val="1F2937"/>
-                <w:sz w:val="18"/>
-                <w:szCs w:val="18"/>
+            <w:pPr>
+              <w:rPr>
+                <w:lang w:val="en-US"/>
+              </w:rPr>
+            </w:pPr>
+            <w:r>
+              <w:rPr>
+                <w:rFonts w:ascii="Consolas" w:eastAsia="Consolas" w:hAnsi="Consolas" w:cs="Consolas"/>
+                <w:color w:val="1F2937"/>
+                <w:sz w:val="18"/>
+                <w:szCs w:val="18"/>
+                <w:lang w:val="en-US"/>
               </w:rPr>
               <w:t>// Domain/ValueObjects/Address.cs</w:t>
             </w:r>
           </w:p>
           <w:p>
-            <w:r>
-              <w:rPr>
-                <w:rFonts w:ascii="Consolas" w:eastAsia="Consolas" w:hAnsi="Consolas" w:cs="Consolas"/>
-                <w:color w:val="1F2937"/>
-                <w:sz w:val="18"/>
-                <w:szCs w:val="18"/>
+            <w:pPr>
+              <w:rPr>
+                <w:lang w:val="en-US"/>
+              </w:rPr>
+            </w:pPr>
+            <w:r>
+              <w:rPr>
+                <w:rFonts w:ascii="Consolas" w:eastAsia="Consolas" w:hAnsi="Consolas" w:cs="Consolas"/>
+                <w:color w:val="1F2937"/>
+                <w:sz w:val="18"/>
+                <w:szCs w:val="18"/>
+                <w:lang w:val="en-US"/>
               </w:rPr>
               <w:t>namespace OMS.Domain.ValueObjects;</w:t>
             </w:r>
           </w:p>
           <w:p>
-            <w:r>
-              <w:rPr>
-                <w:rFonts w:ascii="Consolas" w:eastAsia="Consolas" w:hAnsi="Consolas" w:cs="Consolas"/>
-                <w:color w:val="1F2937"/>
-                <w:sz w:val="18"/>
-                <w:szCs w:val="18"/>
+            <w:pPr>
+              <w:rPr>
+                <w:lang w:val="en-US"/>
+              </w:rPr>
+            </w:pPr>
+            <w:r>
+              <w:rPr>
+                <w:rFonts w:ascii="Consolas" w:eastAsia="Consolas" w:hAnsi="Consolas" w:cs="Consolas"/>
+                <w:color w:val="1F2937"/>
+                <w:sz w:val="18"/>
+                <w:szCs w:val="18"/>
+                <w:lang w:val="en-US"/>
               </w:rPr>
               <w:t xml:space="preserve"> </w:t>
             </w:r>
           </w:p>
           <w:p>
-            <w:r>
-              <w:rPr>
-                <w:rFonts w:ascii="Consolas" w:eastAsia="Consolas" w:hAnsi="Consolas" w:cs="Consolas"/>
-                <w:color w:val="1F2937"/>
-                <w:sz w:val="18"/>
-                <w:szCs w:val="18"/>
+            <w:pPr>
+              <w:rPr>
+                <w:lang w:val="en-US"/>
+              </w:rPr>
+            </w:pPr>
+            <w:r>
+              <w:rPr>
+                <w:rFonts w:ascii="Consolas" w:eastAsia="Consolas" w:hAnsi="Consolas" w:cs="Consolas"/>
+                <w:color w:val="1F2937"/>
+                <w:sz w:val="18"/>
+                <w:szCs w:val="18"/>
+                <w:lang w:val="en-US"/>
               </w:rPr>
               <w:t>public sealed record Address(</w:t>
             </w:r>
           </w:p>
           <w:p>
-            <w:r>
-              <w:rPr>
-                <w:rFonts w:ascii="Consolas" w:eastAsia="Consolas" w:hAnsi="Consolas" w:cs="Consolas"/>
-                <w:color w:val="1F2937"/>
-                <w:sz w:val="18"/>
-                <w:szCs w:val="18"/>
+            <w:pPr>
+              <w:rPr>
+                <w:lang w:val="en-US"/>
+              </w:rPr>
+            </w:pPr>
+            <w:r>
+              <w:rPr>
+                <w:rFonts w:ascii="Consolas" w:eastAsia="Consolas" w:hAnsi="Consolas" w:cs="Consolas"/>
+                <w:color w:val="1F2937"/>
+                <w:sz w:val="18"/>
+                <w:szCs w:val="18"/>
+                <w:lang w:val="en-US"/>
               </w:rPr>
               <w:t xml:space="preserve">    string Street,</w:t>
             </w:r>
           </w:p>
           <w:p>
-            <w:r>
-              <w:rPr>
-                <w:rFonts w:ascii="Consolas" w:eastAsia="Consolas" w:hAnsi="Consolas" w:cs="Consolas"/>
-                <w:color w:val="1F2937"/>
-                <w:sz w:val="18"/>
-                <w:szCs w:val="18"/>
+            <w:pPr>
+              <w:rPr>
+                <w:lang w:val="en-US"/>
+              </w:rPr>
+            </w:pPr>
+            <w:r>
+              <w:rPr>
+                <w:rFonts w:ascii="Consolas" w:eastAsia="Consolas" w:hAnsi="Consolas" w:cs="Consolas"/>
+                <w:color w:val="1F2937"/>
+                <w:sz w:val="18"/>
+                <w:szCs w:val="18"/>
+                <w:lang w:val="en-US"/>
               </w:rPr>
               <w:t xml:space="preserve">    string City,</w:t>
             </w:r>
           </w:p>
           <w:p>
-            <w:r>
-              <w:rPr>
-                <w:rFonts w:ascii="Consolas" w:eastAsia="Consolas" w:hAnsi="Consolas" w:cs="Consolas"/>
-                <w:color w:val="1F2937"/>
-                <w:sz w:val="18"/>
-                <w:szCs w:val="18"/>
+            <w:pPr>
+              <w:rPr>
+                <w:lang w:val="en-US"/>
+              </w:rPr>
+            </w:pPr>
+            <w:r>
+              <w:rPr>
+                <w:rFonts w:ascii="Consolas" w:eastAsia="Consolas" w:hAnsi="Consolas" w:cs="Consolas"/>
+                <w:color w:val="1F2937"/>
+                <w:sz w:val="18"/>
+                <w:szCs w:val="18"/>
+                <w:lang w:val="en-US"/>
               </w:rPr>
               <w:t xml:space="preserve">    string Province,</w:t>
             </w:r>
           </w:p>
           <w:p>
-            <w:r>
-              <w:rPr>
-                <w:rFonts w:ascii="Consolas" w:eastAsia="Consolas" w:hAnsi="Consolas" w:cs="Consolas"/>
-                <w:color w:val="1F2937"/>
-                <w:sz w:val="18"/>
-                <w:szCs w:val="18"/>
+            <w:pPr>
+              <w:rPr>
+                <w:lang w:val="en-US"/>
+              </w:rPr>
+            </w:pPr>
+            <w:r>
+              <w:rPr>
+                <w:rFonts w:ascii="Consolas" w:eastAsia="Consolas" w:hAnsi="Consolas" w:cs="Consolas"/>
+                <w:color w:val="1F2937"/>
+                <w:sz w:val="18"/>
+                <w:szCs w:val="18"/>
+                <w:lang w:val="en-US"/>
               </w:rPr>
               <w:t xml:space="preserve">    string Country,</w:t>
             </w:r>
           </w:p>
           <w:p>
-            <w:r>
-              <w:rPr>
-                <w:rFonts w:ascii="Consolas" w:eastAsia="Consolas" w:hAnsi="Consolas" w:cs="Consolas"/>
-                <w:color w:val="1F2937"/>
-                <w:sz w:val="18"/>
-                <w:szCs w:val="18"/>
+            <w:pPr>
+              <w:rPr>
+                <w:lang w:val="en-US"/>
+              </w:rPr>
+            </w:pPr>
+            <w:r>
+              <w:rPr>
+                <w:rFonts w:ascii="Consolas" w:eastAsia="Consolas" w:hAnsi="Consolas" w:cs="Consolas"/>
+                <w:color w:val="1F2937"/>
+                <w:sz w:val="18"/>
+                <w:szCs w:val="18"/>
+                <w:lang w:val="en-US"/>
               </w:rPr>
               <w:t xml:space="preserve">    string? PostalCode = null)</w:t>
             </w:r>
           </w:p>
           <w:p>
-            <w:r>
-              <w:rPr>
-                <w:rFonts w:ascii="Consolas" w:eastAsia="Consolas" w:hAnsi="Consolas" w:cs="Consolas"/>
-                <w:color w:val="1F2937"/>
-                <w:sz w:val="18"/>
-                <w:szCs w:val="18"/>
+            <w:pPr>
+              <w:rPr>
+                <w:lang w:val="en-US"/>
+              </w:rPr>
+            </w:pPr>
+            <w:r>
+              <w:rPr>
+                <w:rFonts w:ascii="Consolas" w:eastAsia="Consolas" w:hAnsi="Consolas" w:cs="Consolas"/>
+                <w:color w:val="1F2937"/>
+                <w:sz w:val="18"/>
+                <w:szCs w:val="18"/>
+                <w:lang w:val="en-US"/>
               </w:rPr>
               <w:t>{</w:t>
             </w:r>
           </w:p>
           <w:p>
-            <w:r>
-              <w:rPr>
-                <w:rFonts w:ascii="Consolas" w:eastAsia="Consolas" w:hAnsi="Consolas" w:cs="Consolas"/>
-                <w:color w:val="1F2937"/>
-                <w:sz w:val="18"/>
-                <w:szCs w:val="18"/>
+            <w:pPr>
+              <w:rPr>
+                <w:lang w:val="en-US"/>
+              </w:rPr>
+            </w:pPr>
+            <w:r>
+              <w:rPr>
+                <w:rFonts w:ascii="Consolas" w:eastAsia="Consolas" w:hAnsi="Consolas" w:cs="Consolas"/>
+                <w:color w:val="1F2937"/>
+                <w:sz w:val="18"/>
+                <w:szCs w:val="18"/>
+                <w:lang w:val="en-US"/>
               </w:rPr>
               <w:t xml:space="preserve">    public static Address Create(</w:t>
             </w:r>
           </w:p>
           <w:p>
-            <w:r>
-              <w:rPr>
-                <w:rFonts w:ascii="Consolas" w:eastAsia="Consolas" w:hAnsi="Consolas" w:cs="Consolas"/>
-                <w:color w:val="1F2937"/>
-                <w:sz w:val="18"/>
-                <w:szCs w:val="18"/>
+            <w:pPr>
+              <w:rPr>
+                <w:lang w:val="en-US"/>
+              </w:rPr>
+            </w:pPr>
+            <w:r>
+              <w:rPr>
+                <w:rFonts w:ascii="Consolas" w:eastAsia="Consolas" w:hAnsi="Consolas" w:cs="Consolas"/>
+                <w:color w:val="1F2937"/>
+                <w:sz w:val="18"/>
+                <w:szCs w:val="18"/>
+                <w:lang w:val="en-US"/>
               </w:rPr>
               <w:t xml:space="preserve">        string street, string city, string province,</w:t>
             </w:r>
           </w:p>
           <w:p>
-            <w:r>
-              <w:rPr>
-                <w:rFonts w:ascii="Consolas" w:eastAsia="Consolas" w:hAnsi="Consolas" w:cs="Consolas"/>
-                <w:color w:val="1F2937"/>
-                <w:sz w:val="18"/>
-                <w:szCs w:val="18"/>
+            <w:pPr>
+              <w:rPr>
+                <w:lang w:val="en-US"/>
+              </w:rPr>
+            </w:pPr>
+            <w:r>
+              <w:rPr>
+                <w:rFonts w:ascii="Consolas" w:eastAsia="Consolas" w:hAnsi="Consolas" w:cs="Consolas"/>
+                <w:color w:val="1F2937"/>
+                <w:sz w:val="18"/>
+                <w:szCs w:val="18"/>
+                <w:lang w:val="en-US"/>
               </w:rPr>
               <w:t xml:space="preserve">        string country, string? postalCode = null)</w:t>
             </w:r>
           </w:p>
           <w:p>
-            <w:r>
-              <w:rPr>
-                <w:rFonts w:ascii="Consolas" w:eastAsia="Consolas" w:hAnsi="Consolas" w:cs="Consolas"/>
-                <w:color w:val="1F2937"/>
-                <w:sz w:val="18"/>
-                <w:szCs w:val="18"/>
+            <w:pPr>
+              <w:rPr>
+                <w:lang w:val="en-US"/>
+              </w:rPr>
+            </w:pPr>
+            <w:r>
+              <w:rPr>
+                <w:rFonts w:ascii="Consolas" w:eastAsia="Consolas" w:hAnsi="Consolas" w:cs="Consolas"/>
+                <w:color w:val="1F2937"/>
+                <w:sz w:val="18"/>
+                <w:szCs w:val="18"/>
+                <w:lang w:val="en-US"/>
               </w:rPr>
               <w:lastRenderedPageBreak/>
               <w:t xml:space="preserve">    {</w:t>
             </w:r>
           </w:p>
           <w:p>
-            <w:r>
-              <w:rPr>
-                <w:rFonts w:ascii="Consolas" w:eastAsia="Consolas" w:hAnsi="Consolas" w:cs="Consolas"/>
-                <w:color w:val="1F2937"/>
-                <w:sz w:val="18"/>
-                <w:szCs w:val="18"/>
+            <w:pPr>
+              <w:rPr>
+                <w:lang w:val="en-US"/>
+              </w:rPr>
+            </w:pPr>
+            <w:r>
+              <w:rPr>
+                <w:rFonts w:ascii="Consolas" w:eastAsia="Consolas" w:hAnsi="Consolas" w:cs="Consolas"/>
+                <w:color w:val="1F2937"/>
+                <w:sz w:val="18"/>
+                <w:szCs w:val="18"/>
+                <w:lang w:val="en-US"/>
               </w:rPr>
               <w:t xml:space="preserve">        if (string.IsNullOrWhiteSpace(street))</w:t>
             </w:r>
           </w:p>
           <w:p>
-            <w:r>
-              <w:rPr>
-                <w:rFonts w:ascii="Consolas" w:eastAsia="Consolas" w:hAnsi="Consolas" w:cs="Consolas"/>
-                <w:color w:val="1F2937"/>
-                <w:sz w:val="18"/>
-                <w:szCs w:val="18"/>
+            <w:pPr>
+              <w:rPr>
+                <w:lang w:val="en-US"/>
+              </w:rPr>
+            </w:pPr>
+            <w:r>
+              <w:rPr>
+                <w:rFonts w:ascii="Consolas" w:eastAsia="Consolas" w:hAnsi="Consolas" w:cs="Consolas"/>
+                <w:color w:val="1F2937"/>
+                <w:sz w:val="18"/>
+                <w:szCs w:val="18"/>
+                <w:lang w:val="en-US"/>
               </w:rPr>
               <w:t xml:space="preserve">            throw new DomainException("Street cannot be empty.");</w:t>
             </w:r>
           </w:p>
           <w:p>
-            <w:r>
-              <w:rPr>
-                <w:rFonts w:ascii="Consolas" w:eastAsia="Consolas" w:hAnsi="Consolas" w:cs="Consolas"/>
-                <w:color w:val="1F2937"/>
-                <w:sz w:val="18"/>
-                <w:szCs w:val="18"/>
+            <w:pPr>
+              <w:rPr>
+                <w:lang w:val="en-US"/>
+              </w:rPr>
+            </w:pPr>
+            <w:r>
+              <w:rPr>
+                <w:rFonts w:ascii="Consolas" w:eastAsia="Consolas" w:hAnsi="Consolas" w:cs="Consolas"/>
+                <w:color w:val="1F2937"/>
+                <w:sz w:val="18"/>
+                <w:szCs w:val="18"/>
+                <w:lang w:val="en-US"/>
               </w:rPr>
               <w:t xml:space="preserve">        if (string.IsNullOrWhiteSpace(city))</w:t>
             </w:r>
           </w:p>
           <w:p>
-            <w:r>
-              <w:rPr>
-                <w:rFonts w:ascii="Consolas" w:eastAsia="Consolas" w:hAnsi="Consolas" w:cs="Consolas"/>
-                <w:color w:val="1F2937"/>
-                <w:sz w:val="18"/>
-                <w:szCs w:val="18"/>
+            <w:pPr>
+              <w:rPr>
+                <w:lang w:val="en-US"/>
+              </w:rPr>
+            </w:pPr>
+            <w:r>
+              <w:rPr>
+                <w:rFonts w:ascii="Consolas" w:eastAsia="Consolas" w:hAnsi="Consolas" w:cs="Consolas"/>
+                <w:color w:val="1F2937"/>
+                <w:sz w:val="18"/>
+                <w:szCs w:val="18"/>
+                <w:lang w:val="en-US"/>
               </w:rPr>
               <w:t xml:space="preserve">            throw new DomainException("City cannot be empty.");</w:t>
             </w:r>
           </w:p>
           <w:p>
-            <w:r>
-              <w:rPr>
-                <w:rFonts w:ascii="Consolas" w:eastAsia="Consolas" w:hAnsi="Consolas" w:cs="Consolas"/>
-                <w:color w:val="1F2937"/>
-                <w:sz w:val="18"/>
-                <w:szCs w:val="18"/>
+            <w:pPr>
+              <w:rPr>
+                <w:lang w:val="en-US"/>
+              </w:rPr>
+            </w:pPr>
+            <w:r>
+              <w:rPr>
+                <w:rFonts w:ascii="Consolas" w:eastAsia="Consolas" w:hAnsi="Consolas" w:cs="Consolas"/>
+                <w:color w:val="1F2937"/>
+                <w:sz w:val="18"/>
+                <w:szCs w:val="18"/>
+                <w:lang w:val="en-US"/>
               </w:rPr>
               <w:t xml:space="preserve">        if (string.IsNullOrWhiteSpace(country) || country.Length != 2)</w:t>
             </w:r>
           </w:p>
           <w:p>
-            <w:r>
-              <w:rPr>
-                <w:rFonts w:ascii="Consolas" w:eastAsia="Consolas" w:hAnsi="Consolas" w:cs="Consolas"/>
-                <w:color w:val="1F2937"/>
-                <w:sz w:val="18"/>
-                <w:szCs w:val="18"/>
+            <w:pPr>
+              <w:rPr>
+                <w:lang w:val="en-US"/>
+              </w:rPr>
+            </w:pPr>
+            <w:r>
+              <w:rPr>
+                <w:rFonts w:ascii="Consolas" w:eastAsia="Consolas" w:hAnsi="Consolas" w:cs="Consolas"/>
+                <w:color w:val="1F2937"/>
+                <w:sz w:val="18"/>
+                <w:szCs w:val="18"/>
+                <w:lang w:val="en-US"/>
               </w:rPr>
               <w:t xml:space="preserve">            throw new DomainException("Country code must be 2 characters (e.g. VN, US).");</w:t>
             </w:r>
           </w:p>
           <w:p>
-            <w:r>
-              <w:rPr>
-                <w:rFonts w:ascii="Consolas" w:eastAsia="Consolas" w:hAnsi="Consolas" w:cs="Consolas"/>
-                <w:color w:val="1F2937"/>
-                <w:sz w:val="18"/>
-                <w:szCs w:val="18"/>
+            <w:pPr>
+              <w:rPr>
+                <w:lang w:val="en-US"/>
+              </w:rPr>
+            </w:pPr>
+            <w:r>
+              <w:rPr>
+                <w:rFonts w:ascii="Consolas" w:eastAsia="Consolas" w:hAnsi="Consolas" w:cs="Consolas"/>
+                <w:color w:val="1F2937"/>
+                <w:sz w:val="18"/>
+                <w:szCs w:val="18"/>
+                <w:lang w:val="en-US"/>
               </w:rPr>
               <w:t xml:space="preserve"> </w:t>
             </w:r>
           </w:p>
           <w:p>
-            <w:r>
-              <w:rPr>
-                <w:rFonts w:ascii="Consolas" w:eastAsia="Consolas" w:hAnsi="Consolas" w:cs="Consolas"/>
-                <w:color w:val="1F2937"/>
-                <w:sz w:val="18"/>
-                <w:szCs w:val="18"/>
+            <w:pPr>
+              <w:rPr>
+                <w:lang w:val="en-US"/>
+              </w:rPr>
+            </w:pPr>
+            <w:r>
+              <w:rPr>
+                <w:rFonts w:ascii="Consolas" w:eastAsia="Consolas" w:hAnsi="Consolas" w:cs="Consolas"/>
+                <w:color w:val="1F2937"/>
+                <w:sz w:val="18"/>
+                <w:szCs w:val="18"/>
+                <w:lang w:val="en-US"/>
               </w:rPr>
               <w:t xml:space="preserve">        return new Address(</w:t>
             </w:r>
           </w:p>
           <w:p>
-            <w:r>
-              <w:rPr>
-                <w:rFonts w:ascii="Consolas" w:eastAsia="Consolas" w:hAnsi="Consolas" w:cs="Consolas"/>
-                <w:color w:val="1F2937"/>
-                <w:sz w:val="18"/>
-                <w:szCs w:val="18"/>
+            <w:pPr>
+              <w:rPr>
+                <w:lang w:val="en-US"/>
+              </w:rPr>
+            </w:pPr>
+            <w:r>
+              <w:rPr>
+                <w:rFonts w:ascii="Consolas" w:eastAsia="Consolas" w:hAnsi="Consolas" w:cs="Consolas"/>
+                <w:color w:val="1F2937"/>
+                <w:sz w:val="18"/>
+                <w:szCs w:val="18"/>
+                <w:lang w:val="en-US"/>
               </w:rPr>
               <w:t xml:space="preserve">            street.Trim(), city.Trim(),</w:t>
             </w:r>
           </w:p>
           <w:p>
-            <w:r>
-              <w:rPr>
-                <w:rFonts w:ascii="Consolas" w:eastAsia="Consolas" w:hAnsi="Consolas" w:cs="Consolas"/>
-                <w:color w:val="1F2937"/>
-                <w:sz w:val="18"/>
-                <w:szCs w:val="18"/>
+            <w:pPr>
+              <w:rPr>
+                <w:lang w:val="en-US"/>
+              </w:rPr>
+            </w:pPr>
+            <w:r>
+              <w:rPr>
+                <w:rFonts w:ascii="Consolas" w:eastAsia="Consolas" w:hAnsi="Consolas" w:cs="Consolas"/>
+                <w:color w:val="1F2937"/>
+                <w:sz w:val="18"/>
+                <w:szCs w:val="18"/>
+                <w:lang w:val="en-US"/>
               </w:rPr>
               <w:t xml:space="preserve">            province.Trim(), country.ToUpperInvariant().Trim(),</w:t>
             </w:r>
           </w:p>
           <w:p>
-            <w:r>
-              <w:rPr>
-                <w:rFonts w:ascii="Consolas" w:eastAsia="Consolas" w:hAnsi="Consolas" w:cs="Consolas"/>
-                <w:color w:val="1F2937"/>
-                <w:sz w:val="18"/>
-                <w:szCs w:val="18"/>
+            <w:pPr>
+              <w:rPr>
+                <w:lang w:val="en-US"/>
+              </w:rPr>
+            </w:pPr>
+            <w:r>
+              <w:rPr>
+                <w:rFonts w:ascii="Consolas" w:eastAsia="Consolas" w:hAnsi="Consolas" w:cs="Consolas"/>
+                <w:color w:val="1F2937"/>
+                <w:sz w:val="18"/>
+                <w:szCs w:val="18"/>
+                <w:lang w:val="en-US"/>
               </w:rPr>
               <w:t xml:space="preserve">            postalCode?.Trim());</w:t>
             </w:r>
           </w:p>
           <w:p>
-            <w:r>
-              <w:rPr>
-                <w:rFonts w:ascii="Consolas" w:eastAsia="Consolas" w:hAnsi="Consolas" w:cs="Consolas"/>
-                <w:color w:val="1F2937"/>
-                <w:sz w:val="18"/>
-                <w:szCs w:val="18"/>
+            <w:pPr>
+              <w:rPr>
+                <w:lang w:val="en-US"/>
+              </w:rPr>
+            </w:pPr>
+            <w:r>
+              <w:rPr>
+                <w:rFonts w:ascii="Consolas" w:eastAsia="Consolas" w:hAnsi="Consolas" w:cs="Consolas"/>
+                <w:color w:val="1F2937"/>
+                <w:sz w:val="18"/>
+                <w:szCs w:val="18"/>
+                <w:lang w:val="en-US"/>
               </w:rPr>
               <w:t xml:space="preserve">    }</w:t>
             </w:r>
           </w:p>
           <w:p>
-            <w:r>
-              <w:rPr>
-                <w:rFonts w:ascii="Consolas" w:eastAsia="Consolas" w:hAnsi="Consolas" w:cs="Consolas"/>
-                <w:color w:val="1F2937"/>
-                <w:sz w:val="18"/>
-                <w:szCs w:val="18"/>
+            <w:pPr>
+              <w:rPr>
+                <w:lang w:val="en-US"/>
+              </w:rPr>
+            </w:pPr>
+            <w:r>
+              <w:rPr>
+                <w:rFonts w:ascii="Consolas" w:eastAsia="Consolas" w:hAnsi="Consolas" w:cs="Consolas"/>
+                <w:color w:val="1F2937"/>
+                <w:sz w:val="18"/>
+                <w:szCs w:val="18"/>
+                <w:lang w:val="en-US"/>
               </w:rPr>
               <w:t xml:space="preserve"> </w:t>
             </w:r>
           </w:p>
           <w:p>
-            <w:r>
-              <w:rPr>
-                <w:rFonts w:ascii="Consolas" w:eastAsia="Consolas" w:hAnsi="Consolas" w:cs="Consolas"/>
-                <w:color w:val="1F2937"/>
-                <w:sz w:val="18"/>
-                <w:szCs w:val="18"/>
+            <w:pPr>
+              <w:rPr>
+                <w:lang w:val="en-US"/>
+              </w:rPr>
+            </w:pPr>
+            <w:r>
+              <w:rPr>
+                <w:rFonts w:ascii="Consolas" w:eastAsia="Consolas" w:hAnsi="Consolas" w:cs="Consolas"/>
+                <w:color w:val="1F2937"/>
+                <w:sz w:val="18"/>
+                <w:szCs w:val="18"/>
+                <w:lang w:val="en-US"/>
               </w:rPr>
               <w:t xml:space="preserve">    // A Value Object can have behaviour</w:t>
             </w:r>
           </w:p>
           <w:p>
-            <w:r>
-              <w:rPr>
-                <w:rFonts w:ascii="Consolas" w:eastAsia="Consolas" w:hAnsi="Consolas" w:cs="Consolas"/>
-                <w:color w:val="1F2937"/>
-                <w:sz w:val="18"/>
-                <w:szCs w:val="18"/>
+            <w:pPr>
+              <w:rPr>
+                <w:lang w:val="en-US"/>
+              </w:rPr>
+            </w:pPr>
+            <w:r>
+              <w:rPr>
+                <w:rFonts w:ascii="Consolas" w:eastAsia="Consolas" w:hAnsi="Consolas" w:cs="Consolas"/>
+                <w:color w:val="1F2937"/>
+                <w:sz w:val="18"/>
+                <w:szCs w:val="18"/>
+                <w:lang w:val="en-US"/>
               </w:rPr>
               <w:t xml:space="preserve">    public bool IsDomestic() =&gt; Country == "VN";</w:t>
             </w:r>
           </w:p>
           <w:p>
-            <w:r>
-              <w:rPr>
-                <w:rFonts w:ascii="Consolas" w:eastAsia="Consolas" w:hAnsi="Consolas" w:cs="Consolas"/>
-                <w:color w:val="1F2937"/>
-                <w:sz w:val="18"/>
-                <w:szCs w:val="18"/>
+            <w:pPr>
+              <w:rPr>
+                <w:lang w:val="en-US"/>
+              </w:rPr>
+            </w:pPr>
+            <w:r>
+              <w:rPr>
+                <w:rFonts w:ascii="Consolas" w:eastAsia="Consolas" w:hAnsi="Consolas" w:cs="Consolas"/>
+                <w:color w:val="1F2937"/>
+                <w:sz w:val="18"/>
+                <w:szCs w:val="18"/>
+                <w:lang w:val="en-US"/>
               </w:rPr>
               <w:t xml:space="preserve"> </w:t>
             </w:r>
           </w:p>
           <w:p>
-            <w:r>
-              <w:rPr>
-                <w:rFonts w:ascii="Consolas" w:eastAsia="Consolas" w:hAnsi="Consolas" w:cs="Consolas"/>
-                <w:color w:val="1F2937"/>
-                <w:sz w:val="18"/>
-                <w:szCs w:val="18"/>
+            <w:pPr>
+              <w:rPr>
+                <w:lang w:val="en-US"/>
+              </w:rPr>
+            </w:pPr>
+            <w:r>
+              <w:rPr>
+                <w:rFonts w:ascii="Consolas" w:eastAsia="Consolas" w:hAnsi="Consolas" w:cs="Consolas"/>
+                <w:color w:val="1F2937"/>
+                <w:sz w:val="18"/>
+                <w:szCs w:val="18"/>
+                <w:lang w:val="en-US"/>
               </w:rPr>
               <w:t xml:space="preserve">    public string ToFormattedString() =&gt;</w:t>
             </w:r>
           </w:p>
           <w:p>
-            <w:r>
-              <w:rPr>
-                <w:rFonts w:ascii="Consolas" w:eastAsia="Consolas" w:hAnsi="Consolas" w:cs="Consolas"/>
-                <w:color w:val="1F2937"/>
-                <w:sz w:val="18"/>
-                <w:szCs w:val="18"/>
+            <w:pPr>
+              <w:rPr>
+                <w:lang w:val="en-US"/>
+              </w:rPr>
+            </w:pPr>
+            <w:r>
+              <w:rPr>
+                <w:rFonts w:ascii="Consolas" w:eastAsia="Consolas" w:hAnsi="Consolas" w:cs="Consolas"/>
+                <w:color w:val="1F2937"/>
+                <w:sz w:val="18"/>
+                <w:szCs w:val="18"/>
+                <w:lang w:val="en-US"/>
               </w:rPr>
               <w:t xml:space="preserve">        PostalCode is null</w:t>
             </w:r>
           </w:p>
           <w:p>
-            <w:r>
-              <w:rPr>
-                <w:rFonts w:ascii="Consolas" w:eastAsia="Consolas" w:hAnsi="Consolas" w:cs="Consolas"/>
-                <w:color w:val="1F2937"/>
-                <w:sz w:val="18"/>
-                <w:szCs w:val="18"/>
+            <w:pPr>
+              <w:rPr>
+                <w:lang w:val="en-US"/>
+              </w:rPr>
+            </w:pPr>
+            <w:r>
+              <w:rPr>
+                <w:rFonts w:ascii="Consolas" w:eastAsia="Consolas" w:hAnsi="Consolas" w:cs="Consolas"/>
+                <w:color w:val="1F2937"/>
+                <w:sz w:val="18"/>
+                <w:szCs w:val="18"/>
+                <w:lang w:val="en-US"/>
               </w:rPr>
               <w:t xml:space="preserve">            ? $"{Street}, {City}, {Province}, {Country}"</w:t>
             </w:r>
           </w:p>
           <w:p>
-            <w:r>
-              <w:rPr>
-                <w:rFonts w:ascii="Consolas" w:eastAsia="Consolas" w:hAnsi="Consolas" w:cs="Consolas"/>
-                <w:color w:val="1F2937"/>
-                <w:sz w:val="18"/>
-                <w:szCs w:val="18"/>
+            <w:pPr>
+              <w:rPr>
+                <w:lang w:val="en-US"/>
+              </w:rPr>
+            </w:pPr>
+            <w:r>
+              <w:rPr>
+                <w:rFonts w:ascii="Consolas" w:eastAsia="Consolas" w:hAnsi="Consolas" w:cs="Consolas"/>
+                <w:color w:val="1F2937"/>
+                <w:sz w:val="18"/>
+                <w:szCs w:val="18"/>
+                <w:lang w:val="en-US"/>
               </w:rPr>
               <w:t xml:space="preserve">            : $"{Street}, {City}, {Province} {PostalCode}, {Country}";</w:t>
             </w:r>
           </w:p>
           <w:p>
-            <w:r>
-              <w:rPr>
-                <w:rFonts w:ascii="Consolas" w:eastAsia="Consolas" w:hAnsi="Consolas" w:cs="Consolas"/>
-                <w:color w:val="1F2937"/>
-                <w:sz w:val="18"/>
-                <w:szCs w:val="18"/>
+            <w:pPr>
+              <w:rPr>
+                <w:lang w:val="en-US"/>
+              </w:rPr>
+            </w:pPr>
+            <w:r>
+              <w:rPr>
+                <w:rFonts w:ascii="Consolas" w:eastAsia="Consolas" w:hAnsi="Consolas" w:cs="Consolas"/>
+                <w:color w:val="1F2937"/>
+                <w:sz w:val="18"/>
+                <w:szCs w:val="18"/>
+                <w:lang w:val="en-US"/>
               </w:rPr>
               <w:t xml:space="preserve"> </w:t>
             </w:r>
           </w:p>
           <w:p>
-            <w:r>
-              <w:rPr>
-                <w:rFonts w:ascii="Consolas" w:eastAsia="Consolas" w:hAnsi="Consolas" w:cs="Consolas"/>
-                <w:color w:val="1F2937"/>
-                <w:sz w:val="18"/>
-                <w:szCs w:val="18"/>
+            <w:pPr>
+              <w:rPr>
+                <w:lang w:val="en-US"/>
+              </w:rPr>
+            </w:pPr>
+            <w:r>
+              <w:rPr>
+                <w:rFonts w:ascii="Consolas" w:eastAsia="Consolas" w:hAnsi="Consolas" w:cs="Consolas"/>
+                <w:color w:val="1F2937"/>
+                <w:sz w:val="18"/>
+                <w:szCs w:val="18"/>
+                <w:lang w:val="en-US"/>
               </w:rPr>
               <w:t xml:space="preserve">    public override string ToString() =&gt; ToFormattedString();</w:t>
             </w:r>
@@ -3676,12 +4866,6 @@
         <w:gridCol w:w="10070"/>
       </w:tblGrid>
       <w:tr>
-        <w:tblPrEx>
-          <w:tblCellMar>
-            <w:top w:w="0" w:type="dxa"/>
-            <w:bottom w:w="0" w:type="dxa"/>
-          </w:tblCellMar>
-        </w:tblPrEx>
         <w:tc>
           <w:tcPr>
             <w:tcW w:w="9350" w:type="dxa"/>
@@ -3694,959 +4878,1481 @@
             </w:tcMar>
           </w:tcPr>
           <w:p>
-            <w:r>
-              <w:rPr>
-                <w:rFonts w:ascii="Consolas" w:eastAsia="Consolas" w:hAnsi="Consolas" w:cs="Consolas"/>
-                <w:color w:val="1F2937"/>
-                <w:sz w:val="18"/>
-                <w:szCs w:val="18"/>
+            <w:pPr>
+              <w:rPr>
+                <w:lang w:val="en-US"/>
+              </w:rPr>
+            </w:pPr>
+            <w:r>
+              <w:rPr>
+                <w:rFonts w:ascii="Consolas" w:eastAsia="Consolas" w:hAnsi="Consolas" w:cs="Consolas"/>
+                <w:color w:val="1F2937"/>
+                <w:sz w:val="18"/>
+                <w:szCs w:val="18"/>
+                <w:lang w:val="en-US"/>
               </w:rPr>
               <w:t>// Domain/Entities/Order.cs</w:t>
             </w:r>
           </w:p>
           <w:p>
-            <w:r>
-              <w:rPr>
-                <w:rFonts w:ascii="Consolas" w:eastAsia="Consolas" w:hAnsi="Consolas" w:cs="Consolas"/>
-                <w:color w:val="1F2937"/>
-                <w:sz w:val="18"/>
-                <w:szCs w:val="18"/>
+            <w:pPr>
+              <w:rPr>
+                <w:lang w:val="en-US"/>
+              </w:rPr>
+            </w:pPr>
+            <w:r>
+              <w:rPr>
+                <w:rFonts w:ascii="Consolas" w:eastAsia="Consolas" w:hAnsi="Consolas" w:cs="Consolas"/>
+                <w:color w:val="1F2937"/>
+                <w:sz w:val="18"/>
+                <w:szCs w:val="18"/>
+                <w:lang w:val="en-US"/>
               </w:rPr>
               <w:t>namespace OMS.Domain.Entities;</w:t>
             </w:r>
           </w:p>
           <w:p>
-            <w:r>
-              <w:rPr>
-                <w:rFonts w:ascii="Consolas" w:eastAsia="Consolas" w:hAnsi="Consolas" w:cs="Consolas"/>
-                <w:color w:val="1F2937"/>
-                <w:sz w:val="18"/>
-                <w:szCs w:val="18"/>
+            <w:pPr>
+              <w:rPr>
+                <w:lang w:val="en-US"/>
+              </w:rPr>
+            </w:pPr>
+            <w:r>
+              <w:rPr>
+                <w:rFonts w:ascii="Consolas" w:eastAsia="Consolas" w:hAnsi="Consolas" w:cs="Consolas"/>
+                <w:color w:val="1F2937"/>
+                <w:sz w:val="18"/>
+                <w:szCs w:val="18"/>
+                <w:lang w:val="en-US"/>
               </w:rPr>
               <w:t xml:space="preserve"> </w:t>
             </w:r>
           </w:p>
           <w:p>
-            <w:r>
-              <w:rPr>
-                <w:rFonts w:ascii="Consolas" w:eastAsia="Consolas" w:hAnsi="Consolas" w:cs="Consolas"/>
-                <w:color w:val="1F2937"/>
-                <w:sz w:val="18"/>
-                <w:szCs w:val="18"/>
+            <w:pPr>
+              <w:rPr>
+                <w:lang w:val="en-US"/>
+              </w:rPr>
+            </w:pPr>
+            <w:r>
+              <w:rPr>
+                <w:rFonts w:ascii="Consolas" w:eastAsia="Consolas" w:hAnsi="Consolas" w:cs="Consolas"/>
+                <w:color w:val="1F2937"/>
+                <w:sz w:val="18"/>
+                <w:szCs w:val="18"/>
+                <w:lang w:val="en-US"/>
               </w:rPr>
               <w:t>public sealed class Order : Entity&lt;Guid&gt;</w:t>
             </w:r>
           </w:p>
           <w:p>
-            <w:r>
-              <w:rPr>
-                <w:rFonts w:ascii="Consolas" w:eastAsia="Consolas" w:hAnsi="Consolas" w:cs="Consolas"/>
-                <w:color w:val="1F2937"/>
-                <w:sz w:val="18"/>
-                <w:szCs w:val="18"/>
+            <w:pPr>
+              <w:rPr>
+                <w:lang w:val="en-US"/>
+              </w:rPr>
+            </w:pPr>
+            <w:r>
+              <w:rPr>
+                <w:rFonts w:ascii="Consolas" w:eastAsia="Consolas" w:hAnsi="Consolas" w:cs="Consolas"/>
+                <w:color w:val="1F2937"/>
+                <w:sz w:val="18"/>
+                <w:szCs w:val="18"/>
+                <w:lang w:val="en-US"/>
               </w:rPr>
               <w:t>{</w:t>
             </w:r>
           </w:p>
           <w:p>
-            <w:r>
-              <w:rPr>
-                <w:rFonts w:ascii="Consolas" w:eastAsia="Consolas" w:hAnsi="Consolas" w:cs="Consolas"/>
-                <w:color w:val="1F2937"/>
-                <w:sz w:val="18"/>
-                <w:szCs w:val="18"/>
+            <w:pPr>
+              <w:rPr>
+                <w:lang w:val="en-US"/>
+              </w:rPr>
+            </w:pPr>
+            <w:r>
+              <w:rPr>
+                <w:rFonts w:ascii="Consolas" w:eastAsia="Consolas" w:hAnsi="Consolas" w:cs="Consolas"/>
+                <w:color w:val="1F2937"/>
+                <w:sz w:val="18"/>
+                <w:szCs w:val="18"/>
+                <w:lang w:val="en-US"/>
               </w:rPr>
               <w:t xml:space="preserve">    private readonly List&lt;OrderItem&gt; _items = new();</w:t>
             </w:r>
           </w:p>
           <w:p>
-            <w:r>
-              <w:rPr>
-                <w:rFonts w:ascii="Consolas" w:eastAsia="Consolas" w:hAnsi="Consolas" w:cs="Consolas"/>
-                <w:color w:val="1F2937"/>
-                <w:sz w:val="18"/>
-                <w:szCs w:val="18"/>
+            <w:pPr>
+              <w:rPr>
+                <w:lang w:val="en-US"/>
+              </w:rPr>
+            </w:pPr>
+            <w:r>
+              <w:rPr>
+                <w:rFonts w:ascii="Consolas" w:eastAsia="Consolas" w:hAnsi="Consolas" w:cs="Consolas"/>
+                <w:color w:val="1F2937"/>
+                <w:sz w:val="18"/>
+                <w:szCs w:val="18"/>
+                <w:lang w:val="en-US"/>
               </w:rPr>
               <w:t xml:space="preserve"> </w:t>
             </w:r>
           </w:p>
           <w:p>
-            <w:r>
-              <w:rPr>
-                <w:rFonts w:ascii="Consolas" w:eastAsia="Consolas" w:hAnsi="Consolas" w:cs="Consolas"/>
-                <w:color w:val="1F2937"/>
-                <w:sz w:val="18"/>
-                <w:szCs w:val="18"/>
+            <w:pPr>
+              <w:rPr>
+                <w:lang w:val="en-US"/>
+              </w:rPr>
+            </w:pPr>
+            <w:r>
+              <w:rPr>
+                <w:rFonts w:ascii="Consolas" w:eastAsia="Consolas" w:hAnsi="Consolas" w:cs="Consolas"/>
+                <w:color w:val="1F2937"/>
+                <w:sz w:val="18"/>
+                <w:szCs w:val="18"/>
+                <w:lang w:val="en-US"/>
               </w:rPr>
               <w:t xml:space="preserve">    // Private setters — can only change through methods, not assigned directly from outside</w:t>
             </w:r>
           </w:p>
           <w:p>
-            <w:r>
-              <w:rPr>
-                <w:rFonts w:ascii="Consolas" w:eastAsia="Consolas" w:hAnsi="Consolas" w:cs="Consolas"/>
-                <w:color w:val="1F2937"/>
-                <w:sz w:val="18"/>
-                <w:szCs w:val="18"/>
+            <w:pPr>
+              <w:rPr>
+                <w:lang w:val="en-US"/>
+              </w:rPr>
+            </w:pPr>
+            <w:r>
+              <w:rPr>
+                <w:rFonts w:ascii="Consolas" w:eastAsia="Consolas" w:hAnsi="Consolas" w:cs="Consolas"/>
+                <w:color w:val="1F2937"/>
+                <w:sz w:val="18"/>
+                <w:szCs w:val="18"/>
+                <w:lang w:val="en-US"/>
               </w:rPr>
               <w:t xml:space="preserve">    public Guid CustomerId { get; private set; }</w:t>
             </w:r>
           </w:p>
           <w:p>
-            <w:r>
-              <w:rPr>
-                <w:rFonts w:ascii="Consolas" w:eastAsia="Consolas" w:hAnsi="Consolas" w:cs="Consolas"/>
-                <w:color w:val="1F2937"/>
-                <w:sz w:val="18"/>
-                <w:szCs w:val="18"/>
+            <w:pPr>
+              <w:rPr>
+                <w:lang w:val="en-US"/>
+              </w:rPr>
+            </w:pPr>
+            <w:r>
+              <w:rPr>
+                <w:rFonts w:ascii="Consolas" w:eastAsia="Consolas" w:hAnsi="Consolas" w:cs="Consolas"/>
+                <w:color w:val="1F2937"/>
+                <w:sz w:val="18"/>
+                <w:szCs w:val="18"/>
+                <w:lang w:val="en-US"/>
               </w:rPr>
               <w:t xml:space="preserve">    public Address ShippingAddress { get; private set; } = null!;</w:t>
             </w:r>
           </w:p>
           <w:p>
-            <w:r>
-              <w:rPr>
-                <w:rFonts w:ascii="Consolas" w:eastAsia="Consolas" w:hAnsi="Consolas" w:cs="Consolas"/>
-                <w:color w:val="1F2937"/>
-                <w:sz w:val="18"/>
-                <w:szCs w:val="18"/>
+            <w:pPr>
+              <w:rPr>
+                <w:lang w:val="en-US"/>
+              </w:rPr>
+            </w:pPr>
+            <w:r>
+              <w:rPr>
+                <w:rFonts w:ascii="Consolas" w:eastAsia="Consolas" w:hAnsi="Consolas" w:cs="Consolas"/>
+                <w:color w:val="1F2937"/>
+                <w:sz w:val="18"/>
+                <w:szCs w:val="18"/>
+                <w:lang w:val="en-US"/>
               </w:rPr>
               <w:t xml:space="preserve">    public OrderStatus Status { get; private set; }</w:t>
             </w:r>
           </w:p>
           <w:p>
-            <w:r>
-              <w:rPr>
-                <w:rFonts w:ascii="Consolas" w:eastAsia="Consolas" w:hAnsi="Consolas" w:cs="Consolas"/>
-                <w:color w:val="1F2937"/>
-                <w:sz w:val="18"/>
-                <w:szCs w:val="18"/>
+            <w:pPr>
+              <w:rPr>
+                <w:lang w:val="en-US"/>
+              </w:rPr>
+            </w:pPr>
+            <w:r>
+              <w:rPr>
+                <w:rFonts w:ascii="Consolas" w:eastAsia="Consolas" w:hAnsi="Consolas" w:cs="Consolas"/>
+                <w:color w:val="1F2937"/>
+                <w:sz w:val="18"/>
+                <w:szCs w:val="18"/>
+                <w:lang w:val="en-US"/>
               </w:rPr>
               <w:t xml:space="preserve">    public Money TotalAmount { get; private set; } = null!;</w:t>
             </w:r>
           </w:p>
           <w:p>
-            <w:r>
-              <w:rPr>
-                <w:rFonts w:ascii="Consolas" w:eastAsia="Consolas" w:hAnsi="Consolas" w:cs="Consolas"/>
-                <w:color w:val="1F2937"/>
-                <w:sz w:val="18"/>
-                <w:szCs w:val="18"/>
+            <w:pPr>
+              <w:rPr>
+                <w:lang w:val="en-US"/>
+              </w:rPr>
+            </w:pPr>
+            <w:r>
+              <w:rPr>
+                <w:rFonts w:ascii="Consolas" w:eastAsia="Consolas" w:hAnsi="Consolas" w:cs="Consolas"/>
+                <w:color w:val="1F2937"/>
+                <w:sz w:val="18"/>
+                <w:szCs w:val="18"/>
+                <w:lang w:val="en-US"/>
               </w:rPr>
               <w:t xml:space="preserve">    public DateTime CreatedAt { get; private set; }</w:t>
             </w:r>
           </w:p>
           <w:p>
-            <w:r>
-              <w:rPr>
-                <w:rFonts w:ascii="Consolas" w:eastAsia="Consolas" w:hAnsi="Consolas" w:cs="Consolas"/>
-                <w:color w:val="1F2937"/>
-                <w:sz w:val="18"/>
-                <w:szCs w:val="18"/>
+            <w:pPr>
+              <w:rPr>
+                <w:lang w:val="en-US"/>
+              </w:rPr>
+            </w:pPr>
+            <w:r>
+              <w:rPr>
+                <w:rFonts w:ascii="Consolas" w:eastAsia="Consolas" w:hAnsi="Consolas" w:cs="Consolas"/>
+                <w:color w:val="1F2937"/>
+                <w:sz w:val="18"/>
+                <w:szCs w:val="18"/>
+                <w:lang w:val="en-US"/>
               </w:rPr>
               <w:t xml:space="preserve">    public DateTime? UpdatedAt { get; private set; }</w:t>
             </w:r>
           </w:p>
           <w:p>
-            <w:r>
-              <w:rPr>
-                <w:rFonts w:ascii="Consolas" w:eastAsia="Consolas" w:hAnsi="Consolas" w:cs="Consolas"/>
-                <w:color w:val="1F2937"/>
-                <w:sz w:val="18"/>
-                <w:szCs w:val="18"/>
+            <w:pPr>
+              <w:rPr>
+                <w:lang w:val="en-US"/>
+              </w:rPr>
+            </w:pPr>
+            <w:r>
+              <w:rPr>
+                <w:rFonts w:ascii="Consolas" w:eastAsia="Consolas" w:hAnsi="Consolas" w:cs="Consolas"/>
+                <w:color w:val="1F2937"/>
+                <w:sz w:val="18"/>
+                <w:szCs w:val="18"/>
+                <w:lang w:val="en-US"/>
               </w:rPr>
               <w:t xml:space="preserve"> </w:t>
             </w:r>
           </w:p>
           <w:p>
-            <w:r>
-              <w:rPr>
-                <w:rFonts w:ascii="Consolas" w:eastAsia="Consolas" w:hAnsi="Consolas" w:cs="Consolas"/>
-                <w:color w:val="1F2937"/>
-                <w:sz w:val="18"/>
-                <w:szCs w:val="18"/>
+            <w:pPr>
+              <w:rPr>
+                <w:lang w:val="en-US"/>
+              </w:rPr>
+            </w:pPr>
+            <w:r>
+              <w:rPr>
+                <w:rFonts w:ascii="Consolas" w:eastAsia="Consolas" w:hAnsi="Consolas" w:cs="Consolas"/>
+                <w:color w:val="1F2937"/>
+                <w:sz w:val="18"/>
+                <w:szCs w:val="18"/>
+                <w:lang w:val="en-US"/>
               </w:rPr>
               <w:t xml:space="preserve">    // Read-only collection — callers cannot modify the list directly</w:t>
             </w:r>
           </w:p>
           <w:p>
-            <w:r>
-              <w:rPr>
-                <w:rFonts w:ascii="Consolas" w:eastAsia="Consolas" w:hAnsi="Consolas" w:cs="Consolas"/>
-                <w:color w:val="1F2937"/>
-                <w:sz w:val="18"/>
-                <w:szCs w:val="18"/>
+            <w:pPr>
+              <w:rPr>
+                <w:lang w:val="en-US"/>
+              </w:rPr>
+            </w:pPr>
+            <w:r>
+              <w:rPr>
+                <w:rFonts w:ascii="Consolas" w:eastAsia="Consolas" w:hAnsi="Consolas" w:cs="Consolas"/>
+                <w:color w:val="1F2937"/>
+                <w:sz w:val="18"/>
+                <w:szCs w:val="18"/>
+                <w:lang w:val="en-US"/>
               </w:rPr>
               <w:t xml:space="preserve">    public IReadOnlyList&lt;OrderItem&gt; Items =&gt; _items.AsReadOnly();</w:t>
             </w:r>
           </w:p>
           <w:p>
-            <w:r>
-              <w:rPr>
-                <w:rFonts w:ascii="Consolas" w:eastAsia="Consolas" w:hAnsi="Consolas" w:cs="Consolas"/>
-                <w:color w:val="1F2937"/>
-                <w:sz w:val="18"/>
-                <w:szCs w:val="18"/>
+            <w:pPr>
+              <w:rPr>
+                <w:lang w:val="en-US"/>
+              </w:rPr>
+            </w:pPr>
+            <w:r>
+              <w:rPr>
+                <w:rFonts w:ascii="Consolas" w:eastAsia="Consolas" w:hAnsi="Consolas" w:cs="Consolas"/>
+                <w:color w:val="1F2937"/>
+                <w:sz w:val="18"/>
+                <w:szCs w:val="18"/>
+                <w:lang w:val="en-US"/>
               </w:rPr>
               <w:t xml:space="preserve"> </w:t>
             </w:r>
           </w:p>
           <w:p>
-            <w:r>
-              <w:rPr>
-                <w:rFonts w:ascii="Consolas" w:eastAsia="Consolas" w:hAnsi="Consolas" w:cs="Consolas"/>
-                <w:color w:val="1F2937"/>
-                <w:sz w:val="18"/>
-                <w:szCs w:val="18"/>
+            <w:pPr>
+              <w:rPr>
+                <w:lang w:val="en-US"/>
+              </w:rPr>
+            </w:pPr>
+            <w:r>
+              <w:rPr>
+                <w:rFonts w:ascii="Consolas" w:eastAsia="Consolas" w:hAnsi="Consolas" w:cs="Consolas"/>
+                <w:color w:val="1F2937"/>
+                <w:sz w:val="18"/>
+                <w:szCs w:val="18"/>
+                <w:lang w:val="en-US"/>
               </w:rPr>
               <w:t xml:space="preserve">    // EF Core needs a parameterless constructor (kept private so it isn't exposed)</w:t>
             </w:r>
           </w:p>
           <w:p>
-            <w:r>
-              <w:rPr>
-                <w:rFonts w:ascii="Consolas" w:eastAsia="Consolas" w:hAnsi="Consolas" w:cs="Consolas"/>
-                <w:color w:val="1F2937"/>
-                <w:sz w:val="18"/>
-                <w:szCs w:val="18"/>
+            <w:pPr>
+              <w:rPr>
+                <w:lang w:val="en-US"/>
+              </w:rPr>
+            </w:pPr>
+            <w:r>
+              <w:rPr>
+                <w:rFonts w:ascii="Consolas" w:eastAsia="Consolas" w:hAnsi="Consolas" w:cs="Consolas"/>
+                <w:color w:val="1F2937"/>
+                <w:sz w:val="18"/>
+                <w:szCs w:val="18"/>
+                <w:lang w:val="en-US"/>
               </w:rPr>
               <w:t xml:space="preserve">    private Order() { }</w:t>
             </w:r>
           </w:p>
           <w:p>
-            <w:r>
-              <w:rPr>
-                <w:rFonts w:ascii="Consolas" w:eastAsia="Consolas" w:hAnsi="Consolas" w:cs="Consolas"/>
-                <w:color w:val="1F2937"/>
-                <w:sz w:val="18"/>
-                <w:szCs w:val="18"/>
+            <w:pPr>
+              <w:rPr>
+                <w:lang w:val="en-US"/>
+              </w:rPr>
+            </w:pPr>
+            <w:r>
+              <w:rPr>
+                <w:rFonts w:ascii="Consolas" w:eastAsia="Consolas" w:hAnsi="Consolas" w:cs="Consolas"/>
+                <w:color w:val="1F2937"/>
+                <w:sz w:val="18"/>
+                <w:szCs w:val="18"/>
+                <w:lang w:val="en-US"/>
               </w:rPr>
               <w:t xml:space="preserve"> </w:t>
             </w:r>
           </w:p>
           <w:p>
-            <w:r>
-              <w:rPr>
-                <w:rFonts w:ascii="Consolas" w:eastAsia="Consolas" w:hAnsi="Consolas" w:cs="Consolas"/>
-                <w:color w:val="1F2937"/>
-                <w:sz w:val="18"/>
-                <w:szCs w:val="18"/>
+            <w:pPr>
+              <w:rPr>
+                <w:lang w:val="en-US"/>
+              </w:rPr>
+            </w:pPr>
+            <w:r>
+              <w:rPr>
+                <w:rFonts w:ascii="Consolas" w:eastAsia="Consolas" w:hAnsi="Consolas" w:cs="Consolas"/>
+                <w:color w:val="1F2937"/>
+                <w:sz w:val="18"/>
+                <w:szCs w:val="18"/>
+                <w:lang w:val="en-US"/>
               </w:rPr>
               <w:t xml:space="preserve">    // Factory method instead of a public constructor — enforces invariants</w:t>
             </w:r>
           </w:p>
           <w:p>
-            <w:r>
-              <w:rPr>
-                <w:rFonts w:ascii="Consolas" w:eastAsia="Consolas" w:hAnsi="Consolas" w:cs="Consolas"/>
-                <w:color w:val="1F2937"/>
-                <w:sz w:val="18"/>
-                <w:szCs w:val="18"/>
+            <w:pPr>
+              <w:rPr>
+                <w:lang w:val="en-US"/>
+              </w:rPr>
+            </w:pPr>
+            <w:r>
+              <w:rPr>
+                <w:rFonts w:ascii="Consolas" w:eastAsia="Consolas" w:hAnsi="Consolas" w:cs="Consolas"/>
+                <w:color w:val="1F2937"/>
+                <w:sz w:val="18"/>
+                <w:szCs w:val="18"/>
+                <w:lang w:val="en-US"/>
               </w:rPr>
               <w:t xml:space="preserve">    public static Order Create(Guid customerId, Address shippingAddress)</w:t>
             </w:r>
           </w:p>
           <w:p>
-            <w:r>
-              <w:rPr>
-                <w:rFonts w:ascii="Consolas" w:eastAsia="Consolas" w:hAnsi="Consolas" w:cs="Consolas"/>
-                <w:color w:val="1F2937"/>
-                <w:sz w:val="18"/>
-                <w:szCs w:val="18"/>
+            <w:pPr>
+              <w:rPr>
+                <w:lang w:val="en-US"/>
+              </w:rPr>
+            </w:pPr>
+            <w:r>
+              <w:rPr>
+                <w:rFonts w:ascii="Consolas" w:eastAsia="Consolas" w:hAnsi="Consolas" w:cs="Consolas"/>
+                <w:color w:val="1F2937"/>
+                <w:sz w:val="18"/>
+                <w:szCs w:val="18"/>
+                <w:lang w:val="en-US"/>
               </w:rPr>
               <w:t xml:space="preserve">    {</w:t>
             </w:r>
           </w:p>
           <w:p>
-            <w:r>
-              <w:rPr>
-                <w:rFonts w:ascii="Consolas" w:eastAsia="Consolas" w:hAnsi="Consolas" w:cs="Consolas"/>
-                <w:color w:val="1F2937"/>
-                <w:sz w:val="18"/>
-                <w:szCs w:val="18"/>
+            <w:pPr>
+              <w:rPr>
+                <w:lang w:val="en-US"/>
+              </w:rPr>
+            </w:pPr>
+            <w:r>
+              <w:rPr>
+                <w:rFonts w:ascii="Consolas" w:eastAsia="Consolas" w:hAnsi="Consolas" w:cs="Consolas"/>
+                <w:color w:val="1F2937"/>
+                <w:sz w:val="18"/>
+                <w:szCs w:val="18"/>
+                <w:lang w:val="en-US"/>
               </w:rPr>
               <w:t xml:space="preserve">        ArgumentException.ThrowIfNullOrEmpty(customerId.ToString());</w:t>
             </w:r>
           </w:p>
           <w:p>
-            <w:r>
-              <w:rPr>
-                <w:rFonts w:ascii="Consolas" w:eastAsia="Consolas" w:hAnsi="Consolas" w:cs="Consolas"/>
-                <w:color w:val="1F2937"/>
-                <w:sz w:val="18"/>
-                <w:szCs w:val="18"/>
+            <w:pPr>
+              <w:rPr>
+                <w:lang w:val="en-US"/>
+              </w:rPr>
+            </w:pPr>
+            <w:r>
+              <w:rPr>
+                <w:rFonts w:ascii="Consolas" w:eastAsia="Consolas" w:hAnsi="Consolas" w:cs="Consolas"/>
+                <w:color w:val="1F2937"/>
+                <w:sz w:val="18"/>
+                <w:szCs w:val="18"/>
+                <w:lang w:val="en-US"/>
               </w:rPr>
               <w:t xml:space="preserve"> </w:t>
             </w:r>
           </w:p>
           <w:p>
-            <w:r>
-              <w:rPr>
-                <w:rFonts w:ascii="Consolas" w:eastAsia="Consolas" w:hAnsi="Consolas" w:cs="Consolas"/>
-                <w:color w:val="1F2937"/>
-                <w:sz w:val="18"/>
-                <w:szCs w:val="18"/>
+            <w:pPr>
+              <w:rPr>
+                <w:lang w:val="en-US"/>
+              </w:rPr>
+            </w:pPr>
+            <w:r>
+              <w:rPr>
+                <w:rFonts w:ascii="Consolas" w:eastAsia="Consolas" w:hAnsi="Consolas" w:cs="Consolas"/>
+                <w:color w:val="1F2937"/>
+                <w:sz w:val="18"/>
+                <w:szCs w:val="18"/>
+                <w:lang w:val="en-US"/>
               </w:rPr>
               <w:t xml:space="preserve">        return new Order</w:t>
             </w:r>
           </w:p>
           <w:p>
-            <w:r>
-              <w:rPr>
-                <w:rFonts w:ascii="Consolas" w:eastAsia="Consolas" w:hAnsi="Consolas" w:cs="Consolas"/>
-                <w:color w:val="1F2937"/>
-                <w:sz w:val="18"/>
-                <w:szCs w:val="18"/>
+            <w:pPr>
+              <w:rPr>
+                <w:lang w:val="en-US"/>
+              </w:rPr>
+            </w:pPr>
+            <w:r>
+              <w:rPr>
+                <w:rFonts w:ascii="Consolas" w:eastAsia="Consolas" w:hAnsi="Consolas" w:cs="Consolas"/>
+                <w:color w:val="1F2937"/>
+                <w:sz w:val="18"/>
+                <w:szCs w:val="18"/>
+                <w:lang w:val="en-US"/>
               </w:rPr>
               <w:t xml:space="preserve">        {</w:t>
             </w:r>
           </w:p>
           <w:p>
-            <w:r>
-              <w:rPr>
-                <w:rFonts w:ascii="Consolas" w:eastAsia="Consolas" w:hAnsi="Consolas" w:cs="Consolas"/>
-                <w:color w:val="1F2937"/>
-                <w:sz w:val="18"/>
-                <w:szCs w:val="18"/>
+            <w:pPr>
+              <w:rPr>
+                <w:lang w:val="en-US"/>
+              </w:rPr>
+            </w:pPr>
+            <w:r>
+              <w:rPr>
+                <w:rFonts w:ascii="Consolas" w:eastAsia="Consolas" w:hAnsi="Consolas" w:cs="Consolas"/>
+                <w:color w:val="1F2937"/>
+                <w:sz w:val="18"/>
+                <w:szCs w:val="18"/>
+                <w:lang w:val="en-US"/>
               </w:rPr>
               <w:t xml:space="preserve">            Id = Guid.NewGuid(),</w:t>
             </w:r>
           </w:p>
           <w:p>
-            <w:r>
-              <w:rPr>
-                <w:rFonts w:ascii="Consolas" w:eastAsia="Consolas" w:hAnsi="Consolas" w:cs="Consolas"/>
-                <w:color w:val="1F2937"/>
-                <w:sz w:val="18"/>
-                <w:szCs w:val="18"/>
+            <w:pPr>
+              <w:rPr>
+                <w:lang w:val="en-US"/>
+              </w:rPr>
+            </w:pPr>
+            <w:r>
+              <w:rPr>
+                <w:rFonts w:ascii="Consolas" w:eastAsia="Consolas" w:hAnsi="Consolas" w:cs="Consolas"/>
+                <w:color w:val="1F2937"/>
+                <w:sz w:val="18"/>
+                <w:szCs w:val="18"/>
+                <w:lang w:val="en-US"/>
               </w:rPr>
               <w:t xml:space="preserve">            CustomerId = customerId,</w:t>
             </w:r>
           </w:p>
           <w:p>
-            <w:r>
-              <w:rPr>
-                <w:rFonts w:ascii="Consolas" w:eastAsia="Consolas" w:hAnsi="Consolas" w:cs="Consolas"/>
-                <w:color w:val="1F2937"/>
-                <w:sz w:val="18"/>
-                <w:szCs w:val="18"/>
+            <w:pPr>
+              <w:rPr>
+                <w:lang w:val="en-US"/>
+              </w:rPr>
+            </w:pPr>
+            <w:r>
+              <w:rPr>
+                <w:rFonts w:ascii="Consolas" w:eastAsia="Consolas" w:hAnsi="Consolas" w:cs="Consolas"/>
+                <w:color w:val="1F2937"/>
+                <w:sz w:val="18"/>
+                <w:szCs w:val="18"/>
+                <w:lang w:val="en-US"/>
               </w:rPr>
               <w:t xml:space="preserve">            ShippingAddress = shippingAddress,</w:t>
             </w:r>
           </w:p>
           <w:p>
-            <w:r>
-              <w:rPr>
-                <w:rFonts w:ascii="Consolas" w:eastAsia="Consolas" w:hAnsi="Consolas" w:cs="Consolas"/>
-                <w:color w:val="1F2937"/>
-                <w:sz w:val="18"/>
-                <w:szCs w:val="18"/>
+            <w:pPr>
+              <w:rPr>
+                <w:lang w:val="en-US"/>
+              </w:rPr>
+            </w:pPr>
+            <w:r>
+              <w:rPr>
+                <w:rFonts w:ascii="Consolas" w:eastAsia="Consolas" w:hAnsi="Consolas" w:cs="Consolas"/>
+                <w:color w:val="1F2937"/>
+                <w:sz w:val="18"/>
+                <w:szCs w:val="18"/>
+                <w:lang w:val="en-US"/>
               </w:rPr>
               <w:t xml:space="preserve">            Status = OrderStatus.Draft,</w:t>
             </w:r>
           </w:p>
           <w:p>
-            <w:r>
-              <w:rPr>
-                <w:rFonts w:ascii="Consolas" w:eastAsia="Consolas" w:hAnsi="Consolas" w:cs="Consolas"/>
-                <w:color w:val="1F2937"/>
-                <w:sz w:val="18"/>
-                <w:szCs w:val="18"/>
+            <w:pPr>
+              <w:rPr>
+                <w:lang w:val="en-US"/>
+              </w:rPr>
+            </w:pPr>
+            <w:r>
+              <w:rPr>
+                <w:rFonts w:ascii="Consolas" w:eastAsia="Consolas" w:hAnsi="Consolas" w:cs="Consolas"/>
+                <w:color w:val="1F2937"/>
+                <w:sz w:val="18"/>
+                <w:szCs w:val="18"/>
+                <w:lang w:val="en-US"/>
               </w:rPr>
               <w:lastRenderedPageBreak/>
               <w:t xml:space="preserve">            TotalAmount = Money.Zero("VND"), // default VND, recalculated later</w:t>
             </w:r>
           </w:p>
           <w:p>
-            <w:r>
-              <w:rPr>
-                <w:rFonts w:ascii="Consolas" w:eastAsia="Consolas" w:hAnsi="Consolas" w:cs="Consolas"/>
-                <w:color w:val="1F2937"/>
-                <w:sz w:val="18"/>
-                <w:szCs w:val="18"/>
+            <w:pPr>
+              <w:rPr>
+                <w:lang w:val="en-US"/>
+              </w:rPr>
+            </w:pPr>
+            <w:r>
+              <w:rPr>
+                <w:rFonts w:ascii="Consolas" w:eastAsia="Consolas" w:hAnsi="Consolas" w:cs="Consolas"/>
+                <w:color w:val="1F2937"/>
+                <w:sz w:val="18"/>
+                <w:szCs w:val="18"/>
+                <w:lang w:val="en-US"/>
               </w:rPr>
               <w:t xml:space="preserve">            CreatedAt = DateTime.UtcNow</w:t>
             </w:r>
           </w:p>
           <w:p>
-            <w:r>
-              <w:rPr>
-                <w:rFonts w:ascii="Consolas" w:eastAsia="Consolas" w:hAnsi="Consolas" w:cs="Consolas"/>
-                <w:color w:val="1F2937"/>
-                <w:sz w:val="18"/>
-                <w:szCs w:val="18"/>
+            <w:pPr>
+              <w:rPr>
+                <w:lang w:val="en-US"/>
+              </w:rPr>
+            </w:pPr>
+            <w:r>
+              <w:rPr>
+                <w:rFonts w:ascii="Consolas" w:eastAsia="Consolas" w:hAnsi="Consolas" w:cs="Consolas"/>
+                <w:color w:val="1F2937"/>
+                <w:sz w:val="18"/>
+                <w:szCs w:val="18"/>
+                <w:lang w:val="en-US"/>
               </w:rPr>
               <w:t xml:space="preserve">        };</w:t>
             </w:r>
           </w:p>
           <w:p>
-            <w:r>
-              <w:rPr>
-                <w:rFonts w:ascii="Consolas" w:eastAsia="Consolas" w:hAnsi="Consolas" w:cs="Consolas"/>
-                <w:color w:val="1F2937"/>
-                <w:sz w:val="18"/>
-                <w:szCs w:val="18"/>
+            <w:pPr>
+              <w:rPr>
+                <w:lang w:val="en-US"/>
+              </w:rPr>
+            </w:pPr>
+            <w:r>
+              <w:rPr>
+                <w:rFonts w:ascii="Consolas" w:eastAsia="Consolas" w:hAnsi="Consolas" w:cs="Consolas"/>
+                <w:color w:val="1F2937"/>
+                <w:sz w:val="18"/>
+                <w:szCs w:val="18"/>
+                <w:lang w:val="en-US"/>
               </w:rPr>
               <w:t xml:space="preserve">    }</w:t>
             </w:r>
           </w:p>
           <w:p>
-            <w:r>
-              <w:rPr>
-                <w:rFonts w:ascii="Consolas" w:eastAsia="Consolas" w:hAnsi="Consolas" w:cs="Consolas"/>
-                <w:color w:val="1F2937"/>
-                <w:sz w:val="18"/>
-                <w:szCs w:val="18"/>
+            <w:pPr>
+              <w:rPr>
+                <w:lang w:val="en-US"/>
+              </w:rPr>
+            </w:pPr>
+            <w:r>
+              <w:rPr>
+                <w:rFonts w:ascii="Consolas" w:eastAsia="Consolas" w:hAnsi="Consolas" w:cs="Consolas"/>
+                <w:color w:val="1F2937"/>
+                <w:sz w:val="18"/>
+                <w:szCs w:val="18"/>
+                <w:lang w:val="en-US"/>
               </w:rPr>
               <w:t xml:space="preserve"> </w:t>
             </w:r>
           </w:p>
           <w:p>
-            <w:r>
-              <w:rPr>
-                <w:rFonts w:ascii="Consolas" w:eastAsia="Consolas" w:hAnsi="Consolas" w:cs="Consolas"/>
-                <w:color w:val="1F2937"/>
-                <w:sz w:val="18"/>
-                <w:szCs w:val="18"/>
+            <w:pPr>
+              <w:rPr>
+                <w:lang w:val="en-US"/>
+              </w:rPr>
+            </w:pPr>
+            <w:r>
+              <w:rPr>
+                <w:rFonts w:ascii="Consolas" w:eastAsia="Consolas" w:hAnsi="Consolas" w:cs="Consolas"/>
+                <w:color w:val="1F2937"/>
+                <w:sz w:val="18"/>
+                <w:szCs w:val="18"/>
+                <w:lang w:val="en-US"/>
               </w:rPr>
               <w:t xml:space="preserve">    // Business method — add an item through Order, never create OrderItem directly</w:t>
             </w:r>
           </w:p>
           <w:p>
-            <w:r>
-              <w:rPr>
-                <w:rFonts w:ascii="Consolas" w:eastAsia="Consolas" w:hAnsi="Consolas" w:cs="Consolas"/>
-                <w:color w:val="1F2937"/>
-                <w:sz w:val="18"/>
-                <w:szCs w:val="18"/>
+            <w:pPr>
+              <w:rPr>
+                <w:lang w:val="en-US"/>
+              </w:rPr>
+            </w:pPr>
+            <w:r>
+              <w:rPr>
+                <w:rFonts w:ascii="Consolas" w:eastAsia="Consolas" w:hAnsi="Consolas" w:cs="Consolas"/>
+                <w:color w:val="1F2937"/>
+                <w:sz w:val="18"/>
+                <w:szCs w:val="18"/>
+                <w:lang w:val="en-US"/>
               </w:rPr>
               <w:t xml:space="preserve">    public void AddItem(Guid productId, string productName, Money unitPrice, int quantity)</w:t>
             </w:r>
           </w:p>
           <w:p>
-            <w:r>
-              <w:rPr>
-                <w:rFonts w:ascii="Consolas" w:eastAsia="Consolas" w:hAnsi="Consolas" w:cs="Consolas"/>
-                <w:color w:val="1F2937"/>
-                <w:sz w:val="18"/>
-                <w:szCs w:val="18"/>
+            <w:pPr>
+              <w:rPr>
+                <w:lang w:val="en-US"/>
+              </w:rPr>
+            </w:pPr>
+            <w:r>
+              <w:rPr>
+                <w:rFonts w:ascii="Consolas" w:eastAsia="Consolas" w:hAnsi="Consolas" w:cs="Consolas"/>
+                <w:color w:val="1F2937"/>
+                <w:sz w:val="18"/>
+                <w:szCs w:val="18"/>
+                <w:lang w:val="en-US"/>
               </w:rPr>
               <w:t xml:space="preserve">    {</w:t>
             </w:r>
           </w:p>
           <w:p>
-            <w:r>
-              <w:rPr>
-                <w:rFonts w:ascii="Consolas" w:eastAsia="Consolas" w:hAnsi="Consolas" w:cs="Consolas"/>
-                <w:color w:val="1F2937"/>
-                <w:sz w:val="18"/>
-                <w:szCs w:val="18"/>
+            <w:pPr>
+              <w:rPr>
+                <w:lang w:val="en-US"/>
+              </w:rPr>
+            </w:pPr>
+            <w:r>
+              <w:rPr>
+                <w:rFonts w:ascii="Consolas" w:eastAsia="Consolas" w:hAnsi="Consolas" w:cs="Consolas"/>
+                <w:color w:val="1F2937"/>
+                <w:sz w:val="18"/>
+                <w:szCs w:val="18"/>
+                <w:lang w:val="en-US"/>
               </w:rPr>
               <w:t xml:space="preserve">        if (Status != OrderStatus.Draft)</w:t>
             </w:r>
           </w:p>
           <w:p>
-            <w:r>
-              <w:rPr>
-                <w:rFonts w:ascii="Consolas" w:eastAsia="Consolas" w:hAnsi="Consolas" w:cs="Consolas"/>
-                <w:color w:val="1F2937"/>
-                <w:sz w:val="18"/>
-                <w:szCs w:val="18"/>
+            <w:pPr>
+              <w:rPr>
+                <w:lang w:val="en-US"/>
+              </w:rPr>
+            </w:pPr>
+            <w:r>
+              <w:rPr>
+                <w:rFonts w:ascii="Consolas" w:eastAsia="Consolas" w:hAnsi="Consolas" w:cs="Consolas"/>
+                <w:color w:val="1F2937"/>
+                <w:sz w:val="18"/>
+                <w:szCs w:val="18"/>
+                <w:lang w:val="en-US"/>
               </w:rPr>
               <w:t xml:space="preserve">            throw new DomainException("Items can only be added while the order is in Draft status.");</w:t>
             </w:r>
           </w:p>
           <w:p>
-            <w:r>
-              <w:rPr>
-                <w:rFonts w:ascii="Consolas" w:eastAsia="Consolas" w:hAnsi="Consolas" w:cs="Consolas"/>
-                <w:color w:val="1F2937"/>
-                <w:sz w:val="18"/>
-                <w:szCs w:val="18"/>
+            <w:pPr>
+              <w:rPr>
+                <w:lang w:val="en-US"/>
+              </w:rPr>
+            </w:pPr>
+            <w:r>
+              <w:rPr>
+                <w:rFonts w:ascii="Consolas" w:eastAsia="Consolas" w:hAnsi="Consolas" w:cs="Consolas"/>
+                <w:color w:val="1F2937"/>
+                <w:sz w:val="18"/>
+                <w:szCs w:val="18"/>
+                <w:lang w:val="en-US"/>
               </w:rPr>
               <w:t xml:space="preserve">        if (quantity &lt;= 0)</w:t>
             </w:r>
           </w:p>
           <w:p>
-            <w:r>
-              <w:rPr>
-                <w:rFonts w:ascii="Consolas" w:eastAsia="Consolas" w:hAnsi="Consolas" w:cs="Consolas"/>
-                <w:color w:val="1F2937"/>
-                <w:sz w:val="18"/>
-                <w:szCs w:val="18"/>
+            <w:pPr>
+              <w:rPr>
+                <w:lang w:val="en-US"/>
+              </w:rPr>
+            </w:pPr>
+            <w:r>
+              <w:rPr>
+                <w:rFonts w:ascii="Consolas" w:eastAsia="Consolas" w:hAnsi="Consolas" w:cs="Consolas"/>
+                <w:color w:val="1F2937"/>
+                <w:sz w:val="18"/>
+                <w:szCs w:val="18"/>
+                <w:lang w:val="en-US"/>
               </w:rPr>
               <w:t xml:space="preserve">            throw new DomainException("Quantity must be greater than 0.");</w:t>
             </w:r>
           </w:p>
           <w:p>
-            <w:r>
-              <w:rPr>
-                <w:rFonts w:ascii="Consolas" w:eastAsia="Consolas" w:hAnsi="Consolas" w:cs="Consolas"/>
-                <w:color w:val="1F2937"/>
-                <w:sz w:val="18"/>
-                <w:szCs w:val="18"/>
+            <w:pPr>
+              <w:rPr>
+                <w:lang w:val="en-US"/>
+              </w:rPr>
+            </w:pPr>
+            <w:r>
+              <w:rPr>
+                <w:rFonts w:ascii="Consolas" w:eastAsia="Consolas" w:hAnsi="Consolas" w:cs="Consolas"/>
+                <w:color w:val="1F2937"/>
+                <w:sz w:val="18"/>
+                <w:szCs w:val="18"/>
+                <w:lang w:val="en-US"/>
               </w:rPr>
               <w:t xml:space="preserve"> </w:t>
             </w:r>
           </w:p>
           <w:p>
-            <w:r>
-              <w:rPr>
-                <w:rFonts w:ascii="Consolas" w:eastAsia="Consolas" w:hAnsi="Consolas" w:cs="Consolas"/>
-                <w:color w:val="1F2937"/>
-                <w:sz w:val="18"/>
-                <w:szCs w:val="18"/>
+            <w:pPr>
+              <w:rPr>
+                <w:lang w:val="en-US"/>
+              </w:rPr>
+            </w:pPr>
+            <w:r>
+              <w:rPr>
+                <w:rFonts w:ascii="Consolas" w:eastAsia="Consolas" w:hAnsi="Consolas" w:cs="Consolas"/>
+                <w:color w:val="1F2937"/>
+                <w:sz w:val="18"/>
+                <w:szCs w:val="18"/>
+                <w:lang w:val="en-US"/>
               </w:rPr>
               <w:t xml:space="preserve">        // If the product already exists, increase quantity instead of adding a new line</w:t>
             </w:r>
           </w:p>
           <w:p>
-            <w:r>
-              <w:rPr>
-                <w:rFonts w:ascii="Consolas" w:eastAsia="Consolas" w:hAnsi="Consolas" w:cs="Consolas"/>
-                <w:color w:val="1F2937"/>
-                <w:sz w:val="18"/>
-                <w:szCs w:val="18"/>
+            <w:pPr>
+              <w:rPr>
+                <w:lang w:val="en-US"/>
+              </w:rPr>
+            </w:pPr>
+            <w:r>
+              <w:rPr>
+                <w:rFonts w:ascii="Consolas" w:eastAsia="Consolas" w:hAnsi="Consolas" w:cs="Consolas"/>
+                <w:color w:val="1F2937"/>
+                <w:sz w:val="18"/>
+                <w:szCs w:val="18"/>
+                <w:lang w:val="en-US"/>
               </w:rPr>
               <w:t xml:space="preserve">        var existingItem = _items.FirstOrDefault(i =&gt; i.ProductId == productId);</w:t>
             </w:r>
           </w:p>
           <w:p>
-            <w:r>
-              <w:rPr>
-                <w:rFonts w:ascii="Consolas" w:eastAsia="Consolas" w:hAnsi="Consolas" w:cs="Consolas"/>
-                <w:color w:val="1F2937"/>
-                <w:sz w:val="18"/>
-                <w:szCs w:val="18"/>
+            <w:pPr>
+              <w:rPr>
+                <w:lang w:val="en-US"/>
+              </w:rPr>
+            </w:pPr>
+            <w:r>
+              <w:rPr>
+                <w:rFonts w:ascii="Consolas" w:eastAsia="Consolas" w:hAnsi="Consolas" w:cs="Consolas"/>
+                <w:color w:val="1F2937"/>
+                <w:sz w:val="18"/>
+                <w:szCs w:val="18"/>
+                <w:lang w:val="en-US"/>
               </w:rPr>
               <w:t xml:space="preserve">        if (existingItem != null)</w:t>
             </w:r>
           </w:p>
           <w:p>
-            <w:r>
-              <w:rPr>
-                <w:rFonts w:ascii="Consolas" w:eastAsia="Consolas" w:hAnsi="Consolas" w:cs="Consolas"/>
-                <w:color w:val="1F2937"/>
-                <w:sz w:val="18"/>
-                <w:szCs w:val="18"/>
+            <w:pPr>
+              <w:rPr>
+                <w:lang w:val="en-US"/>
+              </w:rPr>
+            </w:pPr>
+            <w:r>
+              <w:rPr>
+                <w:rFonts w:ascii="Consolas" w:eastAsia="Consolas" w:hAnsi="Consolas" w:cs="Consolas"/>
+                <w:color w:val="1F2937"/>
+                <w:sz w:val="18"/>
+                <w:szCs w:val="18"/>
+                <w:lang w:val="en-US"/>
               </w:rPr>
               <w:t xml:space="preserve">        {</w:t>
             </w:r>
           </w:p>
           <w:p>
-            <w:r>
-              <w:rPr>
-                <w:rFonts w:ascii="Consolas" w:eastAsia="Consolas" w:hAnsi="Consolas" w:cs="Consolas"/>
-                <w:color w:val="1F2937"/>
-                <w:sz w:val="18"/>
-                <w:szCs w:val="18"/>
+            <w:pPr>
+              <w:rPr>
+                <w:lang w:val="en-US"/>
+              </w:rPr>
+            </w:pPr>
+            <w:r>
+              <w:rPr>
+                <w:rFonts w:ascii="Consolas" w:eastAsia="Consolas" w:hAnsi="Consolas" w:cs="Consolas"/>
+                <w:color w:val="1F2937"/>
+                <w:sz w:val="18"/>
+                <w:szCs w:val="18"/>
+                <w:lang w:val="en-US"/>
               </w:rPr>
               <w:t xml:space="preserve">            existingItem.IncreaseQuantity(quantity);</w:t>
             </w:r>
           </w:p>
           <w:p>
-            <w:r>
-              <w:rPr>
-                <w:rFonts w:ascii="Consolas" w:eastAsia="Consolas" w:hAnsi="Consolas" w:cs="Consolas"/>
-                <w:color w:val="1F2937"/>
-                <w:sz w:val="18"/>
-                <w:szCs w:val="18"/>
+            <w:pPr>
+              <w:rPr>
+                <w:lang w:val="en-US"/>
+              </w:rPr>
+            </w:pPr>
+            <w:r>
+              <w:rPr>
+                <w:rFonts w:ascii="Consolas" w:eastAsia="Consolas" w:hAnsi="Consolas" w:cs="Consolas"/>
+                <w:color w:val="1F2937"/>
+                <w:sz w:val="18"/>
+                <w:szCs w:val="18"/>
+                <w:lang w:val="en-US"/>
               </w:rPr>
               <w:t xml:space="preserve">        }</w:t>
             </w:r>
           </w:p>
           <w:p>
-            <w:r>
-              <w:rPr>
-                <w:rFonts w:ascii="Consolas" w:eastAsia="Consolas" w:hAnsi="Consolas" w:cs="Consolas"/>
-                <w:color w:val="1F2937"/>
-                <w:sz w:val="18"/>
-                <w:szCs w:val="18"/>
+            <w:pPr>
+              <w:rPr>
+                <w:lang w:val="en-US"/>
+              </w:rPr>
+            </w:pPr>
+            <w:r>
+              <w:rPr>
+                <w:rFonts w:ascii="Consolas" w:eastAsia="Consolas" w:hAnsi="Consolas" w:cs="Consolas"/>
+                <w:color w:val="1F2937"/>
+                <w:sz w:val="18"/>
+                <w:szCs w:val="18"/>
+                <w:lang w:val="en-US"/>
               </w:rPr>
               <w:t xml:space="preserve">        else</w:t>
             </w:r>
           </w:p>
           <w:p>
-            <w:r>
-              <w:rPr>
-                <w:rFonts w:ascii="Consolas" w:eastAsia="Consolas" w:hAnsi="Consolas" w:cs="Consolas"/>
-                <w:color w:val="1F2937"/>
-                <w:sz w:val="18"/>
-                <w:szCs w:val="18"/>
+            <w:pPr>
+              <w:rPr>
+                <w:lang w:val="en-US"/>
+              </w:rPr>
+            </w:pPr>
+            <w:r>
+              <w:rPr>
+                <w:rFonts w:ascii="Consolas" w:eastAsia="Consolas" w:hAnsi="Consolas" w:cs="Consolas"/>
+                <w:color w:val="1F2937"/>
+                <w:sz w:val="18"/>
+                <w:szCs w:val="18"/>
+                <w:lang w:val="en-US"/>
               </w:rPr>
               <w:t xml:space="preserve">        {</w:t>
             </w:r>
           </w:p>
           <w:p>
-            <w:r>
-              <w:rPr>
-                <w:rFonts w:ascii="Consolas" w:eastAsia="Consolas" w:hAnsi="Consolas" w:cs="Consolas"/>
-                <w:color w:val="1F2937"/>
-                <w:sz w:val="18"/>
-                <w:szCs w:val="18"/>
+            <w:pPr>
+              <w:rPr>
+                <w:lang w:val="en-US"/>
+              </w:rPr>
+            </w:pPr>
+            <w:r>
+              <w:rPr>
+                <w:rFonts w:ascii="Consolas" w:eastAsia="Consolas" w:hAnsi="Consolas" w:cs="Consolas"/>
+                <w:color w:val="1F2937"/>
+                <w:sz w:val="18"/>
+                <w:szCs w:val="18"/>
+                <w:lang w:val="en-US"/>
               </w:rPr>
               <w:t xml:space="preserve">            var item = OrderItem.Create(Id, productId, productName, unitPrice, quantity);</w:t>
             </w:r>
           </w:p>
           <w:p>
-            <w:r>
-              <w:rPr>
-                <w:rFonts w:ascii="Consolas" w:eastAsia="Consolas" w:hAnsi="Consolas" w:cs="Consolas"/>
-                <w:color w:val="1F2937"/>
-                <w:sz w:val="18"/>
-                <w:szCs w:val="18"/>
+            <w:pPr>
+              <w:rPr>
+                <w:lang w:val="en-US"/>
+              </w:rPr>
+            </w:pPr>
+            <w:r>
+              <w:rPr>
+                <w:rFonts w:ascii="Consolas" w:eastAsia="Consolas" w:hAnsi="Consolas" w:cs="Consolas"/>
+                <w:color w:val="1F2937"/>
+                <w:sz w:val="18"/>
+                <w:szCs w:val="18"/>
+                <w:lang w:val="en-US"/>
               </w:rPr>
               <w:t xml:space="preserve">            _items.Add(item);</w:t>
             </w:r>
           </w:p>
           <w:p>
-            <w:r>
-              <w:rPr>
-                <w:rFonts w:ascii="Consolas" w:eastAsia="Consolas" w:hAnsi="Consolas" w:cs="Consolas"/>
-                <w:color w:val="1F2937"/>
-                <w:sz w:val="18"/>
-                <w:szCs w:val="18"/>
+            <w:pPr>
+              <w:rPr>
+                <w:lang w:val="en-US"/>
+              </w:rPr>
+            </w:pPr>
+            <w:r>
+              <w:rPr>
+                <w:rFonts w:ascii="Consolas" w:eastAsia="Consolas" w:hAnsi="Consolas" w:cs="Consolas"/>
+                <w:color w:val="1F2937"/>
+                <w:sz w:val="18"/>
+                <w:szCs w:val="18"/>
+                <w:lang w:val="en-US"/>
               </w:rPr>
               <w:t xml:space="preserve">        }</w:t>
             </w:r>
           </w:p>
           <w:p>
-            <w:r>
-              <w:rPr>
-                <w:rFonts w:ascii="Consolas" w:eastAsia="Consolas" w:hAnsi="Consolas" w:cs="Consolas"/>
-                <w:color w:val="1F2937"/>
-                <w:sz w:val="18"/>
-                <w:szCs w:val="18"/>
+            <w:pPr>
+              <w:rPr>
+                <w:lang w:val="en-US"/>
+              </w:rPr>
+            </w:pPr>
+            <w:r>
+              <w:rPr>
+                <w:rFonts w:ascii="Consolas" w:eastAsia="Consolas" w:hAnsi="Consolas" w:cs="Consolas"/>
+                <w:color w:val="1F2937"/>
+                <w:sz w:val="18"/>
+                <w:szCs w:val="18"/>
+                <w:lang w:val="en-US"/>
               </w:rPr>
               <w:t xml:space="preserve"> </w:t>
             </w:r>
           </w:p>
           <w:p>
-            <w:r>
-              <w:rPr>
-                <w:rFonts w:ascii="Consolas" w:eastAsia="Consolas" w:hAnsi="Consolas" w:cs="Consolas"/>
-                <w:color w:val="1F2937"/>
-                <w:sz w:val="18"/>
-                <w:szCs w:val="18"/>
+            <w:pPr>
+              <w:rPr>
+                <w:lang w:val="en-US"/>
+              </w:rPr>
+            </w:pPr>
+            <w:r>
+              <w:rPr>
+                <w:rFonts w:ascii="Consolas" w:eastAsia="Consolas" w:hAnsi="Consolas" w:cs="Consolas"/>
+                <w:color w:val="1F2937"/>
+                <w:sz w:val="18"/>
+                <w:szCs w:val="18"/>
+                <w:lang w:val="en-US"/>
               </w:rPr>
               <w:t xml:space="preserve">        RecalculateTotal();</w:t>
             </w:r>
           </w:p>
           <w:p>
-            <w:r>
-              <w:rPr>
-                <w:rFonts w:ascii="Consolas" w:eastAsia="Consolas" w:hAnsi="Consolas" w:cs="Consolas"/>
-                <w:color w:val="1F2937"/>
-                <w:sz w:val="18"/>
-                <w:szCs w:val="18"/>
+            <w:pPr>
+              <w:rPr>
+                <w:lang w:val="en-US"/>
+              </w:rPr>
+            </w:pPr>
+            <w:r>
+              <w:rPr>
+                <w:rFonts w:ascii="Consolas" w:eastAsia="Consolas" w:hAnsi="Consolas" w:cs="Consolas"/>
+                <w:color w:val="1F2937"/>
+                <w:sz w:val="18"/>
+                <w:szCs w:val="18"/>
+                <w:lang w:val="en-US"/>
               </w:rPr>
               <w:t xml:space="preserve">    }</w:t>
             </w:r>
           </w:p>
           <w:p>
-            <w:r>
-              <w:rPr>
-                <w:rFonts w:ascii="Consolas" w:eastAsia="Consolas" w:hAnsi="Consolas" w:cs="Consolas"/>
-                <w:color w:val="1F2937"/>
-                <w:sz w:val="18"/>
-                <w:szCs w:val="18"/>
+            <w:pPr>
+              <w:rPr>
+                <w:lang w:val="en-US"/>
+              </w:rPr>
+            </w:pPr>
+            <w:r>
+              <w:rPr>
+                <w:rFonts w:ascii="Consolas" w:eastAsia="Consolas" w:hAnsi="Consolas" w:cs="Consolas"/>
+                <w:color w:val="1F2937"/>
+                <w:sz w:val="18"/>
+                <w:szCs w:val="18"/>
+                <w:lang w:val="en-US"/>
               </w:rPr>
               <w:t xml:space="preserve"> </w:t>
             </w:r>
           </w:p>
           <w:p>
-            <w:r>
-              <w:rPr>
-                <w:rFonts w:ascii="Consolas" w:eastAsia="Consolas" w:hAnsi="Consolas" w:cs="Consolas"/>
-                <w:color w:val="1F2937"/>
-                <w:sz w:val="18"/>
-                <w:szCs w:val="18"/>
+            <w:pPr>
+              <w:rPr>
+                <w:lang w:val="en-US"/>
+              </w:rPr>
+            </w:pPr>
+            <w:r>
+              <w:rPr>
+                <w:rFonts w:ascii="Consolas" w:eastAsia="Consolas" w:hAnsi="Consolas" w:cs="Consolas"/>
+                <w:color w:val="1F2937"/>
+                <w:sz w:val="18"/>
+                <w:szCs w:val="18"/>
+                <w:lang w:val="en-US"/>
               </w:rPr>
               <w:t xml:space="preserve">    public void RemoveItem(Guid orderItemId)</w:t>
             </w:r>
           </w:p>
           <w:p>
-            <w:r>
-              <w:rPr>
-                <w:rFonts w:ascii="Consolas" w:eastAsia="Consolas" w:hAnsi="Consolas" w:cs="Consolas"/>
-                <w:color w:val="1F2937"/>
-                <w:sz w:val="18"/>
-                <w:szCs w:val="18"/>
+            <w:pPr>
+              <w:rPr>
+                <w:lang w:val="en-US"/>
+              </w:rPr>
+            </w:pPr>
+            <w:r>
+              <w:rPr>
+                <w:rFonts w:ascii="Consolas" w:eastAsia="Consolas" w:hAnsi="Consolas" w:cs="Consolas"/>
+                <w:color w:val="1F2937"/>
+                <w:sz w:val="18"/>
+                <w:szCs w:val="18"/>
+                <w:lang w:val="en-US"/>
               </w:rPr>
               <w:t xml:space="preserve">    {</w:t>
             </w:r>
           </w:p>
           <w:p>
-            <w:r>
-              <w:rPr>
-                <w:rFonts w:ascii="Consolas" w:eastAsia="Consolas" w:hAnsi="Consolas" w:cs="Consolas"/>
-                <w:color w:val="1F2937"/>
-                <w:sz w:val="18"/>
-                <w:szCs w:val="18"/>
+            <w:pPr>
+              <w:rPr>
+                <w:lang w:val="en-US"/>
+              </w:rPr>
+            </w:pPr>
+            <w:r>
+              <w:rPr>
+                <w:rFonts w:ascii="Consolas" w:eastAsia="Consolas" w:hAnsi="Consolas" w:cs="Consolas"/>
+                <w:color w:val="1F2937"/>
+                <w:sz w:val="18"/>
+                <w:szCs w:val="18"/>
+                <w:lang w:val="en-US"/>
               </w:rPr>
               <w:t xml:space="preserve">        if (Status != OrderStatus.Draft)</w:t>
             </w:r>
           </w:p>
           <w:p>
-            <w:r>
-              <w:rPr>
-                <w:rFonts w:ascii="Consolas" w:eastAsia="Consolas" w:hAnsi="Consolas" w:cs="Consolas"/>
-                <w:color w:val="1F2937"/>
-                <w:sz w:val="18"/>
-                <w:szCs w:val="18"/>
+            <w:pPr>
+              <w:rPr>
+                <w:lang w:val="en-US"/>
+              </w:rPr>
+            </w:pPr>
+            <w:r>
+              <w:rPr>
+                <w:rFonts w:ascii="Consolas" w:eastAsia="Consolas" w:hAnsi="Consolas" w:cs="Consolas"/>
+                <w:color w:val="1F2937"/>
+                <w:sz w:val="18"/>
+                <w:szCs w:val="18"/>
+                <w:lang w:val="en-US"/>
               </w:rPr>
               <w:t xml:space="preserve">            throw new DomainException("Cannot remove items from an order that has already been processed.");</w:t>
             </w:r>
           </w:p>
           <w:p>
-            <w:r>
-              <w:rPr>
-                <w:rFonts w:ascii="Consolas" w:eastAsia="Consolas" w:hAnsi="Consolas" w:cs="Consolas"/>
-                <w:color w:val="1F2937"/>
-                <w:sz w:val="18"/>
-                <w:szCs w:val="18"/>
+            <w:pPr>
+              <w:rPr>
+                <w:lang w:val="en-US"/>
+              </w:rPr>
+            </w:pPr>
+            <w:r>
+              <w:rPr>
+                <w:rFonts w:ascii="Consolas" w:eastAsia="Consolas" w:hAnsi="Consolas" w:cs="Consolas"/>
+                <w:color w:val="1F2937"/>
+                <w:sz w:val="18"/>
+                <w:szCs w:val="18"/>
+                <w:lang w:val="en-US"/>
               </w:rPr>
               <w:t xml:space="preserve"> </w:t>
             </w:r>
           </w:p>
           <w:p>
-            <w:r>
-              <w:rPr>
-                <w:rFonts w:ascii="Consolas" w:eastAsia="Consolas" w:hAnsi="Consolas" w:cs="Consolas"/>
-                <w:color w:val="1F2937"/>
-                <w:sz w:val="18"/>
-                <w:szCs w:val="18"/>
+            <w:pPr>
+              <w:rPr>
+                <w:lang w:val="en-US"/>
+              </w:rPr>
+            </w:pPr>
+            <w:r>
+              <w:rPr>
+                <w:rFonts w:ascii="Consolas" w:eastAsia="Consolas" w:hAnsi="Consolas" w:cs="Consolas"/>
+                <w:color w:val="1F2937"/>
+                <w:sz w:val="18"/>
+                <w:szCs w:val="18"/>
+                <w:lang w:val="en-US"/>
               </w:rPr>
               <w:t xml:space="preserve">        var item = _items.FirstOrDefault(i =&gt; i.Id == orderItemId)</w:t>
             </w:r>
           </w:p>
           <w:p>
-            <w:r>
-              <w:rPr>
-                <w:rFonts w:ascii="Consolas" w:eastAsia="Consolas" w:hAnsi="Consolas" w:cs="Consolas"/>
-                <w:color w:val="1F2937"/>
-                <w:sz w:val="18"/>
-                <w:szCs w:val="18"/>
+            <w:pPr>
+              <w:rPr>
+                <w:lang w:val="en-US"/>
+              </w:rPr>
+            </w:pPr>
+            <w:r>
+              <w:rPr>
+                <w:rFonts w:ascii="Consolas" w:eastAsia="Consolas" w:hAnsi="Consolas" w:cs="Consolas"/>
+                <w:color w:val="1F2937"/>
+                <w:sz w:val="18"/>
+                <w:szCs w:val="18"/>
+                <w:lang w:val="en-US"/>
               </w:rPr>
               <w:t xml:space="preserve">            ?? throw new NotFoundException($"Item {orderItemId} was not found.");</w:t>
             </w:r>
           </w:p>
           <w:p>
-            <w:r>
-              <w:rPr>
-                <w:rFonts w:ascii="Consolas" w:eastAsia="Consolas" w:hAnsi="Consolas" w:cs="Consolas"/>
-                <w:color w:val="1F2937"/>
-                <w:sz w:val="18"/>
-                <w:szCs w:val="18"/>
+            <w:pPr>
+              <w:rPr>
+                <w:lang w:val="en-US"/>
+              </w:rPr>
+            </w:pPr>
+            <w:r>
+              <w:rPr>
+                <w:rFonts w:ascii="Consolas" w:eastAsia="Consolas" w:hAnsi="Consolas" w:cs="Consolas"/>
+                <w:color w:val="1F2937"/>
+                <w:sz w:val="18"/>
+                <w:szCs w:val="18"/>
+                <w:lang w:val="en-US"/>
               </w:rPr>
               <w:t xml:space="preserve"> </w:t>
             </w:r>
           </w:p>
           <w:p>
-            <w:r>
-              <w:rPr>
-                <w:rFonts w:ascii="Consolas" w:eastAsia="Consolas" w:hAnsi="Consolas" w:cs="Consolas"/>
-                <w:color w:val="1F2937"/>
-                <w:sz w:val="18"/>
-                <w:szCs w:val="18"/>
+            <w:pPr>
+              <w:rPr>
+                <w:lang w:val="en-US"/>
+              </w:rPr>
+            </w:pPr>
+            <w:r>
+              <w:rPr>
+                <w:rFonts w:ascii="Consolas" w:eastAsia="Consolas" w:hAnsi="Consolas" w:cs="Consolas"/>
+                <w:color w:val="1F2937"/>
+                <w:sz w:val="18"/>
+                <w:szCs w:val="18"/>
+                <w:lang w:val="en-US"/>
               </w:rPr>
               <w:t xml:space="preserve">        _items.Remove(item);</w:t>
             </w:r>
           </w:p>
           <w:p>
-            <w:r>
-              <w:rPr>
-                <w:rFonts w:ascii="Consolas" w:eastAsia="Consolas" w:hAnsi="Consolas" w:cs="Consolas"/>
-                <w:color w:val="1F2937"/>
-                <w:sz w:val="18"/>
-                <w:szCs w:val="18"/>
+            <w:pPr>
+              <w:rPr>
+                <w:lang w:val="en-US"/>
+              </w:rPr>
+            </w:pPr>
+            <w:r>
+              <w:rPr>
+                <w:rFonts w:ascii="Consolas" w:eastAsia="Consolas" w:hAnsi="Consolas" w:cs="Consolas"/>
+                <w:color w:val="1F2937"/>
+                <w:sz w:val="18"/>
+                <w:szCs w:val="18"/>
+                <w:lang w:val="en-US"/>
               </w:rPr>
               <w:t xml:space="preserve">        RecalculateTotal();</w:t>
             </w:r>
           </w:p>
           <w:p>
-            <w:r>
-              <w:rPr>
-                <w:rFonts w:ascii="Consolas" w:eastAsia="Consolas" w:hAnsi="Consolas" w:cs="Consolas"/>
-                <w:color w:val="1F2937"/>
-                <w:sz w:val="18"/>
-                <w:szCs w:val="18"/>
+            <w:pPr>
+              <w:rPr>
+                <w:lang w:val="en-US"/>
+              </w:rPr>
+            </w:pPr>
+            <w:r>
+              <w:rPr>
+                <w:rFonts w:ascii="Consolas" w:eastAsia="Consolas" w:hAnsi="Consolas" w:cs="Consolas"/>
+                <w:color w:val="1F2937"/>
+                <w:sz w:val="18"/>
+                <w:szCs w:val="18"/>
+                <w:lang w:val="en-US"/>
               </w:rPr>
               <w:t xml:space="preserve">    }</w:t>
             </w:r>
           </w:p>
           <w:p>
-            <w:r>
-              <w:rPr>
-                <w:rFonts w:ascii="Consolas" w:eastAsia="Consolas" w:hAnsi="Consolas" w:cs="Consolas"/>
-                <w:color w:val="1F2937"/>
-                <w:sz w:val="18"/>
-                <w:szCs w:val="18"/>
+            <w:pPr>
+              <w:rPr>
+                <w:lang w:val="en-US"/>
+              </w:rPr>
+            </w:pPr>
+            <w:r>
+              <w:rPr>
+                <w:rFonts w:ascii="Consolas" w:eastAsia="Consolas" w:hAnsi="Consolas" w:cs="Consolas"/>
+                <w:color w:val="1F2937"/>
+                <w:sz w:val="18"/>
+                <w:szCs w:val="18"/>
+                <w:lang w:val="en-US"/>
               </w:rPr>
               <w:t xml:space="preserve"> </w:t>
             </w:r>
           </w:p>
           <w:p>
-            <w:r>
-              <w:rPr>
-                <w:rFonts w:ascii="Consolas" w:eastAsia="Consolas" w:hAnsi="Consolas" w:cs="Consolas"/>
-                <w:color w:val="1F2937"/>
-                <w:sz w:val="18"/>
-                <w:szCs w:val="18"/>
+            <w:pPr>
+              <w:rPr>
+                <w:lang w:val="en-US"/>
+              </w:rPr>
+            </w:pPr>
+            <w:r>
+              <w:rPr>
+                <w:rFonts w:ascii="Consolas" w:eastAsia="Consolas" w:hAnsi="Consolas" w:cs="Consolas"/>
+                <w:color w:val="1F2937"/>
+                <w:sz w:val="18"/>
+                <w:szCs w:val="18"/>
+                <w:lang w:val="en-US"/>
               </w:rPr>
               <w:t xml:space="preserve">    public void Place()</w:t>
             </w:r>
           </w:p>
           <w:p>
-            <w:r>
-              <w:rPr>
-                <w:rFonts w:ascii="Consolas" w:eastAsia="Consolas" w:hAnsi="Consolas" w:cs="Consolas"/>
-                <w:color w:val="1F2937"/>
-                <w:sz w:val="18"/>
-                <w:szCs w:val="18"/>
+            <w:pPr>
+              <w:rPr>
+                <w:lang w:val="en-US"/>
+              </w:rPr>
+            </w:pPr>
+            <w:r>
+              <w:rPr>
+                <w:rFonts w:ascii="Consolas" w:eastAsia="Consolas" w:hAnsi="Consolas" w:cs="Consolas"/>
+                <w:color w:val="1F2937"/>
+                <w:sz w:val="18"/>
+                <w:szCs w:val="18"/>
+                <w:lang w:val="en-US"/>
               </w:rPr>
               <w:t xml:space="preserve">    {</w:t>
             </w:r>
           </w:p>
           <w:p>
-            <w:r>
-              <w:rPr>
-                <w:rFonts w:ascii="Consolas" w:eastAsia="Consolas" w:hAnsi="Consolas" w:cs="Consolas"/>
-                <w:color w:val="1F2937"/>
-                <w:sz w:val="18"/>
-                <w:szCs w:val="18"/>
+            <w:pPr>
+              <w:rPr>
+                <w:lang w:val="en-US"/>
+              </w:rPr>
+            </w:pPr>
+            <w:r>
+              <w:rPr>
+                <w:rFonts w:ascii="Consolas" w:eastAsia="Consolas" w:hAnsi="Consolas" w:cs="Consolas"/>
+                <w:color w:val="1F2937"/>
+                <w:sz w:val="18"/>
+                <w:szCs w:val="18"/>
+                <w:lang w:val="en-US"/>
               </w:rPr>
               <w:t xml:space="preserve">        if (Status != OrderStatus.Draft)</w:t>
             </w:r>
           </w:p>
           <w:p>
-            <w:r>
-              <w:rPr>
-                <w:rFonts w:ascii="Consolas" w:eastAsia="Consolas" w:hAnsi="Consolas" w:cs="Consolas"/>
-                <w:color w:val="1F2937"/>
-                <w:sz w:val="18"/>
-                <w:szCs w:val="18"/>
+            <w:pPr>
+              <w:rPr>
+                <w:lang w:val="en-US"/>
+              </w:rPr>
+            </w:pPr>
+            <w:r>
+              <w:rPr>
+                <w:rFonts w:ascii="Consolas" w:eastAsia="Consolas" w:hAnsi="Consolas" w:cs="Consolas"/>
+                <w:color w:val="1F2937"/>
+                <w:sz w:val="18"/>
+                <w:szCs w:val="18"/>
+                <w:lang w:val="en-US"/>
               </w:rPr>
               <w:t xml:space="preserve">            throw new DomainException("Only a Draft order can be placed.");</w:t>
             </w:r>
           </w:p>
           <w:p>
-            <w:r>
-              <w:rPr>
-                <w:rFonts w:ascii="Consolas" w:eastAsia="Consolas" w:hAnsi="Consolas" w:cs="Consolas"/>
-                <w:color w:val="1F2937"/>
-                <w:sz w:val="18"/>
-                <w:szCs w:val="18"/>
+            <w:pPr>
+              <w:rPr>
+                <w:lang w:val="en-US"/>
+              </w:rPr>
+            </w:pPr>
+            <w:r>
+              <w:rPr>
+                <w:rFonts w:ascii="Consolas" w:eastAsia="Consolas" w:hAnsi="Consolas" w:cs="Consolas"/>
+                <w:color w:val="1F2937"/>
+                <w:sz w:val="18"/>
+                <w:szCs w:val="18"/>
+                <w:lang w:val="en-US"/>
               </w:rPr>
               <w:t xml:space="preserve">        if (!_items.Any())</w:t>
             </w:r>
           </w:p>
           <w:p>
-            <w:r>
-              <w:rPr>
-                <w:rFonts w:ascii="Consolas" w:eastAsia="Consolas" w:hAnsi="Consolas" w:cs="Consolas"/>
-                <w:color w:val="1F2937"/>
-                <w:sz w:val="18"/>
-                <w:szCs w:val="18"/>
+            <w:pPr>
+              <w:rPr>
+                <w:lang w:val="en-US"/>
+              </w:rPr>
+            </w:pPr>
+            <w:r>
+              <w:rPr>
+                <w:rFonts w:ascii="Consolas" w:eastAsia="Consolas" w:hAnsi="Consolas" w:cs="Consolas"/>
+                <w:color w:val="1F2937"/>
+                <w:sz w:val="18"/>
+                <w:szCs w:val="18"/>
+                <w:lang w:val="en-US"/>
               </w:rPr>
               <w:t xml:space="preserve">            throw new DomainException("An order must contain at least one item.");</w:t>
             </w:r>
           </w:p>
           <w:p>
-            <w:r>
-              <w:rPr>
-                <w:rFonts w:ascii="Consolas" w:eastAsia="Consolas" w:hAnsi="Consolas" w:cs="Consolas"/>
-                <w:color w:val="1F2937"/>
-                <w:sz w:val="18"/>
-                <w:szCs w:val="18"/>
+            <w:pPr>
+              <w:rPr>
+                <w:lang w:val="en-US"/>
+              </w:rPr>
+            </w:pPr>
+            <w:r>
+              <w:rPr>
+                <w:rFonts w:ascii="Consolas" w:eastAsia="Consolas" w:hAnsi="Consolas" w:cs="Consolas"/>
+                <w:color w:val="1F2937"/>
+                <w:sz w:val="18"/>
+                <w:szCs w:val="18"/>
+                <w:lang w:val="en-US"/>
               </w:rPr>
               <w:t xml:space="preserve"> </w:t>
             </w:r>
           </w:p>
           <w:p>
-            <w:r>
-              <w:rPr>
-                <w:rFonts w:ascii="Consolas" w:eastAsia="Consolas" w:hAnsi="Consolas" w:cs="Consolas"/>
-                <w:color w:val="1F2937"/>
-                <w:sz w:val="18"/>
-                <w:szCs w:val="18"/>
+            <w:pPr>
+              <w:rPr>
+                <w:lang w:val="en-US"/>
+              </w:rPr>
+            </w:pPr>
+            <w:r>
+              <w:rPr>
+                <w:rFonts w:ascii="Consolas" w:eastAsia="Consolas" w:hAnsi="Consolas" w:cs="Consolas"/>
+                <w:color w:val="1F2937"/>
+                <w:sz w:val="18"/>
+                <w:szCs w:val="18"/>
+                <w:lang w:val="en-US"/>
               </w:rPr>
               <w:t xml:space="preserve">        Status = OrderStatus.Placed;</w:t>
             </w:r>
           </w:p>
           <w:p>
-            <w:r>
-              <w:rPr>
-                <w:rFonts w:ascii="Consolas" w:eastAsia="Consolas" w:hAnsi="Consolas" w:cs="Consolas"/>
-                <w:color w:val="1F2937"/>
-                <w:sz w:val="18"/>
-                <w:szCs w:val="18"/>
+            <w:pPr>
+              <w:rPr>
+                <w:lang w:val="en-US"/>
+              </w:rPr>
+            </w:pPr>
+            <w:r>
+              <w:rPr>
+                <w:rFonts w:ascii="Consolas" w:eastAsia="Consolas" w:hAnsi="Consolas" w:cs="Consolas"/>
+                <w:color w:val="1F2937"/>
+                <w:sz w:val="18"/>
+                <w:szCs w:val="18"/>
+                <w:lang w:val="en-US"/>
               </w:rPr>
               <w:t xml:space="preserve">        UpdatedAt = DateTime.UtcNow;</w:t>
             </w:r>
           </w:p>
           <w:p>
-            <w:r>
-              <w:rPr>
-                <w:rFonts w:ascii="Consolas" w:eastAsia="Consolas" w:hAnsi="Consolas" w:cs="Consolas"/>
-                <w:color w:val="1F2937"/>
-                <w:sz w:val="18"/>
-                <w:szCs w:val="18"/>
+            <w:pPr>
+              <w:rPr>
+                <w:lang w:val="en-US"/>
+              </w:rPr>
+            </w:pPr>
+            <w:r>
+              <w:rPr>
+                <w:rFonts w:ascii="Consolas" w:eastAsia="Consolas" w:hAnsi="Consolas" w:cs="Consolas"/>
+                <w:color w:val="1F2937"/>
+                <w:sz w:val="18"/>
+                <w:szCs w:val="18"/>
+                <w:lang w:val="en-US"/>
               </w:rPr>
               <w:t xml:space="preserve">        // Domain events are covered in lesson 2.3</w:t>
             </w:r>
           </w:p>
           <w:p>
-            <w:r>
-              <w:rPr>
-                <w:rFonts w:ascii="Consolas" w:eastAsia="Consolas" w:hAnsi="Consolas" w:cs="Consolas"/>
-                <w:color w:val="1F2937"/>
-                <w:sz w:val="18"/>
-                <w:szCs w:val="18"/>
+            <w:pPr>
+              <w:rPr>
+                <w:lang w:val="en-US"/>
+              </w:rPr>
+            </w:pPr>
+            <w:r>
+              <w:rPr>
+                <w:rFonts w:ascii="Consolas" w:eastAsia="Consolas" w:hAnsi="Consolas" w:cs="Consolas"/>
+                <w:color w:val="1F2937"/>
+                <w:sz w:val="18"/>
+                <w:szCs w:val="18"/>
+                <w:lang w:val="en-US"/>
               </w:rPr>
               <w:t xml:space="preserve">    }</w:t>
             </w:r>
           </w:p>
           <w:p>
-            <w:r>
-              <w:rPr>
-                <w:rFonts w:ascii="Consolas" w:eastAsia="Consolas" w:hAnsi="Consolas" w:cs="Consolas"/>
-                <w:color w:val="1F2937"/>
-                <w:sz w:val="18"/>
-                <w:szCs w:val="18"/>
+            <w:pPr>
+              <w:rPr>
+                <w:lang w:val="en-US"/>
+              </w:rPr>
+            </w:pPr>
+            <w:r>
+              <w:rPr>
+                <w:rFonts w:ascii="Consolas" w:eastAsia="Consolas" w:hAnsi="Consolas" w:cs="Consolas"/>
+                <w:color w:val="1F2937"/>
+                <w:sz w:val="18"/>
+                <w:szCs w:val="18"/>
+                <w:lang w:val="en-US"/>
               </w:rPr>
               <w:t xml:space="preserve"> </w:t>
             </w:r>
           </w:p>
           <w:p>
-            <w:r>
-              <w:rPr>
-                <w:rFonts w:ascii="Consolas" w:eastAsia="Consolas" w:hAnsi="Consolas" w:cs="Consolas"/>
-                <w:color w:val="1F2937"/>
-                <w:sz w:val="18"/>
-                <w:szCs w:val="18"/>
+            <w:pPr>
+              <w:rPr>
+                <w:lang w:val="en-US"/>
+              </w:rPr>
+            </w:pPr>
+            <w:r>
+              <w:rPr>
+                <w:rFonts w:ascii="Consolas" w:eastAsia="Consolas" w:hAnsi="Consolas" w:cs="Consolas"/>
+                <w:color w:val="1F2937"/>
+                <w:sz w:val="18"/>
+                <w:szCs w:val="18"/>
+                <w:lang w:val="en-US"/>
               </w:rPr>
               <w:t xml:space="preserve">    private void RecalculateTotal()</w:t>
             </w:r>
           </w:p>
           <w:p>
-            <w:r>
-              <w:rPr>
-                <w:rFonts w:ascii="Consolas" w:eastAsia="Consolas" w:hAnsi="Consolas" w:cs="Consolas"/>
-                <w:color w:val="1F2937"/>
-                <w:sz w:val="18"/>
-                <w:szCs w:val="18"/>
+            <w:pPr>
+              <w:rPr>
+                <w:lang w:val="en-US"/>
+              </w:rPr>
+            </w:pPr>
+            <w:r>
+              <w:rPr>
+                <w:rFonts w:ascii="Consolas" w:eastAsia="Consolas" w:hAnsi="Consolas" w:cs="Consolas"/>
+                <w:color w:val="1F2937"/>
+                <w:sz w:val="18"/>
+                <w:szCs w:val="18"/>
+                <w:lang w:val="en-US"/>
               </w:rPr>
               <w:t xml:space="preserve">    {</w:t>
             </w:r>
           </w:p>
           <w:p>
-            <w:r>
-              <w:rPr>
-                <w:rFonts w:ascii="Consolas" w:eastAsia="Consolas" w:hAnsi="Consolas" w:cs="Consolas"/>
-                <w:color w:val="1F2937"/>
-                <w:sz w:val="18"/>
-                <w:szCs w:val="18"/>
+            <w:pPr>
+              <w:rPr>
+                <w:lang w:val="en-US"/>
+              </w:rPr>
+            </w:pPr>
+            <w:r>
+              <w:rPr>
+                <w:rFonts w:ascii="Consolas" w:eastAsia="Consolas" w:hAnsi="Consolas" w:cs="Consolas"/>
+                <w:color w:val="1F2937"/>
+                <w:sz w:val="18"/>
+                <w:szCs w:val="18"/>
+                <w:lang w:val="en-US"/>
               </w:rPr>
               <w:t xml:space="preserve">        TotalAmount = _items.Aggregate(</w:t>
             </w:r>
@@ -4658,8 +6364,18 @@
                 <w:color w:val="1F2937"/>
                 <w:sz w:val="18"/>
                 <w:szCs w:val="18"/>
-              </w:rPr>
-              <w:t xml:space="preserve">            Money.Zero("VND"),</w:t>
+                <w:lang w:val="en-US"/>
+              </w:rPr>
+              <w:t xml:space="preserve">            </w:t>
+            </w:r>
+            <w:r>
+              <w:rPr>
+                <w:rFonts w:ascii="Consolas" w:eastAsia="Consolas" w:hAnsi="Consolas" w:cs="Consolas"/>
+                <w:color w:val="1F2937"/>
+                <w:sz w:val="18"/>
+                <w:szCs w:val="18"/>
+              </w:rPr>
+              <w:t>Money.Zero("VND"),</w:t>
             </w:r>
           </w:p>
           <w:p>
@@ -4840,12 +6556,6 @@
         <w:gridCol w:w="10070"/>
       </w:tblGrid>
       <w:tr>
-        <w:tblPrEx>
-          <w:tblCellMar>
-            <w:top w:w="0" w:type="dxa"/>
-            <w:bottom w:w="0" w:type="dxa"/>
-          </w:tblCellMar>
-        </w:tblPrEx>
         <w:tc>
           <w:tcPr>
             <w:tcW w:w="9350" w:type="dxa"/>
@@ -5337,12 +7047,6 @@
         <w:gridCol w:w="10060"/>
       </w:tblGrid>
       <w:tr>
-        <w:tblPrEx>
-          <w:tblCellMar>
-            <w:top w:w="0" w:type="dxa"/>
-            <w:bottom w:w="0" w:type="dxa"/>
-          </w:tblCellMar>
-        </w:tblPrEx>
         <w:tc>
           <w:tcPr>
             <w:tcW w:w="9350" w:type="dxa"/>
@@ -5421,12 +7125,6 @@
         <w:gridCol w:w="10070"/>
       </w:tblGrid>
       <w:tr>
-        <w:tblPrEx>
-          <w:tblCellMar>
-            <w:top w:w="0" w:type="dxa"/>
-            <w:bottom w:w="0" w:type="dxa"/>
-          </w:tblCellMar>
-        </w:tblPrEx>
         <w:tc>
           <w:tcPr>
             <w:tcW w:w="9350" w:type="dxa"/>
@@ -5666,12 +7364,6 @@
         <w:gridCol w:w="10070"/>
       </w:tblGrid>
       <w:tr>
-        <w:tblPrEx>
-          <w:tblCellMar>
-            <w:top w:w="0" w:type="dxa"/>
-            <w:bottom w:w="0" w:type="dxa"/>
-          </w:tblCellMar>
-        </w:tblPrEx>
         <w:tc>
           <w:tcPr>
             <w:tcW w:w="9350" w:type="dxa"/>
@@ -6110,12 +7802,6 @@
         <w:gridCol w:w="10070"/>
       </w:tblGrid>
       <w:tr>
-        <w:tblPrEx>
-          <w:tblCellMar>
-            <w:top w:w="0" w:type="dxa"/>
-            <w:bottom w:w="0" w:type="dxa"/>
-          </w:tblCellMar>
-        </w:tblPrEx>
         <w:tc>
           <w:tcPr>
             <w:tcW w:w="9350" w:type="dxa"/>
@@ -6640,12 +8326,6 @@
         <w:gridCol w:w="10070"/>
       </w:tblGrid>
       <w:tr>
-        <w:tblPrEx>
-          <w:tblCellMar>
-            <w:top w:w="0" w:type="dxa"/>
-            <w:bottom w:w="0" w:type="dxa"/>
-          </w:tblCellMar>
-        </w:tblPrEx>
         <w:tc>
           <w:tcPr>
             <w:tcW w:w="9350" w:type="dxa"/>
@@ -7142,12 +8822,6 @@
         <w:gridCol w:w="3350"/>
       </w:tblGrid>
       <w:tr>
-        <w:tblPrEx>
-          <w:tblCellMar>
-            <w:top w:w="0" w:type="dxa"/>
-            <w:bottom w:w="0" w:type="dxa"/>
-          </w:tblCellMar>
-        </w:tblPrEx>
         <w:tc>
           <w:tcPr>
             <w:tcW w:w="2600" w:type="dxa"/>
@@ -7222,12 +8896,6 @@
         </w:tc>
       </w:tr>
       <w:tr>
-        <w:tblPrEx>
-          <w:tblCellMar>
-            <w:top w:w="0" w:type="dxa"/>
-            <w:bottom w:w="0" w:type="dxa"/>
-          </w:tblCellMar>
-        </w:tblPrEx>
         <w:tc>
           <w:tcPr>
             <w:tcW w:w="2600" w:type="dxa"/>
@@ -7293,12 +8961,6 @@
         </w:tc>
       </w:tr>
       <w:tr>
-        <w:tblPrEx>
-          <w:tblCellMar>
-            <w:top w:w="0" w:type="dxa"/>
-            <w:bottom w:w="0" w:type="dxa"/>
-          </w:tblCellMar>
-        </w:tblPrEx>
         <w:tc>
           <w:tcPr>
             <w:tcW w:w="2600" w:type="dxa"/>
@@ -7364,12 +9026,6 @@
         </w:tc>
       </w:tr>
       <w:tr>
-        <w:tblPrEx>
-          <w:tblCellMar>
-            <w:top w:w="0" w:type="dxa"/>
-            <w:bottom w:w="0" w:type="dxa"/>
-          </w:tblCellMar>
-        </w:tblPrEx>
         <w:tc>
           <w:tcPr>
             <w:tcW w:w="2600" w:type="dxa"/>
@@ -7435,12 +9091,6 @@
         </w:tc>
       </w:tr>
       <w:tr>
-        <w:tblPrEx>
-          <w:tblCellMar>
-            <w:top w:w="0" w:type="dxa"/>
-            <w:bottom w:w="0" w:type="dxa"/>
-          </w:tblCellMar>
-        </w:tblPrEx>
         <w:tc>
           <w:tcPr>
             <w:tcW w:w="2600" w:type="dxa"/>
@@ -7506,12 +9156,6 @@
         </w:tc>
       </w:tr>
       <w:tr>
-        <w:tblPrEx>
-          <w:tblCellMar>
-            <w:top w:w="0" w:type="dxa"/>
-            <w:bottom w:w="0" w:type="dxa"/>
-          </w:tblCellMar>
-        </w:tblPrEx>
         <w:tc>
           <w:tcPr>
             <w:tcW w:w="2600" w:type="dxa"/>
@@ -7596,12 +9240,6 @@
         </w:tc>
       </w:tr>
       <w:tr>
-        <w:tblPrEx>
-          <w:tblCellMar>
-            <w:top w:w="0" w:type="dxa"/>
-            <w:bottom w:w="0" w:type="dxa"/>
-          </w:tblCellMar>
-        </w:tblPrEx>
         <w:tc>
           <w:tcPr>
             <w:tcW w:w="2600" w:type="dxa"/>
@@ -7690,16 +9328,28 @@
     <w:p>
       <w:pPr>
         <w:pStyle w:val="Otsikko1"/>
+        <w:rPr>
+          <w:lang w:val="en-US"/>
+        </w:rPr>
       </w:pPr>
       <w:r>
+        <w:rPr>
+          <w:lang w:val="en-US"/>
+        </w:rPr>
         <w:t>Summary</w:t>
       </w:r>
     </w:p>
     <w:p>
       <w:pPr>
         <w:spacing w:after="160"/>
+        <w:rPr>
+          <w:lang w:val="en-US"/>
+        </w:rPr>
       </w:pPr>
       <w:r>
+        <w:rPr>
+          <w:lang w:val="en-US"/>
+        </w:rPr>
         <w:t>This lesson covered the following key points:</w:t>
       </w:r>
     </w:p>
@@ -7711,15 +9361,22 @@
           <w:numId w:val="2"/>
         </w:numPr>
         <w:spacing w:after="80"/>
+        <w:rPr>
+          <w:lang w:val="en-US"/>
+        </w:rPr>
       </w:pPr>
       <w:r>
         <w:rPr>
           <w:b/>
           <w:bCs/>
+          <w:lang w:val="en-US"/>
         </w:rPr>
         <w:t xml:space="preserve">Entity vs Value Object: </w:t>
       </w:r>
       <w:r>
+        <w:rPr>
+          <w:lang w:val="en-US"/>
+        </w:rPr>
         <w:t>distinguished by identity vs. value, not by complexity or simplicity</w:t>
       </w:r>
     </w:p>
@@ -7731,15 +9388,22 @@
           <w:numId w:val="2"/>
         </w:numPr>
         <w:spacing w:after="80"/>
+        <w:rPr>
+          <w:lang w:val="en-US"/>
+        </w:rPr>
       </w:pPr>
       <w:r>
         <w:rPr>
           <w:b/>
           <w:bCs/>
+          <w:lang w:val="en-US"/>
         </w:rPr>
         <w:t xml:space="preserve">Money and Address: </w:t>
       </w:r>
       <w:r>
+        <w:rPr>
+          <w:lang w:val="en-US"/>
+        </w:rPr>
         <w:t>concrete examples showing real benefits: type-safe, self-validating, clear semantics</w:t>
       </w:r>
     </w:p>
@@ -7751,15 +9415,22 @@
           <w:numId w:val="2"/>
         </w:numPr>
         <w:spacing w:after="80"/>
+        <w:rPr>
+          <w:lang w:val="en-US"/>
+        </w:rPr>
       </w:pPr>
       <w:r>
         <w:rPr>
           <w:b/>
           <w:bCs/>
+          <w:lang w:val="en-US"/>
         </w:rPr>
         <w:t xml:space="preserve">Order Aggregate: </w:t>
       </w:r>
       <w:r>
+        <w:rPr>
+          <w:lang w:val="en-US"/>
+        </w:rPr>
         <w:t>encapsulated invariants, private setters, factory methods, and a collection that isn't exposed</w:t>
       </w:r>
     </w:p>
@@ -7771,15 +9442,22 @@
           <w:numId w:val="2"/>
         </w:numPr>
         <w:spacing w:after="80"/>
+        <w:rPr>
+          <w:lang w:val="en-US"/>
+        </w:rPr>
       </w:pPr>
       <w:r>
         <w:rPr>
           <w:b/>
           <w:bCs/>
+          <w:lang w:val="en-US"/>
         </w:rPr>
         <w:t xml:space="preserve">The internal modifier: </w:t>
       </w:r>
       <w:r>
+        <w:rPr>
+          <w:lang w:val="en-US"/>
+        </w:rPr>
         <w:t>enforces the rule “create OrderItem only through Order” at the compiler level</w:t>
       </w:r>
     </w:p>
@@ -7791,96 +9469,39 @@
           <w:numId w:val="2"/>
         </w:numPr>
         <w:spacing w:after="80"/>
+        <w:rPr>
+          <w:lang w:val="en-US"/>
+        </w:rPr>
       </w:pPr>
       <w:r>
         <w:rPr>
           <w:b/>
           <w:bCs/>
+          <w:lang w:val="en-US"/>
         </w:rPr>
         <w:t xml:space="preserve">Simple unit tests: </w:t>
       </w:r>
       <w:r>
+        <w:rPr>
+          <w:lang w:val="en-US"/>
+        </w:rPr>
         <w:t>a pure domain can be tested without a database</w:t>
       </w:r>
     </w:p>
     <w:p>
       <w:pPr>
         <w:spacing w:after="120"/>
+        <w:rPr>
+          <w:lang w:val="en-US"/>
+        </w:rPr>
       </w:pPr>
     </w:p>
-    <w:tbl>
-      <w:tblPr>
-        <w:tblW w:w="5000" w:type="pct"/>
-        <w:tblBorders>
-          <w:top w:val="single" w:sz="4" w:space="0" w:color="auto"/>
-          <w:left w:val="single" w:sz="4" w:space="0" w:color="auto"/>
-          <w:bottom w:val="single" w:sz="4" w:space="0" w:color="auto"/>
-          <w:right w:val="single" w:sz="4" w:space="0" w:color="auto"/>
-          <w:insideH w:val="single" w:sz="4" w:space="0" w:color="auto"/>
-          <w:insideV w:val="single" w:sz="4" w:space="0" w:color="auto"/>
-        </w:tblBorders>
-        <w:tblCellMar>
-          <w:left w:w="10" w:type="dxa"/>
-          <w:right w:w="10" w:type="dxa"/>
-        </w:tblCellMar>
-        <w:tblLook w:val="04A0" w:firstRow="1" w:lastRow="0" w:firstColumn="1" w:lastColumn="0" w:noHBand="0" w:noVBand="1"/>
-      </w:tblPr>
-      <w:tblGrid>
-        <w:gridCol w:w="10060"/>
-      </w:tblGrid>
-      <w:tr>
-        <w:tblPrEx>
-          <w:tblCellMar>
-            <w:top w:w="0" w:type="dxa"/>
-            <w:bottom w:w="0" w:type="dxa"/>
-          </w:tblCellMar>
-        </w:tblPrEx>
-        <w:tc>
-          <w:tcPr>
-            <w:tcW w:w="9350" w:type="dxa"/>
-            <w:tcBorders>
-              <w:top w:val="single" w:sz="4" w:space="0" w:color="F0B429"/>
-              <w:left w:val="single" w:sz="12" w:space="0" w:color="F0B429"/>
-              <w:bottom w:val="single" w:sz="4" w:space="0" w:color="F0B429"/>
-              <w:right w:val="single" w:sz="4" w:space="0" w:color="F0B429"/>
-            </w:tcBorders>
-            <w:shd w:val="clear" w:color="auto" w:fill="FFF6E5"/>
-            <w:tcMar>
-              <w:top w:w="120" w:type="dxa"/>
-              <w:left w:w="180" w:type="dxa"/>
-              <w:bottom w:w="120" w:type="dxa"/>
-              <w:right w:w="180" w:type="dxa"/>
-            </w:tcMar>
-          </w:tcPr>
-          <w:p>
-            <w:pPr>
-              <w:spacing w:after="60"/>
-            </w:pPr>
-            <w:r>
-              <w:rPr>
-                <w:b/>
-                <w:bCs/>
-                <w:sz w:val="21"/>
-                <w:szCs w:val="21"/>
-              </w:rPr>
-              <w:t>📚 Next lesson: 2.2 — Aggregate and Aggregate Root</w:t>
-            </w:r>
-          </w:p>
-          <w:p>
-            <w:r>
-              <w:rPr>
-                <w:sz w:val="21"/>
-                <w:szCs w:val="21"/>
-              </w:rPr>
-              <w:t>A deeper look at how Order manages OrderItem, why OrderItem is never saved directly, and how to enforce business invariants more strictly through the Aggregate Root pattern.</w:t>
-            </w:r>
-          </w:p>
-        </w:tc>
-      </w:tr>
-    </w:tbl>
     <w:p>
       <w:pPr>
         <w:spacing w:after="100"/>
+        <w:rPr>
+          <w:lang w:val="en-US"/>
+        </w:rPr>
       </w:pPr>
     </w:p>
     <w:sectPr>
